--- a/pr-preview/pr-101/chapters/20-treatment-confounder-feedback-tracked-changes.docx
+++ b/pr-preview/pr-101/chapters/20-treatment-confounder-feedback-tracked-changes.docx
@@ -40,76 +40,120 @@
       <w:pPr>
         <w:pStyle w:val="FirstParagraph"/>
       </w:pPr>
-      <w:r>
-        <w:t xml:space="preserve">Chapter 19 identified sequential exchangeability as a key condition</w:t>
-      </w:r>
-      <w:r>
-        <w:t xml:space="preserve"> </w:t>
-      </w:r>
-      <w:r>
-        <w:t xml:space="preserve">for identifying the causal effects of time-varying treatments.</w:t>
-      </w:r>
-      <w:r>
-        <w:t xml:space="preserve"> </w:t>
-      </w:r>
-      <w:r>
-        <w:t xml:space="preserve">Suppose a study satisfies the strongest form of sequential exchangeability,</w:t>
-      </w:r>
-      <w:r>
-        <w:t xml:space="preserve"> </w:t>
-      </w:r>
-      <w:r>
-        <w:t xml:space="preserve">so the measured time-varying confounders suffice to estimate the effect of any treatment strategy.</w:t>
-      </w:r>
-      <w:r>
-        <w:t xml:space="preserve"> </w:t>
-      </w:r>
-      <w:r>
-        <w:t xml:space="preserve">Which confounding adjustment method should we then use?</w:t>
-      </w:r>
-      <w:r>
-        <w:t xml:space="preserve"> </w:t>
-      </w:r>
-      <w:r>
-        <w:t xml:space="preserve">The answer exposes a central problem for time-varying treatments:</w:t>
-      </w:r>
-      <w:r>
-        <w:t xml:space="preserve"> </w:t>
-      </w:r>
-      <w:r>
-        <w:rPr>
-          <w:b/>
-          <w:bCs/>
-        </w:rPr>
-        <w:t xml:space="preserve">treatment-confounder feedback</w:t>
-      </w:r>
-      <w:r>
-        <w:t xml:space="preserve">.</w:t>
-      </w:r>
-      <w:r>
-        <w:t xml:space="preserve"> </w:t>
-      </w:r>
-      <w:r>
-        <w:t xml:space="preserve">When it is present, traditional adjustment methods can be biased</w:t>
-      </w:r>
-      <w:r>
-        <w:t xml:space="preserve"> </w:t>
-      </w:r>
-      <w:r>
-        <w:t xml:space="preserve">even though all the information needed for valid estimation is available.</w:t>
-      </w:r>
-      <w:r>
-        <w:t xml:space="preserve"> </w:t>
-      </w:r>
-      <w:r>
-        <w:t xml:space="preserve">This chapter describes the structure of treatment-confounder feedback</w:t>
-      </w:r>
-      <w:r>
-        <w:t xml:space="preserve"> </w:t>
-      </w:r>
-      <w:r>
-        <w:t xml:space="preserve">and explains why traditional methods fail.</w:t>
-      </w:r>
+      <w:ins w:id="1" w:author="PR Preview" w:date="2024-01-01T00:00:00Z">
+        <w:r>
+          <w:t xml:space="preserve">Chapter 19 identified sequential exchangeability as a key condition</w:t>
+        </w:r>
+      </w:ins>
+      <w:ins w:id="1" w:author="PR Preview" w:date="2024-01-01T00:00:00Z">
+        <w:r>
+          <w:t xml:space="preserve"> </w:t>
+        </w:r>
+      </w:ins>
+      <w:ins w:id="1" w:author="PR Preview" w:date="2024-01-01T00:00:00Z">
+        <w:r>
+          <w:t xml:space="preserve">for identifying the causal effects of time-varying treatments.</w:t>
+        </w:r>
+      </w:ins>
+      <w:ins w:id="1" w:author="PR Preview" w:date="2024-01-01T00:00:00Z">
+        <w:r>
+          <w:t xml:space="preserve"> </w:t>
+        </w:r>
+      </w:ins>
+      <w:ins w:id="1" w:author="PR Preview" w:date="2024-01-01T00:00:00Z">
+        <w:r>
+          <w:t xml:space="preserve">Suppose a study satisfies the strongest form of sequential exchangeability,</w:t>
+        </w:r>
+      </w:ins>
+      <w:ins w:id="1" w:author="PR Preview" w:date="2024-01-01T00:00:00Z">
+        <w:r>
+          <w:t xml:space="preserve"> </w:t>
+        </w:r>
+      </w:ins>
+      <w:ins w:id="1" w:author="PR Preview" w:date="2024-01-01T00:00:00Z">
+        <w:r>
+          <w:t xml:space="preserve">so the measured time-varying confounders suffice to estimate the effect of any treatment strategy.</w:t>
+        </w:r>
+      </w:ins>
+      <w:ins w:id="1" w:author="PR Preview" w:date="2024-01-01T00:00:00Z">
+        <w:r>
+          <w:t xml:space="preserve"> </w:t>
+        </w:r>
+      </w:ins>
+      <w:ins w:id="1" w:author="PR Preview" w:date="2024-01-01T00:00:00Z">
+        <w:r>
+          <w:t xml:space="preserve">Which confounding adjustment method should we then use?</w:t>
+        </w:r>
+      </w:ins>
+      <w:ins w:id="1" w:author="PR Preview" w:date="2024-01-01T00:00:00Z">
+        <w:r>
+          <w:t xml:space="preserve"> </w:t>
+        </w:r>
+      </w:ins>
+      <w:ins w:id="1" w:author="PR Preview" w:date="2024-01-01T00:00:00Z">
+        <w:r>
+          <w:t xml:space="preserve">The answer exposes a central problem for time-varying treatments:</w:t>
+        </w:r>
+      </w:ins>
+      <w:ins w:id="1" w:author="PR Preview" w:date="2024-01-01T00:00:00Z">
+        <w:r>
+          <w:t xml:space="preserve"> </w:t>
+        </w:r>
+      </w:ins>
+      <w:ins w:id="1" w:author="PR Preview" w:date="2024-01-01T00:00:00Z">
+        <w:r>
+          <w:rPr>
+            <w:b/>
+            <w:bCs/>
+          </w:rPr>
+          <w:t xml:space="preserve">treatment-confounder feedback</w:t>
+        </w:r>
+      </w:ins>
+      <w:ins w:id="1" w:author="PR Preview" w:date="2024-01-01T00:00:00Z">
+        <w:r>
+          <w:t xml:space="preserve">.</w:t>
+        </w:r>
+      </w:ins>
+      <w:ins w:id="1" w:author="PR Preview" w:date="2024-01-01T00:00:00Z">
+        <w:r>
+          <w:t xml:space="preserve"> </w:t>
+        </w:r>
+      </w:ins>
+      <w:ins w:id="1" w:author="PR Preview" w:date="2024-01-01T00:00:00Z">
+        <w:r>
+          <w:t xml:space="preserve">When it is present, traditional adjustment methods can be biased</w:t>
+        </w:r>
+      </w:ins>
+      <w:ins w:id="1" w:author="PR Preview" w:date="2024-01-01T00:00:00Z">
+        <w:r>
+          <w:t xml:space="preserve"> </w:t>
+        </w:r>
+      </w:ins>
+      <w:ins w:id="1" w:author="PR Preview" w:date="2024-01-01T00:00:00Z">
+        <w:r>
+          <w:t xml:space="preserve">even though all the information needed for valid estimation is available.</w:t>
+        </w:r>
+      </w:ins>
+      <w:ins w:id="1" w:author="PR Preview" w:date="2024-01-01T00:00:00Z">
+        <w:r>
+          <w:t xml:space="preserve"> </w:t>
+        </w:r>
+      </w:ins>
+      <w:ins w:id="1" w:author="PR Preview" w:date="2024-01-01T00:00:00Z">
+        <w:r>
+          <w:t xml:space="preserve">This chapter describes the structure of treatment-confounder feedback</w:t>
+        </w:r>
+      </w:ins>
+      <w:ins w:id="1" w:author="PR Preview" w:date="2024-01-01T00:00:00Z">
+        <w:r>
+          <w:t xml:space="preserve"> </w:t>
+        </w:r>
+      </w:ins>
+      <w:ins w:id="1" w:author="PR Preview" w:date="2024-01-01T00:00:00Z">
+        <w:r>
+          <w:t xml:space="preserve">and explains why traditional methods fail.</w:t>
+        </w:r>
+      </w:ins>
     </w:p>
     <w:p>
       <w:pPr>
@@ -132,25 +176,35 @@
       <w:pPr>
         <w:pStyle w:val="BodyText"/>
       </w:pPr>
-      <w:r>
-        <w:rPr>
-          <w:b/>
-          <w:bCs/>
-        </w:rPr>
-        <w:t xml:space="preserve">Key insight</w:t>
-      </w:r>
-      <w:r>
-        <w:t xml:space="preserve">: with treatment-confounder feedback,</w:t>
-      </w:r>
-      <w:r>
-        <w:t xml:space="preserve"> </w:t>
-      </w:r>
-      <w:r>
-        <w:t xml:space="preserve">a time-varying confounder</w:t>
-      </w:r>
-      <w:r>
-        <w:t xml:space="preserve"> </w:t>
-      </w:r>
+      <w:ins w:id="3" w:author="PR Preview" w:date="2024-01-01T00:00:00Z">
+        <w:r>
+          <w:rPr>
+            <w:b/>
+            <w:bCs/>
+          </w:rPr>
+          <w:t xml:space="preserve">Key insight</w:t>
+        </w:r>
+      </w:ins>
+      <w:ins w:id="3" w:author="PR Preview" w:date="2024-01-01T00:00:00Z">
+        <w:r>
+          <w:t xml:space="preserve">: with treatment-confounder feedback,</w:t>
+        </w:r>
+      </w:ins>
+      <w:ins w:id="3" w:author="PR Preview" w:date="2024-01-01T00:00:00Z">
+        <w:r>
+          <w:t xml:space="preserve"> </w:t>
+        </w:r>
+      </w:ins>
+      <w:ins w:id="3" w:author="PR Preview" w:date="2024-01-01T00:00:00Z">
+        <w:r>
+          <w:t xml:space="preserve">a time-varying confounder</w:t>
+        </w:r>
+      </w:ins>
+      <w:ins w:id="3" w:author="PR Preview" w:date="2024-01-01T00:00:00Z">
+        <w:r>
+          <w:t xml:space="preserve"> </w:t>
+        </w:r>
+      </w:ins>
       <m:oMath>
         <m:sSub>
           <m:e>
@@ -165,15 +219,21 @@
           </m:sub>
         </m:sSub>
       </m:oMath>
-      <w:r>
-        <w:t xml:space="preserve"> </w:t>
-      </w:r>
-      <w:r>
-        <w:t xml:space="preserve">is also affected by (or shares causes with) earlier treatment</w:t>
-      </w:r>
-      <w:r>
-        <w:t xml:space="preserve"> </w:t>
-      </w:r>
+      <w:ins w:id="3" w:author="PR Preview" w:date="2024-01-01T00:00:00Z">
+        <w:r>
+          <w:t xml:space="preserve"> </w:t>
+        </w:r>
+      </w:ins>
+      <w:ins w:id="3" w:author="PR Preview" w:date="2024-01-01T00:00:00Z">
+        <w:r>
+          <w:t xml:space="preserve">is also affected by (or shares causes with) earlier treatment</w:t>
+        </w:r>
+      </w:ins>
+      <w:ins w:id="3" w:author="PR Preview" w:date="2024-01-01T00:00:00Z">
+        <w:r>
+          <w:t xml:space="preserve"> </w:t>
+        </w:r>
+      </w:ins>
       <m:oMath>
         <m:sSub>
           <m:e>
@@ -188,18 +248,26 @@
           </m:sub>
         </m:sSub>
       </m:oMath>
-      <w:r>
-        <w:t xml:space="preserve">.</w:t>
-      </w:r>
-      <w:r>
-        <w:t xml:space="preserve"> </w:t>
-      </w:r>
-      <w:r>
-        <w:t xml:space="preserve">Stratifying on</w:t>
-      </w:r>
-      <w:r>
-        <w:t xml:space="preserve"> </w:t>
-      </w:r>
+      <w:ins w:id="3" w:author="PR Preview" w:date="2024-01-01T00:00:00Z">
+        <w:r>
+          <w:t xml:space="preserve">.</w:t>
+        </w:r>
+      </w:ins>
+      <w:ins w:id="3" w:author="PR Preview" w:date="2024-01-01T00:00:00Z">
+        <w:r>
+          <w:t xml:space="preserve"> </w:t>
+        </w:r>
+      </w:ins>
+      <w:ins w:id="3" w:author="PR Preview" w:date="2024-01-01T00:00:00Z">
+        <w:r>
+          <w:t xml:space="preserve">Stratifying on</w:t>
+        </w:r>
+      </w:ins>
+      <w:ins w:id="3" w:author="PR Preview" w:date="2024-01-01T00:00:00Z">
+        <w:r>
+          <w:t xml:space="preserve"> </w:t>
+        </w:r>
+      </w:ins>
       <m:oMath>
         <m:sSub>
           <m:e>
@@ -214,15 +282,21 @@
           </m:sub>
         </m:sSub>
       </m:oMath>
-      <w:r>
-        <w:t xml:space="preserve"> </w:t>
-      </w:r>
-      <w:r>
-        <w:t xml:space="preserve">removes confounding for the later treatment</w:t>
-      </w:r>
-      <w:r>
-        <w:t xml:space="preserve"> </w:t>
-      </w:r>
+      <w:ins w:id="3" w:author="PR Preview" w:date="2024-01-01T00:00:00Z">
+        <w:r>
+          <w:t xml:space="preserve"> </w:t>
+        </w:r>
+      </w:ins>
+      <w:ins w:id="3" w:author="PR Preview" w:date="2024-01-01T00:00:00Z">
+        <w:r>
+          <w:t xml:space="preserve">removes confounding for the later treatment</w:t>
+        </w:r>
+      </w:ins>
+      <w:ins w:id="3" w:author="PR Preview" w:date="2024-01-01T00:00:00Z">
+        <w:r>
+          <w:t xml:space="preserve"> </w:t>
+        </w:r>
+      </w:ins>
       <m:oMath>
         <m:sSub>
           <m:e>
@@ -237,15 +311,21 @@
           </m:sub>
         </m:sSub>
       </m:oMath>
-      <w:r>
-        <w:t xml:space="preserve"> </w:t>
-      </w:r>
-      <w:r>
-        <w:t xml:space="preserve">but opens a collider path that creates selection bias for</w:t>
-      </w:r>
-      <w:r>
-        <w:t xml:space="preserve"> </w:t>
-      </w:r>
+      <w:ins w:id="3" w:author="PR Preview" w:date="2024-01-01T00:00:00Z">
+        <w:r>
+          <w:t xml:space="preserve"> </w:t>
+        </w:r>
+      </w:ins>
+      <w:ins w:id="3" w:author="PR Preview" w:date="2024-01-01T00:00:00Z">
+        <w:r>
+          <w:t xml:space="preserve">but opens a collider path that creates selection bias for</w:t>
+        </w:r>
+      </w:ins>
+      <w:ins w:id="3" w:author="PR Preview" w:date="2024-01-01T00:00:00Z">
+        <w:r>
+          <w:t xml:space="preserve"> </w:t>
+        </w:r>
+      </w:ins>
       <m:oMath>
         <m:sSub>
           <m:e>
@@ -260,18 +340,26 @@
           </m:sub>
         </m:sSub>
       </m:oMath>
-      <w:r>
-        <w:t xml:space="preserve">.</w:t>
-      </w:r>
-      <w:r>
-        <w:t xml:space="preserve"> </w:t>
-      </w:r>
-      <w:r>
-        <w:t xml:space="preserve">Not adjusting for</w:t>
-      </w:r>
-      <w:r>
-        <w:t xml:space="preserve"> </w:t>
-      </w:r>
+      <w:ins w:id="3" w:author="PR Preview" w:date="2024-01-01T00:00:00Z">
+        <w:r>
+          <w:t xml:space="preserve">.</w:t>
+        </w:r>
+      </w:ins>
+      <w:ins w:id="3" w:author="PR Preview" w:date="2024-01-01T00:00:00Z">
+        <w:r>
+          <w:t xml:space="preserve"> </w:t>
+        </w:r>
+      </w:ins>
+      <w:ins w:id="3" w:author="PR Preview" w:date="2024-01-01T00:00:00Z">
+        <w:r>
+          <w:t xml:space="preserve">Not adjusting for</w:t>
+        </w:r>
+      </w:ins>
+      <w:ins w:id="3" w:author="PR Preview" w:date="2024-01-01T00:00:00Z">
+        <w:r>
+          <w:t xml:space="preserve"> </w:t>
+        </w:r>
+      </w:ins>
       <m:oMath>
         <m:sSub>
           <m:e>
@@ -286,15 +374,21 @@
           </m:sub>
         </m:sSub>
       </m:oMath>
-      <w:r>
-        <w:t xml:space="preserve"> </w:t>
-      </w:r>
-      <w:r>
-        <w:t xml:space="preserve">leaves</w:t>
-      </w:r>
-      <w:r>
-        <w:t xml:space="preserve"> </w:t>
-      </w:r>
+      <w:ins w:id="3" w:author="PR Preview" w:date="2024-01-01T00:00:00Z">
+        <w:r>
+          <w:t xml:space="preserve"> </w:t>
+        </w:r>
+      </w:ins>
+      <w:ins w:id="3" w:author="PR Preview" w:date="2024-01-01T00:00:00Z">
+        <w:r>
+          <w:t xml:space="preserve">leaves</w:t>
+        </w:r>
+      </w:ins>
+      <w:ins w:id="3" w:author="PR Preview" w:date="2024-01-01T00:00:00Z">
+        <w:r>
+          <w:t xml:space="preserve"> </w:t>
+        </w:r>
+      </w:ins>
       <m:oMath>
         <m:sSub>
           <m:e>
@@ -309,24 +403,36 @@
           </m:sub>
         </m:sSub>
       </m:oMath>
-      <w:r>
-        <w:t xml:space="preserve"> </w:t>
-      </w:r>
-      <w:r>
-        <w:t xml:space="preserve">confounded.</w:t>
-      </w:r>
-      <w:r>
-        <w:t xml:space="preserve"> </w:t>
-      </w:r>
-      <w:r>
-        <w:t xml:space="preserve">Either way the estimate of a treatment-strategy effect is biased;</w:t>
-      </w:r>
-      <w:r>
-        <w:t xml:space="preserve"> </w:t>
-      </w:r>
-      <w:r>
-        <w:t xml:space="preserve">g-methods (Chapter 21) avoid both problems.</w:t>
-      </w:r>
+      <w:ins w:id="3" w:author="PR Preview" w:date="2024-01-01T00:00:00Z">
+        <w:r>
+          <w:t xml:space="preserve"> </w:t>
+        </w:r>
+      </w:ins>
+      <w:ins w:id="3" w:author="PR Preview" w:date="2024-01-01T00:00:00Z">
+        <w:r>
+          <w:t xml:space="preserve">confounded.</w:t>
+        </w:r>
+      </w:ins>
+      <w:ins w:id="3" w:author="PR Preview" w:date="2024-01-01T00:00:00Z">
+        <w:r>
+          <w:t xml:space="preserve"> </w:t>
+        </w:r>
+      </w:ins>
+      <w:ins w:id="3" w:author="PR Preview" w:date="2024-01-01T00:00:00Z">
+        <w:r>
+          <w:t xml:space="preserve">Either way the estimate of a treatment-strategy effect is biased;</w:t>
+        </w:r>
+      </w:ins>
+      <w:ins w:id="3" w:author="PR Preview" w:date="2024-01-01T00:00:00Z">
+        <w:r>
+          <w:t xml:space="preserve"> </w:t>
+        </w:r>
+      </w:ins>
+      <w:ins w:id="3" w:author="PR Preview" w:date="2024-01-01T00:00:00Z">
+        <w:r>
+          <w:t xml:space="preserve">g-methods (Chapter 21) avoid both problems.</w:t>
+        </w:r>
+      </w:ins>
     </w:p>
     <w:bookmarkStart w:id="17" w:name="Xa1e60ad8993a1f8bbd25ff714bfb43ea5377648"/>
     <w:p>
@@ -348,9 +454,11 @@
       <w:pPr>
         <w:pStyle w:val="FirstParagraph"/>
       </w:pPr>
-      <w:r>
-        <w:t xml:space="preserve">Return to the sequentially randomized HIV trial of Chapter 19:</w:t>
-      </w:r>
+      <w:ins w:id="6" w:author="PR Preview" w:date="2024-01-01T00:00:00Z">
+        <w:r>
+          <w:t xml:space="preserve">Return to the sequentially randomized HIV trial of Chapter 19:</w:t>
+        </w:r>
+      </w:ins>
     </w:p>
     <w:p>
       <w:pPr>
@@ -360,12 +468,16 @@
           <w:numId w:val="1001"/>
         </w:numPr>
       </w:pPr>
-      <w:r>
-        <w:t xml:space="preserve">treatment</w:t>
-      </w:r>
-      <w:r>
-        <w:t xml:space="preserve"> </w:t>
-      </w:r>
+      <w:ins w:id="7" w:author="PR Preview" w:date="2024-01-01T00:00:00Z">
+        <w:r>
+          <w:t xml:space="preserve">treatment</w:t>
+        </w:r>
+      </w:ins>
+      <w:ins w:id="7" w:author="PR Preview" w:date="2024-01-01T00:00:00Z">
+        <w:r>
+          <w:t xml:space="preserve"> </w:t>
+        </w:r>
+      </w:ins>
       <m:oMath>
         <m:sSub>
           <m:e>
@@ -380,15 +492,21 @@
           </m:sub>
         </m:sSub>
       </m:oMath>
-      <w:r>
-        <w:t xml:space="preserve"> </w:t>
-      </w:r>
-      <w:r>
-        <w:t xml:space="preserve">(1: treated, 0: untreated) at each month</w:t>
-      </w:r>
-      <w:r>
-        <w:t xml:space="preserve"> </w:t>
-      </w:r>
+      <w:ins w:id="7" w:author="PR Preview" w:date="2024-01-01T00:00:00Z">
+        <w:r>
+          <w:t xml:space="preserve"> </w:t>
+        </w:r>
+      </w:ins>
+      <w:ins w:id="7" w:author="PR Preview" w:date="2024-01-01T00:00:00Z">
+        <w:r>
+          <w:t xml:space="preserve">(1: treated, 0: untreated) at each month</w:t>
+        </w:r>
+      </w:ins>
+      <w:ins w:id="7" w:author="PR Preview" w:date="2024-01-01T00:00:00Z">
+        <w:r>
+          <w:t xml:space="preserve"> </w:t>
+        </w:r>
+      </w:ins>
       <m:oMath>
         <m:r>
           <m:t>k</m:t>
@@ -433,9 +551,11 @@
           <m:t>K</m:t>
         </m:r>
       </m:oMath>
-      <w:r>
-        <w:t xml:space="preserve">;</w:t>
-      </w:r>
+      <w:ins w:id="7" w:author="PR Preview" w:date="2024-01-01T00:00:00Z">
+        <w:r>
+          <w:t xml:space="preserve">;</w:t>
+        </w:r>
+      </w:ins>
     </w:p>
     <w:p>
       <w:pPr>
@@ -445,12 +565,16 @@
           <w:numId w:val="1001"/>
         </w:numPr>
       </w:pPr>
-      <w:r>
-        <w:t xml:space="preserve">covariates</w:t>
-      </w:r>
-      <w:r>
-        <w:t xml:space="preserve"> </w:t>
-      </w:r>
+      <w:ins w:id="8" w:author="PR Preview" w:date="2024-01-01T00:00:00Z">
+        <w:r>
+          <w:t xml:space="preserve">covariates</w:t>
+        </w:r>
+      </w:ins>
+      <w:ins w:id="8" w:author="PR Preview" w:date="2024-01-01T00:00:00Z">
+        <w:r>
+          <w:t xml:space="preserve"> </w:t>
+        </w:r>
+      </w:ins>
       <m:oMath>
         <m:sSub>
           <m:e>
@@ -465,12 +589,16 @@
           </m:sub>
         </m:sSub>
       </m:oMath>
-      <w:r>
-        <w:t xml:space="preserve"> </w:t>
-      </w:r>
-      <w:r>
-        <w:t xml:space="preserve">(CD4 cell count) at each month;</w:t>
-      </w:r>
+      <w:ins w:id="8" w:author="PR Preview" w:date="2024-01-01T00:00:00Z">
+        <w:r>
+          <w:t xml:space="preserve"> </w:t>
+        </w:r>
+      </w:ins>
+      <w:ins w:id="8" w:author="PR Preview" w:date="2024-01-01T00:00:00Z">
+        <w:r>
+          <w:t xml:space="preserve">(CD4 cell count) at each month;</w:t>
+        </w:r>
+      </w:ins>
     </w:p>
     <w:p>
       <w:pPr>
@@ -480,26 +608,36 @@
           <w:numId w:val="1001"/>
         </w:numPr>
       </w:pPr>
-      <w:r>
-        <w:t xml:space="preserve">an outcome</w:t>
-      </w:r>
-      <w:r>
-        <w:t xml:space="preserve"> </w:t>
-      </w:r>
+      <w:ins w:id="9" w:author="PR Preview" w:date="2024-01-01T00:00:00Z">
+        <w:r>
+          <w:t xml:space="preserve">an outcome</w:t>
+        </w:r>
+      </w:ins>
+      <w:ins w:id="9" w:author="PR Preview" w:date="2024-01-01T00:00:00Z">
+        <w:r>
+          <w:t xml:space="preserve"> </w:t>
+        </w:r>
+      </w:ins>
       <m:oMath>
         <m:r>
           <m:t>Y</m:t>
         </m:r>
       </m:oMath>
-      <w:r>
-        <w:t xml:space="preserve"> </w:t>
-      </w:r>
-      <w:r>
-        <w:t xml:space="preserve">measuring health status at month</w:t>
-      </w:r>
-      <w:r>
-        <w:t xml:space="preserve"> </w:t>
-      </w:r>
+      <w:ins w:id="9" w:author="PR Preview" w:date="2024-01-01T00:00:00Z">
+        <w:r>
+          <w:t xml:space="preserve"> </w:t>
+        </w:r>
+      </w:ins>
+      <w:ins w:id="9" w:author="PR Preview" w:date="2024-01-01T00:00:00Z">
+        <w:r>
+          <w:t xml:space="preserve">measuring health status at month</w:t>
+        </w:r>
+      </w:ins>
+      <w:ins w:id="9" w:author="PR Preview" w:date="2024-01-01T00:00:00Z">
+        <w:r>
+          <w:t xml:space="preserve"> </w:t>
+        </w:r>
+      </w:ins>
       <m:oMath>
         <m:r>
           <m:t>K</m:t>
@@ -514,20 +652,26 @@
           <m:t>1</m:t>
         </m:r>
       </m:oMath>
-      <w:r>
-        <w:t xml:space="preserve">.</w:t>
-      </w:r>
+      <w:ins w:id="9" w:author="PR Preview" w:date="2024-01-01T00:00:00Z">
+        <w:r>
+          <w:t xml:space="preserve">.</w:t>
+        </w:r>
+      </w:ins>
     </w:p>
     <w:p>
       <w:pPr>
         <w:pStyle w:val="FirstParagraph"/>
       </w:pPr>
-      <w:r>
-        <w:t xml:space="preserve">The time-varying covariates</w:t>
-      </w:r>
-      <w:r>
-        <w:t xml:space="preserve"> </w:t>
-      </w:r>
+      <w:ins w:id="10" w:author="PR Preview" w:date="2024-01-01T00:00:00Z">
+        <w:r>
+          <w:t xml:space="preserve">The time-varying covariates</w:t>
+        </w:r>
+      </w:ins>
+      <w:ins w:id="10" w:author="PR Preview" w:date="2024-01-01T00:00:00Z">
+        <w:r>
+          <w:t xml:space="preserve"> </w:t>
+        </w:r>
+      </w:ins>
       <m:oMath>
         <m:sSub>
           <m:e>
@@ -542,21 +686,31 @@
           </m:sub>
         </m:sSub>
       </m:oMath>
-      <w:r>
-        <w:t xml:space="preserve"> </w:t>
-      </w:r>
-      <w:r>
-        <w:t xml:space="preserve">are time-varying confounders:</w:t>
-      </w:r>
-      <w:r>
-        <w:t xml:space="preserve"> </w:t>
-      </w:r>
-      <w:r>
-        <w:t xml:space="preserve">CD4 count</w:t>
-      </w:r>
-      <w:r>
-        <w:t xml:space="preserve"> </w:t>
-      </w:r>
+      <w:ins w:id="10" w:author="PR Preview" w:date="2024-01-01T00:00:00Z">
+        <w:r>
+          <w:t xml:space="preserve"> </w:t>
+        </w:r>
+      </w:ins>
+      <w:ins w:id="10" w:author="PR Preview" w:date="2024-01-01T00:00:00Z">
+        <w:r>
+          <w:t xml:space="preserve">are time-varying confounders:</w:t>
+        </w:r>
+      </w:ins>
+      <w:ins w:id="10" w:author="PR Preview" w:date="2024-01-01T00:00:00Z">
+        <w:r>
+          <w:t xml:space="preserve"> </w:t>
+        </w:r>
+      </w:ins>
+      <w:ins w:id="10" w:author="PR Preview" w:date="2024-01-01T00:00:00Z">
+        <w:r>
+          <w:t xml:space="preserve">CD4 count</w:t>
+        </w:r>
+      </w:ins>
+      <w:ins w:id="10" w:author="PR Preview" w:date="2024-01-01T00:00:00Z">
+        <w:r>
+          <w:t xml:space="preserve"> </w:t>
+        </w:r>
+      </w:ins>
       <m:oMath>
         <m:sSub>
           <m:e>
@@ -571,15 +725,21 @@
           </m:sub>
         </m:sSub>
       </m:oMath>
-      <w:r>
-        <w:t xml:space="preserve"> </w:t>
-      </w:r>
-      <w:r>
-        <w:t xml:space="preserve">affects treatment</w:t>
-      </w:r>
-      <w:r>
-        <w:t xml:space="preserve"> </w:t>
-      </w:r>
+      <w:ins w:id="10" w:author="PR Preview" w:date="2024-01-01T00:00:00Z">
+        <w:r>
+          <w:t xml:space="preserve"> </w:t>
+        </w:r>
+      </w:ins>
+      <w:ins w:id="10" w:author="PR Preview" w:date="2024-01-01T00:00:00Z">
+        <w:r>
+          <w:t xml:space="preserve">affects treatment</w:t>
+        </w:r>
+      </w:ins>
+      <w:ins w:id="10" w:author="PR Preview" w:date="2024-01-01T00:00:00Z">
+        <w:r>
+          <w:t xml:space="preserve"> </w:t>
+        </w:r>
+      </w:ins>
       <m:oMath>
         <m:sSub>
           <m:e>
@@ -594,18 +754,26 @@
           </m:sub>
         </m:sSub>
       </m:oMath>
-      <w:r>
-        <w:t xml:space="preserve">.</w:t>
-      </w:r>
-      <w:r>
-        <w:t xml:space="preserve"> </w:t>
-      </w:r>
-      <w:r>
-        <w:t xml:space="preserve">In addition, treatment</w:t>
-      </w:r>
-      <w:r>
-        <w:t xml:space="preserve"> </w:t>
-      </w:r>
+      <w:ins w:id="10" w:author="PR Preview" w:date="2024-01-01T00:00:00Z">
+        <w:r>
+          <w:t xml:space="preserve">.</w:t>
+        </w:r>
+      </w:ins>
+      <w:ins w:id="10" w:author="PR Preview" w:date="2024-01-01T00:00:00Z">
+        <w:r>
+          <w:t xml:space="preserve"> </w:t>
+        </w:r>
+      </w:ins>
+      <w:ins w:id="10" w:author="PR Preview" w:date="2024-01-01T00:00:00Z">
+        <w:r>
+          <w:t xml:space="preserve">In addition, treatment</w:t>
+        </w:r>
+      </w:ins>
+      <w:ins w:id="10" w:author="PR Preview" w:date="2024-01-01T00:00:00Z">
+        <w:r>
+          <w:t xml:space="preserve"> </w:t>
+        </w:r>
+      </w:ins>
       <m:oMath>
         <m:sSub>
           <m:e>
@@ -629,15 +797,21 @@
           </m:sub>
         </m:sSub>
       </m:oMath>
-      <w:r>
-        <w:t xml:space="preserve"> </w:t>
-      </w:r>
-      <w:r>
-        <w:t xml:space="preserve">raises future CD4 count</w:t>
-      </w:r>
-      <w:r>
-        <w:t xml:space="preserve"> </w:t>
-      </w:r>
+      <w:ins w:id="10" w:author="PR Preview" w:date="2024-01-01T00:00:00Z">
+        <w:r>
+          <w:t xml:space="preserve"> </w:t>
+        </w:r>
+      </w:ins>
+      <w:ins w:id="10" w:author="PR Preview" w:date="2024-01-01T00:00:00Z">
+        <w:r>
+          <w:t xml:space="preserve">raises future CD4 count</w:t>
+        </w:r>
+      </w:ins>
+      <w:ins w:id="10" w:author="PR Preview" w:date="2024-01-01T00:00:00Z">
+        <w:r>
+          <w:t xml:space="preserve"> </w:t>
+        </w:r>
+      </w:ins>
       <m:oMath>
         <m:sSub>
           <m:e>
@@ -652,9 +826,11 @@
           </m:sub>
         </m:sSub>
       </m:oMath>
-      <w:r>
-        <w:t xml:space="preserve">.</w:t>
-      </w:r>
+      <w:ins w:id="10" w:author="PR Preview" w:date="2024-01-01T00:00:00Z">
+        <w:r>
+          <w:t xml:space="preserve">.</w:t>
+        </w:r>
+      </w:ins>
     </w:p>
     <w:tbl>
       <w:tblPr>
@@ -879,34 +1055,50 @@
       <w:pPr>
         <w:pStyle w:val="FirstParagraph"/>
       </w:pPr>
-      <w:r>
-        <w:t xml:space="preserve">Time-varying confounding can occur</w:t>
-      </w:r>
-      <w:r>
-        <w:t xml:space="preserve"> </w:t>
-      </w:r>
-      <w:r>
-        <w:rPr>
-          <w:i/>
-          <w:iCs/>
-        </w:rPr>
-        <w:t xml:space="preserve">without</w:t>
-      </w:r>
-      <w:r>
-        <w:t xml:space="preserve"> </w:t>
-      </w:r>
-      <w:r>
-        <w:t xml:space="preserve">treatment-confounder feedback.</w:t>
-      </w:r>
-      <w:r>
-        <w:t xml:space="preserve"> </w:t>
-      </w:r>
-      <w:r>
-        <w:t xml:space="preserve">In the book’s Figure 20.2, the arrows from</w:t>
-      </w:r>
-      <w:r>
-        <w:t xml:space="preserve"> </w:t>
-      </w:r>
+      <w:ins w:id="14" w:author="PR Preview" w:date="2024-01-01T00:00:00Z">
+        <w:r>
+          <w:t xml:space="preserve">Time-varying confounding can occur</w:t>
+        </w:r>
+      </w:ins>
+      <w:ins w:id="14" w:author="PR Preview" w:date="2024-01-01T00:00:00Z">
+        <w:r>
+          <w:t xml:space="preserve"> </w:t>
+        </w:r>
+      </w:ins>
+      <w:ins w:id="14" w:author="PR Preview" w:date="2024-01-01T00:00:00Z">
+        <w:r>
+          <w:rPr>
+            <w:i/>
+            <w:iCs/>
+          </w:rPr>
+          <w:t xml:space="preserve">without</w:t>
+        </w:r>
+      </w:ins>
+      <w:ins w:id="14" w:author="PR Preview" w:date="2024-01-01T00:00:00Z">
+        <w:r>
+          <w:t xml:space="preserve"> </w:t>
+        </w:r>
+      </w:ins>
+      <w:ins w:id="14" w:author="PR Preview" w:date="2024-01-01T00:00:00Z">
+        <w:r>
+          <w:t xml:space="preserve">treatment-confounder feedback.</w:t>
+        </w:r>
+      </w:ins>
+      <w:ins w:id="14" w:author="PR Preview" w:date="2024-01-01T00:00:00Z">
+        <w:r>
+          <w:t xml:space="preserve"> </w:t>
+        </w:r>
+      </w:ins>
+      <w:ins w:id="14" w:author="PR Preview" w:date="2024-01-01T00:00:00Z">
+        <w:r>
+          <w:t xml:space="preserve">In the book’s Figure 20.2, the arrows from</w:t>
+        </w:r>
+      </w:ins>
+      <w:ins w:id="14" w:author="PR Preview" w:date="2024-01-01T00:00:00Z">
+        <w:r>
+          <w:t xml:space="preserve"> </w:t>
+        </w:r>
+      </w:ins>
       <m:oMath>
         <m:sSub>
           <m:e>
@@ -930,15 +1122,21 @@
           </m:sub>
         </m:sSub>
       </m:oMath>
-      <w:r>
-        <w:t xml:space="preserve"> </w:t>
-      </w:r>
-      <w:r>
-        <w:t xml:space="preserve">to</w:t>
-      </w:r>
-      <w:r>
-        <w:t xml:space="preserve"> </w:t>
-      </w:r>
+      <w:ins w:id="14" w:author="PR Preview" w:date="2024-01-01T00:00:00Z">
+        <w:r>
+          <w:t xml:space="preserve"> </w:t>
+        </w:r>
+      </w:ins>
+      <w:ins w:id="14" w:author="PR Preview" w:date="2024-01-01T00:00:00Z">
+        <w:r>
+          <w:t xml:space="preserve">to</w:t>
+        </w:r>
+      </w:ins>
+      <w:ins w:id="14" w:author="PR Preview" w:date="2024-01-01T00:00:00Z">
+        <w:r>
+          <w:t xml:space="preserve"> </w:t>
+        </w:r>
+      </w:ins>
       <m:oMath>
         <m:sSub>
           <m:e>
@@ -953,15 +1151,21 @@
           </m:sub>
         </m:sSub>
       </m:oMath>
-      <w:r>
-        <w:t xml:space="preserve"> </w:t>
-      </w:r>
-      <w:r>
-        <w:t xml:space="preserve">and to</w:t>
-      </w:r>
-      <w:r>
-        <w:t xml:space="preserve"> </w:t>
-      </w:r>
+      <w:ins w:id="14" w:author="PR Preview" w:date="2024-01-01T00:00:00Z">
+        <w:r>
+          <w:t xml:space="preserve"> </w:t>
+        </w:r>
+      </w:ins>
+      <w:ins w:id="14" w:author="PR Preview" w:date="2024-01-01T00:00:00Z">
+        <w:r>
+          <w:t xml:space="preserve">and to</w:t>
+        </w:r>
+      </w:ins>
+      <w:ins w:id="14" w:author="PR Preview" w:date="2024-01-01T00:00:00Z">
+        <w:r>
+          <w:t xml:space="preserve"> </w:t>
+        </w:r>
+      </w:ins>
       <m:oMath>
         <m:sSub>
           <m:e>
@@ -976,15 +1180,21 @@
           </m:sub>
         </m:sSub>
       </m:oMath>
-      <w:r>
-        <w:t xml:space="preserve"> </w:t>
-      </w:r>
-      <w:r>
-        <w:t xml:space="preserve">are deleted:</w:t>
-      </w:r>
-      <w:r>
-        <w:t xml:space="preserve"> </w:t>
-      </w:r>
+      <w:ins w:id="14" w:author="PR Preview" w:date="2024-01-01T00:00:00Z">
+        <w:r>
+          <w:t xml:space="preserve"> </w:t>
+        </w:r>
+      </w:ins>
+      <w:ins w:id="14" w:author="PR Preview" w:date="2024-01-01T00:00:00Z">
+        <w:r>
+          <w:t xml:space="preserve">are deleted:</w:t>
+        </w:r>
+      </w:ins>
+      <w:ins w:id="14" w:author="PR Preview" w:date="2024-01-01T00:00:00Z">
+        <w:r>
+          <w:t xml:space="preserve"> </w:t>
+        </w:r>
+      </w:ins>
       <m:oMath>
         <m:sSub>
           <m:e>
@@ -999,15 +1209,21 @@
           </m:sub>
         </m:sSub>
       </m:oMath>
-      <w:r>
-        <w:t xml:space="preserve"> </w:t>
-      </w:r>
-      <w:r>
-        <w:t xml:space="preserve">still confounds the effect of</w:t>
-      </w:r>
-      <w:r>
-        <w:t xml:space="preserve"> </w:t>
-      </w:r>
+      <w:ins w:id="14" w:author="PR Preview" w:date="2024-01-01T00:00:00Z">
+        <w:r>
+          <w:t xml:space="preserve"> </w:t>
+        </w:r>
+      </w:ins>
+      <w:ins w:id="14" w:author="PR Preview" w:date="2024-01-01T00:00:00Z">
+        <w:r>
+          <w:t xml:space="preserve">still confounds the effect of</w:t>
+        </w:r>
+      </w:ins>
+      <w:ins w:id="14" w:author="PR Preview" w:date="2024-01-01T00:00:00Z">
+        <w:r>
+          <w:t xml:space="preserve"> </w:t>
+        </w:r>
+      </w:ins>
       <m:oMath>
         <m:sSub>
           <m:e>
@@ -1022,21 +1238,31 @@
           </m:sub>
         </m:sSub>
       </m:oMath>
-      <w:r>
-        <w:t xml:space="preserve">,</w:t>
-      </w:r>
-      <w:r>
-        <w:t xml:space="preserve"> </w:t>
-      </w:r>
-      <w:r>
-        <w:t xml:space="preserve">but it is not affected by prior treatment.</w:t>
-      </w:r>
-      <w:r>
-        <w:t xml:space="preserve"> </w:t>
-      </w:r>
-      <w:r>
-        <w:t xml:space="preserve">There is time-varying confounding but no feedback.</w:t>
-      </w:r>
+      <w:ins w:id="14" w:author="PR Preview" w:date="2024-01-01T00:00:00Z">
+        <w:r>
+          <w:t xml:space="preserve">,</w:t>
+        </w:r>
+      </w:ins>
+      <w:ins w:id="14" w:author="PR Preview" w:date="2024-01-01T00:00:00Z">
+        <w:r>
+          <w:t xml:space="preserve"> </w:t>
+        </w:r>
+      </w:ins>
+      <w:ins w:id="14" w:author="PR Preview" w:date="2024-01-01T00:00:00Z">
+        <w:r>
+          <w:t xml:space="preserve">but it is not affected by prior treatment.</w:t>
+        </w:r>
+      </w:ins>
+      <w:ins w:id="14" w:author="PR Preview" w:date="2024-01-01T00:00:00Z">
+        <w:r>
+          <w:t xml:space="preserve"> </w:t>
+        </w:r>
+      </w:ins>
+      <w:ins w:id="14" w:author="PR Preview" w:date="2024-01-01T00:00:00Z">
+        <w:r>
+          <w:t xml:space="preserve">There is time-varying confounding but no feedback.</w:t>
+        </w:r>
+      </w:ins>
     </w:p>
     <w:tbl>
       <w:tblPr>
@@ -1371,21 +1597,31 @@
       <w:pPr>
         <w:pStyle w:val="FirstParagraph"/>
       </w:pPr>
-      <w:r>
-        <w:t xml:space="preserve">The smallest diagram that shows treatment-confounder feedback in a two-time-point</w:t>
-      </w:r>
-      <w:r>
-        <w:t xml:space="preserve"> </w:t>
-      </w:r>
-      <w:r>
-        <w:t xml:space="preserve">sequentially randomized trial is the book’s Figure 20.3.</w:t>
-      </w:r>
-      <w:r>
-        <w:t xml:space="preserve"> </w:t>
-      </w:r>
-      <w:r>
-        <w:t xml:space="preserve">Its arrows include, among others,</w:t>
-      </w:r>
+      <w:ins w:id="1017" w:author="PR Preview" w:date="2024-01-01T00:00:00Z">
+        <w:r>
+          <w:t xml:space="preserve">The smallest diagram that shows treatment-confounder feedback in a two-time-point</w:t>
+        </w:r>
+      </w:ins>
+      <w:ins w:id="1017" w:author="PR Preview" w:date="2024-01-01T00:00:00Z">
+        <w:r>
+          <w:t xml:space="preserve"> </w:t>
+        </w:r>
+      </w:ins>
+      <w:ins w:id="1017" w:author="PR Preview" w:date="2024-01-01T00:00:00Z">
+        <w:r>
+          <w:t xml:space="preserve">sequentially randomized trial is the book’s Figure 20.3.</w:t>
+        </w:r>
+      </w:ins>
+      <w:ins w:id="1017" w:author="PR Preview" w:date="2024-01-01T00:00:00Z">
+        <w:r>
+          <w:t xml:space="preserve"> </w:t>
+        </w:r>
+      </w:ins>
+      <w:ins w:id="1017" w:author="PR Preview" w:date="2024-01-01T00:00:00Z">
+        <w:r>
+          <w:t xml:space="preserve">Its arrows include, among others,</w:t>
+        </w:r>
+      </w:ins>
     </w:p>
     <w:p>
       <w:pPr>
@@ -1547,9 +1783,11 @@
       <w:pPr>
         <w:pStyle w:val="FirstParagraph"/>
       </w:pPr>
-      <w:r>
-        <w:t xml:space="preserve">It makes four simplifications relative to Figure 20.1:</w:t>
-      </w:r>
+      <w:ins w:id="1019" w:author="PR Preview" w:date="2024-01-01T00:00:00Z">
+        <w:r>
+          <w:t xml:space="preserve">It makes four simplifications relative to Figure 20.1:</w:t>
+        </w:r>
+      </w:ins>
     </w:p>
     <w:p>
       <w:pPr>
@@ -1559,12 +1797,16 @@
           <w:numId w:val="1002"/>
         </w:numPr>
       </w:pPr>
-      <w:r>
-        <w:t xml:space="preserve">no baseline node</w:t>
-      </w:r>
-      <w:r>
-        <w:t xml:space="preserve"> </w:t>
-      </w:r>
+      <w:ins w:id="1020" w:author="PR Preview" w:date="2024-01-01T00:00:00Z">
+        <w:r>
+          <w:t xml:space="preserve">no baseline node</w:t>
+        </w:r>
+      </w:ins>
+      <w:ins w:id="1020" w:author="PR Preview" w:date="2024-01-01T00:00:00Z">
+        <w:r>
+          <w:t xml:space="preserve"> </w:t>
+        </w:r>
+      </w:ins>
       <m:oMath>
         <m:sSub>
           <m:e>
@@ -1579,12 +1821,16 @@
           </m:sub>
         </m:sSub>
       </m:oMath>
-      <w:r>
-        <w:t xml:space="preserve">:</w:t>
-      </w:r>
-      <w:r>
-        <w:t xml:space="preserve"> </w:t>
-      </w:r>
+      <w:ins w:id="1020" w:author="PR Preview" w:date="2024-01-01T00:00:00Z">
+        <w:r>
+          <w:t xml:space="preserve">:</w:t>
+        </w:r>
+      </w:ins>
+      <w:ins w:id="1020" w:author="PR Preview" w:date="2024-01-01T00:00:00Z">
+        <w:r>
+          <w:t xml:space="preserve"> </w:t>
+        </w:r>
+      </w:ins>
       <m:oMath>
         <m:sSub>
           <m:e>
@@ -1599,15 +1845,21 @@
           </m:sub>
         </m:sSub>
       </m:oMath>
-      <w:r>
-        <w:t xml:space="preserve"> </w:t>
-      </w:r>
-      <w:r>
-        <w:t xml:space="preserve">is marginally randomized and</w:t>
-      </w:r>
-      <w:r>
-        <w:t xml:space="preserve"> </w:t>
-      </w:r>
+      <w:ins w:id="1020" w:author="PR Preview" w:date="2024-01-01T00:00:00Z">
+        <w:r>
+          <w:t xml:space="preserve"> </w:t>
+        </w:r>
+      </w:ins>
+      <w:ins w:id="1020" w:author="PR Preview" w:date="2024-01-01T00:00:00Z">
+        <w:r>
+          <w:t xml:space="preserve">is marginally randomized and</w:t>
+        </w:r>
+      </w:ins>
+      <w:ins w:id="1020" w:author="PR Preview" w:date="2024-01-01T00:00:00Z">
+        <w:r>
+          <w:t xml:space="preserve"> </w:t>
+        </w:r>
+      </w:ins>
       <m:oMath>
         <m:sSub>
           <m:e>
@@ -1622,15 +1874,21 @@
           </m:sub>
         </m:sSub>
       </m:oMath>
-      <w:r>
-        <w:t xml:space="preserve"> </w:t>
-      </w:r>
-      <w:r>
-        <w:t xml:space="preserve">is randomized conditional on</w:t>
-      </w:r>
-      <w:r>
-        <w:t xml:space="preserve"> </w:t>
-      </w:r>
+      <w:ins w:id="1020" w:author="PR Preview" w:date="2024-01-01T00:00:00Z">
+        <w:r>
+          <w:t xml:space="preserve"> </w:t>
+        </w:r>
+      </w:ins>
+      <w:ins w:id="1020" w:author="PR Preview" w:date="2024-01-01T00:00:00Z">
+        <w:r>
+          <w:t xml:space="preserve">is randomized conditional on</w:t>
+        </w:r>
+      </w:ins>
+      <w:ins w:id="1020" w:author="PR Preview" w:date="2024-01-01T00:00:00Z">
+        <w:r>
+          <w:t xml:space="preserve"> </w:t>
+        </w:r>
+      </w:ins>
       <m:oMath>
         <m:sSub>
           <m:e>
@@ -1645,9 +1903,11 @@
           </m:sub>
         </m:sSub>
       </m:oMath>
-      <w:r>
-        <w:t xml:space="preserve">;</w:t>
-      </w:r>
+      <w:ins w:id="1020" w:author="PR Preview" w:date="2024-01-01T00:00:00Z">
+        <w:r>
+          <w:t xml:space="preserve">;</w:t>
+        </w:r>
+      </w:ins>
     </w:p>
     <w:p>
       <w:pPr>
@@ -1657,12 +1917,16 @@
           <w:numId w:val="1002"/>
         </w:numPr>
       </w:pPr>
-      <w:r>
-        <w:t xml:space="preserve">no unmeasured</w:t>
-      </w:r>
-      <w:r>
-        <w:t xml:space="preserve"> </w:t>
-      </w:r>
+      <w:ins w:id="1021" w:author="PR Preview" w:date="2024-01-01T00:00:00Z">
+        <w:r>
+          <w:t xml:space="preserve">no unmeasured</w:t>
+        </w:r>
+      </w:ins>
+      <w:ins w:id="1021" w:author="PR Preview" w:date="2024-01-01T00:00:00Z">
+        <w:r>
+          <w:t xml:space="preserve"> </w:t>
+        </w:r>
+      </w:ins>
       <m:oMath>
         <m:sSub>
           <m:e>
@@ -1677,9 +1941,11 @@
           </m:sub>
         </m:sSub>
       </m:oMath>
-      <w:r>
-        <w:t xml:space="preserve">;</w:t>
-      </w:r>
+      <w:ins w:id="1021" w:author="PR Preview" w:date="2024-01-01T00:00:00Z">
+        <w:r>
+          <w:t xml:space="preserve">;</w:t>
+        </w:r>
+      </w:ins>
     </w:p>
     <w:p>
       <w:pPr>
@@ -1689,12 +1955,16 @@
           <w:numId w:val="1002"/>
         </w:numPr>
       </w:pPr>
-      <w:r>
-        <w:t xml:space="preserve">no arrow</w:t>
-      </w:r>
-      <w:r>
-        <w:t xml:space="preserve"> </w:t>
-      </w:r>
+      <w:ins w:id="1022" w:author="PR Preview" w:date="2024-01-01T00:00:00Z">
+        <w:r>
+          <w:t xml:space="preserve">no arrow</w:t>
+        </w:r>
+      </w:ins>
+      <w:ins w:id="1022" w:author="PR Preview" w:date="2024-01-01T00:00:00Z">
+        <w:r>
+          <w:t xml:space="preserve"> </w:t>
+        </w:r>
+      </w:ins>
       <m:oMath>
         <m:sSub>
           <m:e>
@@ -1727,12 +1997,16 @@
           </m:sub>
         </m:sSub>
       </m:oMath>
-      <w:r>
-        <w:t xml:space="preserve">: treatment at time 1 is assigned using</w:t>
-      </w:r>
-      <w:r>
-        <w:t xml:space="preserve"> </w:t>
-      </w:r>
+      <w:ins w:id="1022" w:author="PR Preview" w:date="2024-01-01T00:00:00Z">
+        <w:r>
+          <w:t xml:space="preserve">: treatment at time 1 is assigned using</w:t>
+        </w:r>
+      </w:ins>
+      <w:ins w:id="1022" w:author="PR Preview" w:date="2024-01-01T00:00:00Z">
+        <w:r>
+          <w:t xml:space="preserve"> </w:t>
+        </w:r>
+      </w:ins>
       <m:oMath>
         <m:sSub>
           <m:e>
@@ -1747,12 +2021,16 @@
           </m:sub>
         </m:sSub>
       </m:oMath>
-      <w:r>
-        <w:t xml:space="preserve"> </w:t>
-      </w:r>
-      <w:r>
-        <w:t xml:space="preserve">only;</w:t>
-      </w:r>
+      <w:ins w:id="1022" w:author="PR Preview" w:date="2024-01-01T00:00:00Z">
+        <w:r>
+          <w:t xml:space="preserve"> </w:t>
+        </w:r>
+      </w:ins>
+      <w:ins w:id="1022" w:author="PR Preview" w:date="2024-01-01T00:00:00Z">
+        <w:r>
+          <w:t xml:space="preserve">only;</w:t>
+        </w:r>
+      </w:ins>
     </w:p>
     <w:p>
       <w:pPr>
@@ -1762,12 +2040,16 @@
           <w:numId w:val="1002"/>
         </w:numPr>
       </w:pPr>
-      <w:r>
-        <w:t xml:space="preserve">no arrows from</w:t>
-      </w:r>
-      <w:r>
-        <w:t xml:space="preserve"> </w:t>
-      </w:r>
+      <w:ins w:id="1023" w:author="PR Preview" w:date="2024-01-01T00:00:00Z">
+        <w:r>
+          <w:t xml:space="preserve">no arrows from</w:t>
+        </w:r>
+      </w:ins>
+      <w:ins w:id="1023" w:author="PR Preview" w:date="2024-01-01T00:00:00Z">
+        <w:r>
+          <w:t xml:space="preserve"> </w:t>
+        </w:r>
+      </w:ins>
       <m:oMath>
         <m:sSub>
           <m:e>
@@ -1782,12 +2064,16 @@
           </m:sub>
         </m:sSub>
       </m:oMath>
-      <w:r>
-        <w:t xml:space="preserve">,</w:t>
-      </w:r>
-      <w:r>
-        <w:t xml:space="preserve"> </w:t>
-      </w:r>
+      <w:ins w:id="1023" w:author="PR Preview" w:date="2024-01-01T00:00:00Z">
+        <w:r>
+          <w:t xml:space="preserve">,</w:t>
+        </w:r>
+      </w:ins>
+      <w:ins w:id="1023" w:author="PR Preview" w:date="2024-01-01T00:00:00Z">
+        <w:r>
+          <w:t xml:space="preserve"> </w:t>
+        </w:r>
+      </w:ins>
       <m:oMath>
         <m:sSub>
           <m:e>
@@ -1802,12 +2088,16 @@
           </m:sub>
         </m:sSub>
       </m:oMath>
-      <w:r>
-        <w:t xml:space="preserve">, or</w:t>
-      </w:r>
-      <w:r>
-        <w:t xml:space="preserve"> </w:t>
-      </w:r>
+      <w:ins w:id="1023" w:author="PR Preview" w:date="2024-01-01T00:00:00Z">
+        <w:r>
+          <w:t xml:space="preserve">, or</w:t>
+        </w:r>
+      </w:ins>
+      <w:ins w:id="1023" w:author="PR Preview" w:date="2024-01-01T00:00:00Z">
+        <w:r>
+          <w:t xml:space="preserve"> </w:t>
+        </w:r>
+      </w:ins>
       <m:oMath>
         <m:sSub>
           <m:e>
@@ -1822,39 +2112,55 @@
           </m:sub>
         </m:sSub>
       </m:oMath>
-      <w:r>
-        <w:t xml:space="preserve"> </w:t>
-      </w:r>
-      <w:r>
-        <w:t xml:space="preserve">into</w:t>
-      </w:r>
-      <w:r>
-        <w:t xml:space="preserve"> </w:t>
-      </w:r>
+      <w:ins w:id="1023" w:author="PR Preview" w:date="2024-01-01T00:00:00Z">
+        <w:r>
+          <w:t xml:space="preserve"> </w:t>
+        </w:r>
+      </w:ins>
+      <w:ins w:id="1023" w:author="PR Preview" w:date="2024-01-01T00:00:00Z">
+        <w:r>
+          <w:t xml:space="preserve">into</w:t>
+        </w:r>
+      </w:ins>
+      <w:ins w:id="1023" w:author="PR Preview" w:date="2024-01-01T00:00:00Z">
+        <w:r>
+          <w:t xml:space="preserve"> </w:t>
+        </w:r>
+      </w:ins>
       <m:oMath>
         <m:r>
           <m:t>Y</m:t>
         </m:r>
       </m:oMath>
-      <w:r>
-        <w:t xml:space="preserve">: the</w:t>
-      </w:r>
-      <w:r>
-        <w:t xml:space="preserve"> </w:t>
-      </w:r>
-      <w:r>
-        <w:rPr>
-          <w:b/>
-          <w:bCs/>
-        </w:rPr>
-        <w:t xml:space="preserve">sharp null</w:t>
-      </w:r>
-      <w:r>
-        <w:t xml:space="preserve"> </w:t>
-      </w:r>
-      <w:r>
-        <w:t xml:space="preserve">holds.</w:t>
-      </w:r>
+      <w:ins w:id="1023" w:author="PR Preview" w:date="2024-01-01T00:00:00Z">
+        <w:r>
+          <w:t xml:space="preserve">: the</w:t>
+        </w:r>
+      </w:ins>
+      <w:ins w:id="1023" w:author="PR Preview" w:date="2024-01-01T00:00:00Z">
+        <w:r>
+          <w:t xml:space="preserve"> </w:t>
+        </w:r>
+      </w:ins>
+      <w:ins w:id="1023" w:author="PR Preview" w:date="2024-01-01T00:00:00Z">
+        <w:r>
+          <w:rPr>
+            <w:b/>
+            <w:bCs/>
+          </w:rPr>
+          <w:t xml:space="preserve">sharp null</w:t>
+        </w:r>
+      </w:ins>
+      <w:ins w:id="1023" w:author="PR Preview" w:date="2024-01-01T00:00:00Z">
+        <w:r>
+          <w:t xml:space="preserve"> </w:t>
+        </w:r>
+      </w:ins>
+      <w:ins w:id="1023" w:author="PR Preview" w:date="2024-01-01T00:00:00Z">
+        <w:r>
+          <w:t xml:space="preserve">holds.</w:t>
+        </w:r>
+      </w:ins>
     </w:p>
     <w:p>
       <w:pPr>
@@ -1874,12 +2180,16 @@
       <w:pPr>
         <w:pStyle w:val="BodyText"/>
       </w:pPr>
-      <w:r>
-        <w:t xml:space="preserve">Because Figure 20.3 has no forward-directed path from</w:t>
-      </w:r>
-      <w:r>
-        <w:t xml:space="preserve"> </w:t>
-      </w:r>
+      <w:ins w:id="1025" w:author="PR Preview" w:date="2024-01-01T00:00:00Z">
+        <w:r>
+          <w:t xml:space="preserve">Because Figure 20.3 has no forward-directed path from</w:t>
+        </w:r>
+      </w:ins>
+      <w:ins w:id="1025" w:author="PR Preview" w:date="2024-01-01T00:00:00Z">
+        <w:r>
+          <w:t xml:space="preserve"> </w:t>
+        </w:r>
+      </w:ins>
       <m:oMath>
         <m:sSub>
           <m:e>
@@ -1894,15 +2204,21 @@
           </m:sub>
         </m:sSub>
       </m:oMath>
-      <w:r>
-        <w:t xml:space="preserve"> </w:t>
-      </w:r>
-      <w:r>
-        <w:t xml:space="preserve">or</w:t>
-      </w:r>
-      <w:r>
-        <w:t xml:space="preserve"> </w:t>
-      </w:r>
+      <w:ins w:id="1025" w:author="PR Preview" w:date="2024-01-01T00:00:00Z">
+        <w:r>
+          <w:t xml:space="preserve"> </w:t>
+        </w:r>
+      </w:ins>
+      <w:ins w:id="1025" w:author="PR Preview" w:date="2024-01-01T00:00:00Z">
+        <w:r>
+          <w:t xml:space="preserve">or</w:t>
+        </w:r>
+      </w:ins>
+      <w:ins w:id="1025" w:author="PR Preview" w:date="2024-01-01T00:00:00Z">
+        <w:r>
+          <w:t xml:space="preserve"> </w:t>
+        </w:r>
+      </w:ins>
       <m:oMath>
         <m:sSub>
           <m:e>
@@ -1917,53 +2233,81 @@
           </m:sub>
         </m:sSub>
       </m:oMath>
-      <w:r>
-        <w:t xml:space="preserve"> </w:t>
-      </w:r>
-      <w:r>
-        <w:t xml:space="preserve">to</w:t>
-      </w:r>
-      <w:r>
-        <w:t xml:space="preserve"> </w:t>
-      </w:r>
+      <w:ins w:id="1025" w:author="PR Preview" w:date="2024-01-01T00:00:00Z">
+        <w:r>
+          <w:t xml:space="preserve"> </w:t>
+        </w:r>
+      </w:ins>
+      <w:ins w:id="1025" w:author="PR Preview" w:date="2024-01-01T00:00:00Z">
+        <w:r>
+          <w:t xml:space="preserve">to</w:t>
+        </w:r>
+      </w:ins>
+      <w:ins w:id="1025" w:author="PR Preview" w:date="2024-01-01T00:00:00Z">
+        <w:r>
+          <w:t xml:space="preserve"> </w:t>
+        </w:r>
+      </w:ins>
       <m:oMath>
         <m:r>
           <m:t>Y</m:t>
         </m:r>
       </m:oMath>
-      <w:r>
-        <w:t xml:space="preserve">,</w:t>
-      </w:r>
-      <w:r>
-        <w:t xml:space="preserve"> </w:t>
-      </w:r>
-      <w:r>
-        <w:t xml:space="preserve">the true average causal effect of</w:t>
-      </w:r>
-      <w:r>
-        <w:t xml:space="preserve"> </w:t>
-      </w:r>
-      <w:r>
-        <w:t xml:space="preserve">“always treat”</w:t>
-      </w:r>
-      <w:r>
-        <w:t xml:space="preserve"> </w:t>
-      </w:r>
-      <w:r>
-        <w:t xml:space="preserve">versus</w:t>
-      </w:r>
-      <w:r>
-        <w:t xml:space="preserve"> </w:t>
-      </w:r>
-      <w:r>
-        <w:t xml:space="preserve">“never treat”</w:t>
-      </w:r>
-      <w:r>
-        <w:t xml:space="preserve"> </w:t>
-      </w:r>
-      <w:r>
-        <w:t xml:space="preserve">is zero:</w:t>
-      </w:r>
+      <w:ins w:id="1025" w:author="PR Preview" w:date="2024-01-01T00:00:00Z">
+        <w:r>
+          <w:t xml:space="preserve">,</w:t>
+        </w:r>
+      </w:ins>
+      <w:ins w:id="1025" w:author="PR Preview" w:date="2024-01-01T00:00:00Z">
+        <w:r>
+          <w:t xml:space="preserve"> </w:t>
+        </w:r>
+      </w:ins>
+      <w:ins w:id="1025" w:author="PR Preview" w:date="2024-01-01T00:00:00Z">
+        <w:r>
+          <w:t xml:space="preserve">the true average causal effect of</w:t>
+        </w:r>
+      </w:ins>
+      <w:ins w:id="1025" w:author="PR Preview" w:date="2024-01-01T00:00:00Z">
+        <w:r>
+          <w:t xml:space="preserve"> </w:t>
+        </w:r>
+      </w:ins>
+      <w:ins w:id="1025" w:author="PR Preview" w:date="2024-01-01T00:00:00Z">
+        <w:r>
+          <w:t xml:space="preserve">“always treat”</w:t>
+        </w:r>
+      </w:ins>
+      <w:ins w:id="1025" w:author="PR Preview" w:date="2024-01-01T00:00:00Z">
+        <w:r>
+          <w:t xml:space="preserve"> </w:t>
+        </w:r>
+      </w:ins>
+      <w:ins w:id="1025" w:author="PR Preview" w:date="2024-01-01T00:00:00Z">
+        <w:r>
+          <w:t xml:space="preserve">versus</w:t>
+        </w:r>
+      </w:ins>
+      <w:ins w:id="1025" w:author="PR Preview" w:date="2024-01-01T00:00:00Z">
+        <w:r>
+          <w:t xml:space="preserve"> </w:t>
+        </w:r>
+      </w:ins>
+      <w:ins w:id="1025" w:author="PR Preview" w:date="2024-01-01T00:00:00Z">
+        <w:r>
+          <w:t xml:space="preserve">“never treat”</w:t>
+        </w:r>
+      </w:ins>
+      <w:ins w:id="1025" w:author="PR Preview" w:date="2024-01-01T00:00:00Z">
+        <w:r>
+          <w:t xml:space="preserve"> </w:t>
+        </w:r>
+      </w:ins>
+      <w:ins w:id="1025" w:author="PR Preview" w:date="2024-01-01T00:00:00Z">
+        <w:r>
+          <w:t xml:space="preserve">is zero:</w:t>
+        </w:r>
+      </w:ins>
     </w:p>
     <w:p>
       <w:pPr>
@@ -2150,12 +2494,16 @@
       <w:pPr>
         <w:pStyle w:val="FirstParagraph"/>
       </w:pPr>
-      <w:r>
-        <w:t xml:space="preserve">There are no arrows from the unmeasured</w:t>
-      </w:r>
-      <w:r>
-        <w:t xml:space="preserve"> </w:t>
-      </w:r>
+      <w:ins w:id="1027" w:author="PR Preview" w:date="2024-01-01T00:00:00Z">
+        <w:r>
+          <w:t xml:space="preserve">There are no arrows from the unmeasured</w:t>
+        </w:r>
+      </w:ins>
+      <w:ins w:id="1027" w:author="PR Preview" w:date="2024-01-01T00:00:00Z">
+        <w:r>
+          <w:t xml:space="preserve"> </w:t>
+        </w:r>
+      </w:ins>
       <m:oMath>
         <m:sSub>
           <m:e>
@@ -2170,33 +2518,51 @@
           </m:sub>
         </m:sSub>
       </m:oMath>
-      <w:r>
-        <w:t xml:space="preserve"> </w:t>
-      </w:r>
-      <w:r>
-        <w:t xml:space="preserve">into the treatments,</w:t>
-      </w:r>
-      <w:r>
-        <w:t xml:space="preserve"> </w:t>
-      </w:r>
-      <w:r>
-        <w:t xml:space="preserve">so Figure 20.3 can represent a sequentially randomized trial</w:t>
-      </w:r>
-      <w:r>
-        <w:t xml:space="preserve"> </w:t>
-      </w:r>
-      <w:r>
-        <w:t xml:space="preserve">(or an observational study with no unmeasured confounding),</w:t>
-      </w:r>
-      <w:r>
-        <w:t xml:space="preserve"> </w:t>
-      </w:r>
-      <w:r>
-        <w:t xml:space="preserve">and Chapter 19’s results say the observed data on</w:t>
-      </w:r>
-      <w:r>
-        <w:t xml:space="preserve"> </w:t>
-      </w:r>
+      <w:ins w:id="1027" w:author="PR Preview" w:date="2024-01-01T00:00:00Z">
+        <w:r>
+          <w:t xml:space="preserve"> </w:t>
+        </w:r>
+      </w:ins>
+      <w:ins w:id="1027" w:author="PR Preview" w:date="2024-01-01T00:00:00Z">
+        <w:r>
+          <w:t xml:space="preserve">into the treatments,</w:t>
+        </w:r>
+      </w:ins>
+      <w:ins w:id="1027" w:author="PR Preview" w:date="2024-01-01T00:00:00Z">
+        <w:r>
+          <w:t xml:space="preserve"> </w:t>
+        </w:r>
+      </w:ins>
+      <w:ins w:id="1027" w:author="PR Preview" w:date="2024-01-01T00:00:00Z">
+        <w:r>
+          <w:t xml:space="preserve">so Figure 20.3 can represent a sequentially randomized trial</w:t>
+        </w:r>
+      </w:ins>
+      <w:ins w:id="1027" w:author="PR Preview" w:date="2024-01-01T00:00:00Z">
+        <w:r>
+          <w:t xml:space="preserve"> </w:t>
+        </w:r>
+      </w:ins>
+      <w:ins w:id="1027" w:author="PR Preview" w:date="2024-01-01T00:00:00Z">
+        <w:r>
+          <w:t xml:space="preserve">(or an observational study with no unmeasured confounding),</w:t>
+        </w:r>
+      </w:ins>
+      <w:ins w:id="1027" w:author="PR Preview" w:date="2024-01-01T00:00:00Z">
+        <w:r>
+          <w:t xml:space="preserve"> </w:t>
+        </w:r>
+      </w:ins>
+      <w:ins w:id="1027" w:author="PR Preview" w:date="2024-01-01T00:00:00Z">
+        <w:r>
+          <w:t xml:space="preserve">and Chapter 19’s results say the observed data on</w:t>
+        </w:r>
+      </w:ins>
+      <w:ins w:id="1027" w:author="PR Preview" w:date="2024-01-01T00:00:00Z">
+        <w:r>
+          <w:t xml:space="preserve"> </w:t>
+        </w:r>
+      </w:ins>
       <m:oMath>
         <m:r>
           <m:rPr>
@@ -2268,12 +2634,16 @@
           <m:t>)</m:t>
         </m:r>
       </m:oMath>
-      <w:r>
-        <w:t xml:space="preserve"> </w:t>
-      </w:r>
-      <w:r>
-        <w:t xml:space="preserve">should identify this effect as 0.</w:t>
-      </w:r>
+      <w:ins w:id="1027" w:author="PR Preview" w:date="2024-01-01T00:00:00Z">
+        <w:r>
+          <w:t xml:space="preserve"> </w:t>
+        </w:r>
+      </w:ins>
+      <w:ins w:id="1027" w:author="PR Preview" w:date="2024-01-01T00:00:00Z">
+        <w:r>
+          <w:t xml:space="preserve">should identify this effect as 0.</w:t>
+        </w:r>
+      </w:ins>
     </w:p>
     <w:p>
       <w:r>
@@ -2296,28 +2666,40 @@
       <w:pPr>
         <w:pStyle w:val="FirstParagraph"/>
       </w:pPr>
-      <w:r>
-        <w:t xml:space="preserve">The same problem arises when the time-varying confounder is not affected by prior treatment</w:t>
-      </w:r>
-      <w:r>
-        <w:t xml:space="preserve"> </w:t>
-      </w:r>
-      <w:r>
-        <w:t xml:space="preserve">but</w:t>
-      </w:r>
-      <w:r>
-        <w:t xml:space="preserve"> </w:t>
-      </w:r>
-      <w:r>
-        <w:rPr>
-          <w:b/>
-          <w:bCs/>
-        </w:rPr>
-        <w:t xml:space="preserve">shares a cause</w:t>
-      </w:r>
-      <w:r>
-        <w:t xml:space="preserve"> </w:t>
-      </w:r>
+      <w:ins w:id="30" w:author="PR Preview" w:date="2024-01-01T00:00:00Z">
+        <w:r>
+          <w:t xml:space="preserve">The same problem arises when the time-varying confounder is not affected by prior treatment</w:t>
+        </w:r>
+      </w:ins>
+      <w:ins w:id="30" w:author="PR Preview" w:date="2024-01-01T00:00:00Z">
+        <w:r>
+          <w:t xml:space="preserve"> </w:t>
+        </w:r>
+      </w:ins>
+      <w:ins w:id="30" w:author="PR Preview" w:date="2024-01-01T00:00:00Z">
+        <w:r>
+          <w:t xml:space="preserve">but</w:t>
+        </w:r>
+      </w:ins>
+      <w:ins w:id="30" w:author="PR Preview" w:date="2024-01-01T00:00:00Z">
+        <w:r>
+          <w:t xml:space="preserve"> </w:t>
+        </w:r>
+      </w:ins>
+      <w:ins w:id="30" w:author="PR Preview" w:date="2024-01-01T00:00:00Z">
+        <w:r>
+          <w:rPr>
+            <w:b/>
+            <w:bCs/>
+          </w:rPr>
+          <w:t xml:space="preserve">shares a cause</w:t>
+        </w:r>
+      </w:ins>
+      <w:ins w:id="30" w:author="PR Preview" w:date="2024-01-01T00:00:00Z">
+        <w:r>
+          <w:t xml:space="preserve"> </w:t>
+        </w:r>
+      </w:ins>
       <m:oMath>
         <m:sSub>
           <m:e>
@@ -2332,18 +2714,26 @@
           </m:sub>
         </m:sSub>
       </m:oMath>
-      <w:r>
-        <w:t xml:space="preserve"> </w:t>
-      </w:r>
-      <w:r>
-        <w:t xml:space="preserve">with it (the book’s Figure 20.4, a subset of Figure 19.4).</w:t>
-      </w:r>
-      <w:r>
-        <w:t xml:space="preserve"> </w:t>
-      </w:r>
-      <w:r>
-        <w:t xml:space="preserve">Its arrows include, among others,</w:t>
-      </w:r>
+      <w:ins w:id="30" w:author="PR Preview" w:date="2024-01-01T00:00:00Z">
+        <w:r>
+          <w:t xml:space="preserve"> </w:t>
+        </w:r>
+      </w:ins>
+      <w:ins w:id="30" w:author="PR Preview" w:date="2024-01-01T00:00:00Z">
+        <w:r>
+          <w:t xml:space="preserve">with it (the book’s Figure 20.4, a subset of Figure 19.4).</w:t>
+        </w:r>
+      </w:ins>
+      <w:ins w:id="30" w:author="PR Preview" w:date="2024-01-01T00:00:00Z">
+        <w:r>
+          <w:t xml:space="preserve"> </w:t>
+        </w:r>
+      </w:ins>
+      <w:ins w:id="30" w:author="PR Preview" w:date="2024-01-01T00:00:00Z">
+        <w:r>
+          <w:t xml:space="preserve">Its arrows include, among others,</w:t>
+        </w:r>
+      </w:ins>
     </w:p>
     <w:p>
       <w:pPr>
@@ -2544,21 +2934,31 @@
       <w:pPr>
         <w:pStyle w:val="FirstParagraph"/>
       </w:pPr>
-      <w:r>
-        <w:t xml:space="preserve">Figure 20.4 represents an observational study.</w:t>
-      </w:r>
-      <w:r>
-        <w:t xml:space="preserve"> </w:t>
-      </w:r>
-      <w:r>
-        <w:t xml:space="preserve">The book refers to both Figures 20.3 and 20.4 (and 19.2 and 19.4)</w:t>
-      </w:r>
-      <w:r>
-        <w:t xml:space="preserve"> </w:t>
-      </w:r>
-      <w:r>
-        <w:t xml:space="preserve">as examples of treatment-confounder feedback.</w:t>
-      </w:r>
+      <w:ins w:id="32" w:author="PR Preview" w:date="2024-01-01T00:00:00Z">
+        <w:r>
+          <w:t xml:space="preserve">Figure 20.4 represents an observational study.</w:t>
+        </w:r>
+      </w:ins>
+      <w:ins w:id="32" w:author="PR Preview" w:date="2024-01-01T00:00:00Z">
+        <w:r>
+          <w:t xml:space="preserve"> </w:t>
+        </w:r>
+      </w:ins>
+      <w:ins w:id="32" w:author="PR Preview" w:date="2024-01-01T00:00:00Z">
+        <w:r>
+          <w:t xml:space="preserve">The book refers to both Figures 20.3 and 20.4 (and 19.2 and 19.4)</w:t>
+        </w:r>
+      </w:ins>
+      <w:ins w:id="32" w:author="PR Preview" w:date="2024-01-01T00:00:00Z">
+        <w:r>
+          <w:t xml:space="preserve"> </w:t>
+        </w:r>
+      </w:ins>
+      <w:ins w:id="32" w:author="PR Preview" w:date="2024-01-01T00:00:00Z">
+        <w:r>
+          <w:t xml:space="preserve">as examples of treatment-confounder feedback.</w:t>
+        </w:r>
+      </w:ins>
     </w:p>
     <w:tbl>
       <w:tblPr>
@@ -2663,18 +3063,26 @@
       <w:pPr>
         <w:pStyle w:val="FirstParagraph"/>
       </w:pPr>
-      <w:r>
-        <w:t xml:space="preserve">A hypothetical sequentially randomized trial with 32,000 individuals with HIV</w:t>
-      </w:r>
-      <w:r>
-        <w:t xml:space="preserve"> </w:t>
-      </w:r>
-      <w:r>
-        <w:t xml:space="preserve">and two time points</w:t>
-      </w:r>
-      <w:r>
-        <w:t xml:space="preserve"> </w:t>
-      </w:r>
+      <w:ins w:id="35" w:author="PR Preview" w:date="2024-01-01T00:00:00Z">
+        <w:r>
+          <w:t xml:space="preserve">A hypothetical sequentially randomized trial with 32,000 individuals with HIV</w:t>
+        </w:r>
+      </w:ins>
+      <w:ins w:id="35" w:author="PR Preview" w:date="2024-01-01T00:00:00Z">
+        <w:r>
+          <w:t xml:space="preserve"> </w:t>
+        </w:r>
+      </w:ins>
+      <w:ins w:id="35" w:author="PR Preview" w:date="2024-01-01T00:00:00Z">
+        <w:r>
+          <w:t xml:space="preserve">and two time points</w:t>
+        </w:r>
+      </w:ins>
+      <w:ins w:id="35" w:author="PR Preview" w:date="2024-01-01T00:00:00Z">
+        <w:r>
+          <w:t xml:space="preserve"> </w:t>
+        </w:r>
+      </w:ins>
       <m:oMath>
         <m:r>
           <m:t>k</m:t>
@@ -2698,12 +3106,16 @@
           <m:t>1</m:t>
         </m:r>
       </m:oMath>
-      <w:r>
-        <w:t xml:space="preserve"> </w:t>
-      </w:r>
-      <w:r>
-        <w:t xml:space="preserve">(full adherence, no loss to follow-up):</w:t>
-      </w:r>
+      <w:ins w:id="35" w:author="PR Preview" w:date="2024-01-01T00:00:00Z">
+        <w:r>
+          <w:t xml:space="preserve"> </w:t>
+        </w:r>
+      </w:ins>
+      <w:ins w:id="35" w:author="PR Preview" w:date="2024-01-01T00:00:00Z">
+        <w:r>
+          <w:t xml:space="preserve">(full adherence, no loss to follow-up):</w:t>
+        </w:r>
+      </w:ins>
     </w:p>
     <w:p>
       <w:pPr>
@@ -2736,12 +3148,16 @@
           <m:t>1</m:t>
         </m:r>
       </m:oMath>
-      <w:r>
-        <w:t xml:space="preserve"> </w:t>
-      </w:r>
-      <w:r>
-        <w:t xml:space="preserve">is randomly assigned at baseline with probability 0.5;</w:t>
-      </w:r>
+      <w:ins w:id="36" w:author="PR Preview" w:date="2024-01-01T00:00:00Z">
+        <w:r>
+          <w:t xml:space="preserve"> </w:t>
+        </w:r>
+      </w:ins>
+      <w:ins w:id="36" w:author="PR Preview" w:date="2024-01-01T00:00:00Z">
+        <w:r>
+          <w:t xml:space="preserve">is randomly assigned at baseline with probability 0.5;</w:t>
+        </w:r>
+      </w:ins>
     </w:p>
     <w:p>
       <w:pPr>
@@ -2765,15 +3181,21 @@
           </m:sub>
         </m:sSub>
       </m:oMath>
-      <w:r>
-        <w:t xml:space="preserve"> </w:t>
-      </w:r>
-      <w:r>
-        <w:t xml:space="preserve">is randomly assigned at month 1 with probability 0.4 if</w:t>
-      </w:r>
-      <w:r>
-        <w:t xml:space="preserve"> </w:t>
-      </w:r>
+      <w:ins w:id="37" w:author="PR Preview" w:date="2024-01-01T00:00:00Z">
+        <w:r>
+          <w:t xml:space="preserve"> </w:t>
+        </w:r>
+      </w:ins>
+      <w:ins w:id="37" w:author="PR Preview" w:date="2024-01-01T00:00:00Z">
+        <w:r>
+          <w:t xml:space="preserve">is randomly assigned at month 1 with probability 0.4 if</w:t>
+        </w:r>
+      </w:ins>
+      <w:ins w:id="37" w:author="PR Preview" w:date="2024-01-01T00:00:00Z">
+        <w:r>
+          <w:t xml:space="preserve"> </w:t>
+        </w:r>
+      </w:ins>
       <m:oMath>
         <m:sSub>
           <m:e>
@@ -2797,21 +3219,31 @@
           <m:t>0</m:t>
         </m:r>
       </m:oMath>
-      <w:r>
-        <w:t xml:space="preserve"> </w:t>
-      </w:r>
-      <w:r>
-        <w:t xml:space="preserve">(high CD4)</w:t>
-      </w:r>
-      <w:r>
-        <w:t xml:space="preserve"> </w:t>
-      </w:r>
-      <w:r>
-        <w:t xml:space="preserve">and 0.8 if</w:t>
-      </w:r>
-      <w:r>
-        <w:t xml:space="preserve"> </w:t>
-      </w:r>
+      <w:ins w:id="37" w:author="PR Preview" w:date="2024-01-01T00:00:00Z">
+        <w:r>
+          <w:t xml:space="preserve"> </w:t>
+        </w:r>
+      </w:ins>
+      <w:ins w:id="37" w:author="PR Preview" w:date="2024-01-01T00:00:00Z">
+        <w:r>
+          <w:t xml:space="preserve">(high CD4)</w:t>
+        </w:r>
+      </w:ins>
+      <w:ins w:id="37" w:author="PR Preview" w:date="2024-01-01T00:00:00Z">
+        <w:r>
+          <w:t xml:space="preserve"> </w:t>
+        </w:r>
+      </w:ins>
+      <w:ins w:id="37" w:author="PR Preview" w:date="2024-01-01T00:00:00Z">
+        <w:r>
+          <w:t xml:space="preserve">and 0.8 if</w:t>
+        </w:r>
+      </w:ins>
+      <w:ins w:id="37" w:author="PR Preview" w:date="2024-01-01T00:00:00Z">
+        <w:r>
+          <w:t xml:space="preserve"> </w:t>
+        </w:r>
+      </w:ins>
       <m:oMath>
         <m:sSub>
           <m:e>
@@ -2835,12 +3267,16 @@
           <m:t>1</m:t>
         </m:r>
       </m:oMath>
-      <w:r>
-        <w:t xml:space="preserve"> </w:t>
-      </w:r>
-      <w:r>
-        <w:t xml:space="preserve">(low CD4);</w:t>
-      </w:r>
+      <w:ins w:id="37" w:author="PR Preview" w:date="2024-01-01T00:00:00Z">
+        <w:r>
+          <w:t xml:space="preserve"> </w:t>
+        </w:r>
+      </w:ins>
+      <w:ins w:id="37" w:author="PR Preview" w:date="2024-01-01T00:00:00Z">
+        <w:r>
+          <w:t xml:space="preserve">(low CD4);</w:t>
+        </w:r>
+      </w:ins>
     </w:p>
     <w:p>
       <w:pPr>
@@ -2850,20 +3286,26 @@
           <w:numId w:val="1003"/>
         </w:numPr>
       </w:pPr>
-      <w:r>
-        <w:t xml:space="preserve">the outcome</w:t>
-      </w:r>
-      <w:r>
-        <w:t xml:space="preserve"> </w:t>
-      </w:r>
+      <w:ins w:id="38" w:author="PR Preview" w:date="2024-01-01T00:00:00Z">
+        <w:r>
+          <w:t xml:space="preserve">the outcome</w:t>
+        </w:r>
+      </w:ins>
+      <w:ins w:id="38" w:author="PR Preview" w:date="2024-01-01T00:00:00Z">
+        <w:r>
+          <w:t xml:space="preserve"> </w:t>
+        </w:r>
+      </w:ins>
       <m:oMath>
         <m:r>
           <m:t>Y</m:t>
         </m:r>
       </m:oMath>
-      <w:r>
-        <w:t xml:space="preserve">, measured at the end of follow-up, is a health score (higher is better).</w:t>
-      </w:r>
+      <w:ins w:id="38" w:author="PR Preview" w:date="2024-01-01T00:00:00Z">
+        <w:r>
+          <w:t xml:space="preserve">, measured at the end of follow-up, is a health score (higher is better).</w:t>
+        </w:r>
+      </w:ins>
     </w:p>
     <w:tbl>
       <w:tblPr>
@@ -3749,18 +4191,26 @@
       <w:pPr>
         <w:pStyle w:val="BodyText"/>
       </w:pPr>
-      <w:r>
-        <w:t xml:space="preserve">The design probabilities can be read back from the table.</w:t>
-      </w:r>
-      <w:r>
-        <w:t xml:space="preserve"> </w:t>
-      </w:r>
-      <w:r>
-        <w:t xml:space="preserve">Within</w:t>
-      </w:r>
-      <w:r>
-        <w:t xml:space="preserve"> </w:t>
-      </w:r>
+      <w:ins w:id="39" w:author="PR Preview" w:date="2024-01-01T00:00:00Z">
+        <w:r>
+          <w:t xml:space="preserve">The design probabilities can be read back from the table.</w:t>
+        </w:r>
+      </w:ins>
+      <w:ins w:id="39" w:author="PR Preview" w:date="2024-01-01T00:00:00Z">
+        <w:r>
+          <w:t xml:space="preserve"> </w:t>
+        </w:r>
+      </w:ins>
+      <w:ins w:id="39" w:author="PR Preview" w:date="2024-01-01T00:00:00Z">
+        <w:r>
+          <w:t xml:space="preserve">Within</w:t>
+        </w:r>
+      </w:ins>
+      <w:ins w:id="39" w:author="PR Preview" w:date="2024-01-01T00:00:00Z">
+        <w:r>
+          <w:t xml:space="preserve"> </w:t>
+        </w:r>
+      </w:ins>
       <m:oMath>
         <m:sSub>
           <m:e>
@@ -3784,12 +4234,16 @@
           <m:t>0</m:t>
         </m:r>
       </m:oMath>
-      <w:r>
-        <w:t xml:space="preserve">:</w:t>
-      </w:r>
-      <w:r>
-        <w:t xml:space="preserve"> </w:t>
-      </w:r>
+      <w:ins w:id="39" w:author="PR Preview" w:date="2024-01-01T00:00:00Z">
+        <w:r>
+          <w:t xml:space="preserve">:</w:t>
+        </w:r>
+      </w:ins>
+      <w:ins w:id="39" w:author="PR Preview" w:date="2024-01-01T00:00:00Z">
+        <w:r>
+          <w:t xml:space="preserve"> </w:t>
+        </w:r>
+      </w:ins>
       <m:oMath>
         <m:r>
           <m:t>1600</m:t>
@@ -3834,15 +4288,21 @@
           <m:t>0.4</m:t>
         </m:r>
       </m:oMath>
-      <w:r>
-        <w:t xml:space="preserve"> </w:t>
-      </w:r>
-      <w:r>
-        <w:t xml:space="preserve">and</w:t>
-      </w:r>
-      <w:r>
-        <w:t xml:space="preserve"> </w:t>
-      </w:r>
+      <w:ins w:id="39" w:author="PR Preview" w:date="2024-01-01T00:00:00Z">
+        <w:r>
+          <w:t xml:space="preserve"> </w:t>
+        </w:r>
+      </w:ins>
+      <w:ins w:id="39" w:author="PR Preview" w:date="2024-01-01T00:00:00Z">
+        <w:r>
+          <w:t xml:space="preserve">and</w:t>
+        </w:r>
+      </w:ins>
+      <w:ins w:id="39" w:author="PR Preview" w:date="2024-01-01T00:00:00Z">
+        <w:r>
+          <w:t xml:space="preserve"> </w:t>
+        </w:r>
+      </w:ins>
       <m:oMath>
         <m:r>
           <m:t>3200</m:t>
@@ -3887,18 +4347,26 @@
           <m:t>0.4</m:t>
         </m:r>
       </m:oMath>
-      <w:r>
-        <w:t xml:space="preserve">.</w:t>
-      </w:r>
-      <w:r>
-        <w:t xml:space="preserve"> </w:t>
-      </w:r>
-      <w:r>
-        <w:t xml:space="preserve">Within</w:t>
-      </w:r>
-      <w:r>
-        <w:t xml:space="preserve"> </w:t>
-      </w:r>
+      <w:ins w:id="39" w:author="PR Preview" w:date="2024-01-01T00:00:00Z">
+        <w:r>
+          <w:t xml:space="preserve">.</w:t>
+        </w:r>
+      </w:ins>
+      <w:ins w:id="39" w:author="PR Preview" w:date="2024-01-01T00:00:00Z">
+        <w:r>
+          <w:t xml:space="preserve"> </w:t>
+        </w:r>
+      </w:ins>
+      <w:ins w:id="39" w:author="PR Preview" w:date="2024-01-01T00:00:00Z">
+        <w:r>
+          <w:t xml:space="preserve">Within</w:t>
+        </w:r>
+      </w:ins>
+      <w:ins w:id="39" w:author="PR Preview" w:date="2024-01-01T00:00:00Z">
+        <w:r>
+          <w:t xml:space="preserve"> </w:t>
+        </w:r>
+      </w:ins>
       <m:oMath>
         <m:sSub>
           <m:e>
@@ -3922,12 +4390,16 @@
           <m:t>1</m:t>
         </m:r>
       </m:oMath>
-      <w:r>
-        <w:t xml:space="preserve">:</w:t>
-      </w:r>
-      <w:r>
-        <w:t xml:space="preserve"> </w:t>
-      </w:r>
+      <w:ins w:id="39" w:author="PR Preview" w:date="2024-01-01T00:00:00Z">
+        <w:r>
+          <w:t xml:space="preserve">:</w:t>
+        </w:r>
+      </w:ins>
+      <w:ins w:id="39" w:author="PR Preview" w:date="2024-01-01T00:00:00Z">
+        <w:r>
+          <w:t xml:space="preserve"> </w:t>
+        </w:r>
+      </w:ins>
       <m:oMath>
         <m:r>
           <m:t>9600</m:t>
@@ -3972,15 +4444,21 @@
           <m:t>0.8</m:t>
         </m:r>
       </m:oMath>
-      <w:r>
-        <w:t xml:space="preserve"> </w:t>
-      </w:r>
-      <w:r>
-        <w:t xml:space="preserve">and</w:t>
-      </w:r>
-      <w:r>
-        <w:t xml:space="preserve"> </w:t>
-      </w:r>
+      <w:ins w:id="39" w:author="PR Preview" w:date="2024-01-01T00:00:00Z">
+        <w:r>
+          <w:t xml:space="preserve"> </w:t>
+        </w:r>
+      </w:ins>
+      <w:ins w:id="39" w:author="PR Preview" w:date="2024-01-01T00:00:00Z">
+        <w:r>
+          <w:t xml:space="preserve">and</w:t>
+        </w:r>
+      </w:ins>
+      <w:ins w:id="39" w:author="PR Preview" w:date="2024-01-01T00:00:00Z">
+        <w:r>
+          <w:t xml:space="preserve"> </w:t>
+        </w:r>
+      </w:ins>
       <m:oMath>
         <m:r>
           <m:t>6400</m:t>
@@ -4025,18 +4503,26 @@
           <m:t>0.8</m:t>
         </m:r>
       </m:oMath>
-      <w:r>
-        <w:t xml:space="preserve">.</w:t>
-      </w:r>
-      <w:r>
-        <w:t xml:space="preserve"> </w:t>
-      </w:r>
-      <w:r>
-        <w:t xml:space="preserve">Also,</w:t>
-      </w:r>
-      <w:r>
-        <w:t xml:space="preserve"> </w:t>
-      </w:r>
+      <w:ins w:id="39" w:author="PR Preview" w:date="2024-01-01T00:00:00Z">
+        <w:r>
+          <w:t xml:space="preserve">.</w:t>
+        </w:r>
+      </w:ins>
+      <w:ins w:id="39" w:author="PR Preview" w:date="2024-01-01T00:00:00Z">
+        <w:r>
+          <w:t xml:space="preserve"> </w:t>
+        </w:r>
+      </w:ins>
+      <w:ins w:id="39" w:author="PR Preview" w:date="2024-01-01T00:00:00Z">
+        <w:r>
+          <w:t xml:space="preserve">Also,</w:t>
+        </w:r>
+      </w:ins>
+      <w:ins w:id="39" w:author="PR Preview" w:date="2024-01-01T00:00:00Z">
+        <w:r>
+          <w:t xml:space="preserve"> </w:t>
+        </w:r>
+      </w:ins>
       <m:oMath>
         <m:r>
           <m:t>16</m:t>
@@ -4051,15 +4537,21 @@
           <m:t>000</m:t>
         </m:r>
       </m:oMath>
-      <w:r>
-        <w:t xml:space="preserve"> </w:t>
-      </w:r>
-      <w:r>
-        <w:t xml:space="preserve">of the</w:t>
-      </w:r>
-      <w:r>
-        <w:t xml:space="preserve"> </w:t>
-      </w:r>
+      <w:ins w:id="39" w:author="PR Preview" w:date="2024-01-01T00:00:00Z">
+        <w:r>
+          <w:t xml:space="preserve"> </w:t>
+        </w:r>
+      </w:ins>
+      <w:ins w:id="39" w:author="PR Preview" w:date="2024-01-01T00:00:00Z">
+        <w:r>
+          <w:t xml:space="preserve">of the</w:t>
+        </w:r>
+      </w:ins>
+      <w:ins w:id="39" w:author="PR Preview" w:date="2024-01-01T00:00:00Z">
+        <w:r>
+          <w:t xml:space="preserve"> </w:t>
+        </w:r>
+      </w:ins>
       <m:oMath>
         <m:r>
           <m:t>32</m:t>
@@ -4074,15 +4566,21 @@
           <m:t>000</m:t>
         </m:r>
       </m:oMath>
-      <w:r>
-        <w:t xml:space="preserve"> </w:t>
-      </w:r>
-      <w:r>
-        <w:t xml:space="preserve">individuals have</w:t>
-      </w:r>
-      <w:r>
-        <w:t xml:space="preserve"> </w:t>
-      </w:r>
+      <w:ins w:id="39" w:author="PR Preview" w:date="2024-01-01T00:00:00Z">
+        <w:r>
+          <w:t xml:space="preserve"> </w:t>
+        </w:r>
+      </w:ins>
+      <w:ins w:id="39" w:author="PR Preview" w:date="2024-01-01T00:00:00Z">
+        <w:r>
+          <w:t xml:space="preserve">individuals have</w:t>
+        </w:r>
+      </w:ins>
+      <w:ins w:id="39" w:author="PR Preview" w:date="2024-01-01T00:00:00Z">
+        <w:r>
+          <w:t xml:space="preserve"> </w:t>
+        </w:r>
+      </w:ins>
       <m:oMath>
         <m:sSub>
           <m:e>
@@ -4106,26 +4604,36 @@
           <m:t>1</m:t>
         </m:r>
       </m:oMath>
-      <w:r>
-        <w:t xml:space="preserve">, matching probability 0.5.</w:t>
-      </w:r>
+      <w:ins w:id="39" w:author="PR Preview" w:date="2024-01-01T00:00:00Z">
+        <w:r>
+          <w:t xml:space="preserve">, matching probability 0.5.</w:t>
+        </w:r>
+      </w:ins>
     </w:p>
     <w:p>
       <w:pPr>
         <w:pStyle w:val="BodyText"/>
       </w:pPr>
-      <w:r>
-        <w:t xml:space="preserve">The identifiability conditions hold by design:</w:t>
-      </w:r>
-      <w:r>
-        <w:t xml:space="preserve"> </w:t>
-      </w:r>
-      <w:r>
-        <w:t xml:space="preserve">there are no confounders for</w:t>
-      </w:r>
-      <w:r>
-        <w:t xml:space="preserve"> </w:t>
-      </w:r>
+      <w:ins w:id="40" w:author="PR Preview" w:date="2024-01-01T00:00:00Z">
+        <w:r>
+          <w:t xml:space="preserve">The identifiability conditions hold by design:</w:t>
+        </w:r>
+      </w:ins>
+      <w:ins w:id="40" w:author="PR Preview" w:date="2024-01-01T00:00:00Z">
+        <w:r>
+          <w:t xml:space="preserve"> </w:t>
+        </w:r>
+      </w:ins>
+      <w:ins w:id="40" w:author="PR Preview" w:date="2024-01-01T00:00:00Z">
+        <w:r>
+          <w:t xml:space="preserve">there are no confounders for</w:t>
+        </w:r>
+      </w:ins>
+      <w:ins w:id="40" w:author="PR Preview" w:date="2024-01-01T00:00:00Z">
+        <w:r>
+          <w:t xml:space="preserve"> </w:t>
+        </w:r>
+      </w:ins>
       <m:oMath>
         <m:sSub>
           <m:e>
@@ -4140,12 +4648,16 @@
           </m:sub>
         </m:sSub>
       </m:oMath>
-      <w:r>
-        <w:t xml:space="preserve">,</w:t>
-      </w:r>
-      <w:r>
-        <w:t xml:space="preserve"> </w:t>
-      </w:r>
+      <w:ins w:id="40" w:author="PR Preview" w:date="2024-01-01T00:00:00Z">
+        <w:r>
+          <w:t xml:space="preserve">,</w:t>
+        </w:r>
+      </w:ins>
+      <w:ins w:id="40" w:author="PR Preview" w:date="2024-01-01T00:00:00Z">
+        <w:r>
+          <w:t xml:space="preserve"> </w:t>
+        </w:r>
+      </w:ins>
       <m:oMath>
         <m:sSub>
           <m:e>
@@ -4160,15 +4672,21 @@
           </m:sub>
         </m:sSub>
       </m:oMath>
-      <w:r>
-        <w:t xml:space="preserve"> </w:t>
-      </w:r>
-      <w:r>
-        <w:t xml:space="preserve">is the only confounder for</w:t>
-      </w:r>
-      <w:r>
-        <w:t xml:space="preserve"> </w:t>
-      </w:r>
+      <w:ins w:id="40" w:author="PR Preview" w:date="2024-01-01T00:00:00Z">
+        <w:r>
+          <w:t xml:space="preserve"> </w:t>
+        </w:r>
+      </w:ins>
+      <w:ins w:id="40" w:author="PR Preview" w:date="2024-01-01T00:00:00Z">
+        <w:r>
+          <w:t xml:space="preserve">is the only confounder for</w:t>
+        </w:r>
+      </w:ins>
+      <w:ins w:id="40" w:author="PR Preview" w:date="2024-01-01T00:00:00Z">
+        <w:r>
+          <w:t xml:space="preserve"> </w:t>
+        </w:r>
+      </w:ins>
       <m:oMath>
         <m:sSub>
           <m:e>
@@ -4183,15 +4701,21 @@
           </m:sub>
         </m:sSub>
       </m:oMath>
-      <w:r>
-        <w:t xml:space="preserve"> </w:t>
-      </w:r>
-      <w:r>
-        <w:t xml:space="preserve">(so sequential exchangeability holds given</w:t>
-      </w:r>
-      <w:r>
-        <w:t xml:space="preserve"> </w:t>
-      </w:r>
+      <w:ins w:id="40" w:author="PR Preview" w:date="2024-01-01T00:00:00Z">
+        <w:r>
+          <w:t xml:space="preserve"> </w:t>
+        </w:r>
+      </w:ins>
+      <w:ins w:id="40" w:author="PR Preview" w:date="2024-01-01T00:00:00Z">
+        <w:r>
+          <w:t xml:space="preserve">(so sequential exchangeability holds given</w:t>
+        </w:r>
+      </w:ins>
+      <w:ins w:id="40" w:author="PR Preview" w:date="2024-01-01T00:00:00Z">
+        <w:r>
+          <w:t xml:space="preserve"> </w:t>
+        </w:r>
+      </w:ins>
       <m:oMath>
         <m:sSub>
           <m:e>
@@ -4206,38 +4730,56 @@
           </m:sub>
         </m:sSub>
       </m:oMath>
-      <w:r>
-        <w:t xml:space="preserve">),</w:t>
-      </w:r>
-      <w:r>
-        <w:t xml:space="preserve"> </w:t>
-      </w:r>
-      <w:r>
-        <w:t xml:space="preserve">and positivity holds because no row of the table is empty.</w:t>
-      </w:r>
-      <w:r>
-        <w:t xml:space="preserve"> </w:t>
-      </w:r>
-      <w:r>
-        <w:t xml:space="preserve">If treatment at later times</w:t>
-      </w:r>
-      <w:r>
-        <w:t xml:space="preserve"> </w:t>
-      </w:r>
+      <w:ins w:id="40" w:author="PR Preview" w:date="2024-01-01T00:00:00Z">
+        <w:r>
+          <w:t xml:space="preserve">),</w:t>
+        </w:r>
+      </w:ins>
+      <w:ins w:id="40" w:author="PR Preview" w:date="2024-01-01T00:00:00Z">
+        <w:r>
+          <w:t xml:space="preserve"> </w:t>
+        </w:r>
+      </w:ins>
+      <w:ins w:id="40" w:author="PR Preview" w:date="2024-01-01T00:00:00Z">
+        <w:r>
+          <w:t xml:space="preserve">and positivity holds because no row of the table is empty.</w:t>
+        </w:r>
+      </w:ins>
+      <w:ins w:id="40" w:author="PR Preview" w:date="2024-01-01T00:00:00Z">
+        <w:r>
+          <w:t xml:space="preserve"> </w:t>
+        </w:r>
+      </w:ins>
+      <w:ins w:id="40" w:author="PR Preview" w:date="2024-01-01T00:00:00Z">
+        <w:r>
+          <w:t xml:space="preserve">If treatment at later times</w:t>
+        </w:r>
+      </w:ins>
+      <w:ins w:id="40" w:author="PR Preview" w:date="2024-01-01T00:00:00Z">
+        <w:r>
+          <w:t xml:space="preserve"> </w:t>
+        </w:r>
+      </w:ins>
       <m:oMath>
         <m:r>
           <m:t>k</m:t>
         </m:r>
       </m:oMath>
-      <w:r>
-        <w:t xml:space="preserve"> </w:t>
-      </w:r>
-      <w:r>
-        <w:t xml:space="preserve">were also affected by</w:t>
-      </w:r>
-      <w:r>
-        <w:t xml:space="preserve"> </w:t>
-      </w:r>
+      <w:ins w:id="40" w:author="PR Preview" w:date="2024-01-01T00:00:00Z">
+        <w:r>
+          <w:t xml:space="preserve"> </w:t>
+        </w:r>
+      </w:ins>
+      <w:ins w:id="40" w:author="PR Preview" w:date="2024-01-01T00:00:00Z">
+        <w:r>
+          <w:t xml:space="preserve">were also affected by</w:t>
+        </w:r>
+      </w:ins>
+      <w:ins w:id="40" w:author="PR Preview" w:date="2024-01-01T00:00:00Z">
+        <w:r>
+          <w:t xml:space="preserve"> </w:t>
+        </w:r>
+      </w:ins>
       <m:oMath>
         <m:sSub>
           <m:e>
@@ -4252,18 +4794,26 @@
           </m:sub>
         </m:sSub>
       </m:oMath>
-      <w:r>
-        <w:t xml:space="preserve">,</w:t>
-      </w:r>
-      <w:r>
-        <w:t xml:space="preserve"> </w:t>
-      </w:r>
-      <w:r>
-        <w:t xml:space="preserve">then</w:t>
-      </w:r>
-      <w:r>
-        <w:t xml:space="preserve"> </w:t>
-      </w:r>
+      <w:ins w:id="40" w:author="PR Preview" w:date="2024-01-01T00:00:00Z">
+        <w:r>
+          <w:t xml:space="preserve">,</w:t>
+        </w:r>
+      </w:ins>
+      <w:ins w:id="40" w:author="PR Preview" w:date="2024-01-01T00:00:00Z">
+        <w:r>
+          <w:t xml:space="preserve"> </w:t>
+        </w:r>
+      </w:ins>
+      <w:ins w:id="40" w:author="PR Preview" w:date="2024-01-01T00:00:00Z">
+        <w:r>
+          <w:t xml:space="preserve">then</w:t>
+        </w:r>
+      </w:ins>
+      <w:ins w:id="40" w:author="PR Preview" w:date="2024-01-01T00:00:00Z">
+        <w:r>
+          <w:t xml:space="preserve"> </w:t>
+        </w:r>
+      </w:ins>
       <m:oMath>
         <m:sSub>
           <m:e>
@@ -4278,18 +4828,26 @@
           </m:sub>
         </m:sSub>
       </m:oMath>
-      <w:r>
-        <w:t xml:space="preserve"> </w:t>
-      </w:r>
-      <w:r>
-        <w:t xml:space="preserve">would be a time-varying confounder too.</w:t>
-      </w:r>
-      <w:r>
-        <w:t xml:space="preserve"> </w:t>
-      </w:r>
-      <w:r>
-        <w:t xml:space="preserve">Random variability is ignored throughout.</w:t>
-      </w:r>
+      <w:ins w:id="40" w:author="PR Preview" w:date="2024-01-01T00:00:00Z">
+        <w:r>
+          <w:t xml:space="preserve"> </w:t>
+        </w:r>
+      </w:ins>
+      <w:ins w:id="40" w:author="PR Preview" w:date="2024-01-01T00:00:00Z">
+        <w:r>
+          <w:t xml:space="preserve">would be a time-varying confounder too.</w:t>
+        </w:r>
+      </w:ins>
+      <w:ins w:id="40" w:author="PR Preview" w:date="2024-01-01T00:00:00Z">
+        <w:r>
+          <w:t xml:space="preserve"> </w:t>
+        </w:r>
+      </w:ins>
+      <w:ins w:id="40" w:author="PR Preview" w:date="2024-01-01T00:00:00Z">
+        <w:r>
+          <w:t xml:space="preserve">Random variability is ignored throughout.</w:t>
+        </w:r>
+      </w:ins>
     </w:p>
     <w:p>
       <w:r>
@@ -4311,20 +4869,24 @@
       <w:pPr>
         <w:pStyle w:val="FirstParagraph"/>
       </w:pPr>
-      <w:r>
-        <w:rPr>
-          <w:b/>
-          <w:bCs/>
-        </w:rPr>
-        <w:t xml:space="preserve">Effect of</w:t>
-      </w:r>
-      <w:r>
-        <w:rPr>
-          <w:b/>
-          <w:bCs/>
-        </w:rPr>
-        <w:t xml:space="preserve"> </w:t>
-      </w:r>
+      <w:ins w:id="1043" w:author="PR Preview" w:date="2024-01-01T00:00:00Z">
+        <w:r>
+          <w:rPr>
+            <w:b/>
+            <w:bCs/>
+          </w:rPr>
+          <w:t xml:space="preserve">Effect of</w:t>
+        </w:r>
+      </w:ins>
+      <w:ins w:id="1043" w:author="PR Preview" w:date="2024-01-01T00:00:00Z">
+        <w:r>
+          <w:rPr>
+            <w:b/>
+            <w:bCs/>
+          </w:rPr>
+          <w:t xml:space="preserve"> </w:t>
+        </w:r>
+      </w:ins>
       <m:oMath>
         <m:sSub>
           <m:e>
@@ -4339,22 +4901,30 @@
           </m:sub>
         </m:sSub>
       </m:oMath>
-      <w:r>
-        <w:rPr>
-          <w:b/>
-          <w:bCs/>
-        </w:rPr>
-        <w:t xml:space="preserve">.</w:t>
-      </w:r>
-      <w:r>
-        <w:t xml:space="preserve"> </w:t>
-      </w:r>
-      <w:r>
-        <w:t xml:space="preserve">In every stratum of</w:t>
-      </w:r>
-      <w:r>
-        <w:t xml:space="preserve"> </w:t>
-      </w:r>
+      <w:ins w:id="1043" w:author="PR Preview" w:date="2024-01-01T00:00:00Z">
+        <w:r>
+          <w:rPr>
+            <w:b/>
+            <w:bCs/>
+          </w:rPr>
+          <w:t xml:space="preserve">.</w:t>
+        </w:r>
+      </w:ins>
+      <w:ins w:id="1043" w:author="PR Preview" w:date="2024-01-01T00:00:00Z">
+        <w:r>
+          <w:t xml:space="preserve"> </w:t>
+        </w:r>
+      </w:ins>
+      <w:ins w:id="1043" w:author="PR Preview" w:date="2024-01-01T00:00:00Z">
+        <w:r>
+          <w:t xml:space="preserve">In every stratum of</w:t>
+        </w:r>
+      </w:ins>
+      <w:ins w:id="1043" w:author="PR Preview" w:date="2024-01-01T00:00:00Z">
+        <w:r>
+          <w:t xml:space="preserve"> </w:t>
+        </w:r>
+      </w:ins>
       <m:oMath>
         <m:r>
           <m:rPr>
@@ -4399,12 +4969,16 @@
           <m:t>)</m:t>
         </m:r>
       </m:oMath>
-      <w:r>
-        <w:t xml:space="preserve">, the mean outcome is the same for</w:t>
-      </w:r>
-      <w:r>
-        <w:t xml:space="preserve"> </w:t>
-      </w:r>
+      <w:ins w:id="1043" w:author="PR Preview" w:date="2024-01-01T00:00:00Z">
+        <w:r>
+          <w:t xml:space="preserve">, the mean outcome is the same for</w:t>
+        </w:r>
+      </w:ins>
+      <w:ins w:id="1043" w:author="PR Preview" w:date="2024-01-01T00:00:00Z">
+        <w:r>
+          <w:t xml:space="preserve"> </w:t>
+        </w:r>
+      </w:ins>
       <m:oMath>
         <m:sSub>
           <m:e>
@@ -4428,15 +5002,21 @@
           <m:t>1</m:t>
         </m:r>
       </m:oMath>
-      <w:r>
-        <w:t xml:space="preserve"> </w:t>
-      </w:r>
-      <w:r>
-        <w:t xml:space="preserve">and</w:t>
-      </w:r>
-      <w:r>
-        <w:t xml:space="preserve"> </w:t>
-      </w:r>
+      <w:ins w:id="1043" w:author="PR Preview" w:date="2024-01-01T00:00:00Z">
+        <w:r>
+          <w:t xml:space="preserve"> </w:t>
+        </w:r>
+      </w:ins>
+      <w:ins w:id="1043" w:author="PR Preview" w:date="2024-01-01T00:00:00Z">
+        <w:r>
+          <w:t xml:space="preserve">and</w:t>
+        </w:r>
+      </w:ins>
+      <w:ins w:id="1043" w:author="PR Preview" w:date="2024-01-01T00:00:00Z">
+        <w:r>
+          <w:t xml:space="preserve"> </w:t>
+        </w:r>
+      </w:ins>
       <m:oMath>
         <m:sSub>
           <m:e>
@@ -4460,18 +5040,26 @@
           <m:t>0</m:t>
         </m:r>
       </m:oMath>
-      <w:r>
-        <w:t xml:space="preserve"> </w:t>
-      </w:r>
-      <w:r>
-        <w:t xml:space="preserve">(rows 1 vs 2, 3 vs 4, 5 vs 6, 7 vs 8).</w:t>
-      </w:r>
-      <w:r>
-        <w:t xml:space="preserve"> </w:t>
-      </w:r>
-      <w:r>
-        <w:t xml:space="preserve">For example,</w:t>
-      </w:r>
+      <w:ins w:id="1043" w:author="PR Preview" w:date="2024-01-01T00:00:00Z">
+        <w:r>
+          <w:t xml:space="preserve"> </w:t>
+        </w:r>
+      </w:ins>
+      <w:ins w:id="1043" w:author="PR Preview" w:date="2024-01-01T00:00:00Z">
+        <w:r>
+          <w:t xml:space="preserve">(rows 1 vs 2, 3 vs 4, 5 vs 6, 7 vs 8).</w:t>
+        </w:r>
+      </w:ins>
+      <w:ins w:id="1043" w:author="PR Preview" w:date="2024-01-01T00:00:00Z">
+        <w:r>
+          <w:t xml:space="preserve"> </w:t>
+        </w:r>
+      </w:ins>
+      <w:ins w:id="1043" w:author="PR Preview" w:date="2024-01-01T00:00:00Z">
+        <w:r>
+          <w:t xml:space="preserve">For example,</w:t>
+        </w:r>
+      </w:ins>
     </w:p>
     <w:p>
       <w:pPr>
@@ -4730,12 +5318,16 @@
       <w:pPr>
         <w:pStyle w:val="FirstParagraph"/>
       </w:pPr>
-      <w:r>
-        <w:t xml:space="preserve">and because the identifiability conditions hold this equals</w:t>
-      </w:r>
-      <w:r>
-        <w:t xml:space="preserve"> </w:t>
-      </w:r>
+      <w:ins w:id="45" w:author="PR Preview" w:date="2024-01-01T00:00:00Z">
+        <w:r>
+          <w:t xml:space="preserve">and because the identifiability conditions hold this equals</w:t>
+        </w:r>
+      </w:ins>
+      <w:ins w:id="45" w:author="PR Preview" w:date="2024-01-01T00:00:00Z">
+        <w:r>
+          <w:t xml:space="preserve"> </w:t>
+        </w:r>
+      </w:ins>
       <m:oMath>
         <m:r>
           <m:rPr>
@@ -4946,35 +5538,43 @@
           </m:e>
         </m:d>
       </m:oMath>
-      <w:r>
-        <w:t xml:space="preserve">.</w:t>
-      </w:r>
+      <w:ins w:id="45" w:author="PR Preview" w:date="2024-01-01T00:00:00Z">
+        <w:r>
+          <w:t xml:space="preserve">.</w:t>
+        </w:r>
+      </w:ins>
     </w:p>
     <w:p>
-      <w:r>
-        <w:pict>
-          <v:rect style="width:0;height:1.5pt" o:hralign="center" o:hrstd="t" o:hr="t"/>
-        </w:pict>
-      </w:r>
+      <w:ins w:id="46" w:author="PR Preview" w:date="2024-01-01T00:00:00Z">
+        <w:r>
+          <w:pict>
+            <v:rect style="width:0;height:1.5pt" o:hralign="center" o:hrstd="t" o:hr="t"/>
+          </w:pict>
+        </w:r>
+      </w:ins>
     </w:p>
     <w:p>
       <w:pPr>
         <w:pStyle w:val="FirstParagraph"/>
       </w:pPr>
-      <w:r>
-        <w:rPr>
-          <w:b/>
-          <w:bCs/>
-        </w:rPr>
-        <w:t xml:space="preserve">Effect of</w:t>
-      </w:r>
-      <w:r>
-        <w:rPr>
-          <w:b/>
-          <w:bCs/>
-        </w:rPr>
-        <w:t xml:space="preserve"> </w:t>
-      </w:r>
+      <w:ins w:id="47" w:author="PR Preview" w:date="2024-01-01T00:00:00Z">
+        <w:r>
+          <w:rPr>
+            <w:b/>
+            <w:bCs/>
+          </w:rPr>
+          <w:t xml:space="preserve">Effect of</w:t>
+        </w:r>
+      </w:ins>
+      <w:ins w:id="47" w:author="PR Preview" w:date="2024-01-01T00:00:00Z">
+        <w:r>
+          <w:rPr>
+            <w:b/>
+            <w:bCs/>
+          </w:rPr>
+          <w:t xml:space="preserve"> </w:t>
+        </w:r>
+      </w:ins>
       <m:oMath>
         <m:sSub>
           <m:e>
@@ -4989,22 +5589,30 @@
           </m:sub>
         </m:sSub>
       </m:oMath>
-      <w:r>
-        <w:rPr>
-          <w:b/>
-          <w:bCs/>
-        </w:rPr>
-        <w:t xml:space="preserve">.</w:t>
-      </w:r>
-      <w:r>
-        <w:t xml:space="preserve"> </w:t>
-      </w:r>
-      <w:r>
-        <w:t xml:space="preserve">Because</w:t>
-      </w:r>
-      <w:r>
-        <w:t xml:space="preserve"> </w:t>
-      </w:r>
+      <w:ins w:id="47" w:author="PR Preview" w:date="2024-01-01T00:00:00Z">
+        <w:r>
+          <w:rPr>
+            <w:b/>
+            <w:bCs/>
+          </w:rPr>
+          <w:t xml:space="preserve">.</w:t>
+        </w:r>
+      </w:ins>
+      <w:ins w:id="47" w:author="PR Preview" w:date="2024-01-01T00:00:00Z">
+        <w:r>
+          <w:t xml:space="preserve"> </w:t>
+        </w:r>
+      </w:ins>
+      <w:ins w:id="47" w:author="PR Preview" w:date="2024-01-01T00:00:00Z">
+        <w:r>
+          <w:t xml:space="preserve">Because</w:t>
+        </w:r>
+      </w:ins>
+      <w:ins w:id="47" w:author="PR Preview" w:date="2024-01-01T00:00:00Z">
+        <w:r>
+          <w:t xml:space="preserve"> </w:t>
+        </w:r>
+      </w:ins>
       <m:oMath>
         <m:sSub>
           <m:e>
@@ -5019,15 +5627,21 @@
           </m:sub>
         </m:sSub>
       </m:oMath>
-      <w:r>
-        <w:t xml:space="preserve"> </w:t>
-      </w:r>
-      <w:r>
-        <w:t xml:space="preserve">is randomized,</w:t>
-      </w:r>
-      <w:r>
-        <w:t xml:space="preserve"> </w:t>
-      </w:r>
+      <w:ins w:id="47" w:author="PR Preview" w:date="2024-01-01T00:00:00Z">
+        <w:r>
+          <w:t xml:space="preserve"> </w:t>
+        </w:r>
+      </w:ins>
+      <w:ins w:id="47" w:author="PR Preview" w:date="2024-01-01T00:00:00Z">
+        <w:r>
+          <w:t xml:space="preserve">is randomized,</w:t>
+        </w:r>
+      </w:ins>
+      <w:ins w:id="47" w:author="PR Preview" w:date="2024-01-01T00:00:00Z">
+        <w:r>
+          <w:t xml:space="preserve"> </w:t>
+        </w:r>
+      </w:ins>
       <m:oMath>
         <m:r>
           <m:rPr>
@@ -5130,15 +5744,21 @@
           </m:e>
         </m:d>
       </m:oMath>
-      <w:r>
-        <w:t xml:space="preserve"> </w:t>
-      </w:r>
-      <w:r>
-        <w:t xml:space="preserve">estimates</w:t>
-      </w:r>
-      <w:r>
-        <w:t xml:space="preserve"> </w:t>
-      </w:r>
+      <w:ins w:id="47" w:author="PR Preview" w:date="2024-01-01T00:00:00Z">
+        <w:r>
+          <w:t xml:space="preserve"> </w:t>
+        </w:r>
+      </w:ins>
+      <w:ins w:id="47" w:author="PR Preview" w:date="2024-01-01T00:00:00Z">
+        <w:r>
+          <w:t xml:space="preserve">estimates</w:t>
+        </w:r>
+      </w:ins>
+      <w:ins w:id="47" w:author="PR Preview" w:date="2024-01-01T00:00:00Z">
+        <w:r>
+          <w:t xml:space="preserve"> </w:t>
+        </w:r>
+      </w:ins>
       <m:oMath>
         <m:r>
           <m:rPr>
@@ -5241,18 +5861,26 @@
           </m:e>
         </m:d>
       </m:oMath>
-      <w:r>
-        <w:t xml:space="preserve">.</w:t>
-      </w:r>
-      <w:r>
-        <w:t xml:space="preserve"> </w:t>
-      </w:r>
-      <w:r>
-        <w:t xml:space="preserve">Averaging rows 1-4 (16,000 individuals with</w:t>
-      </w:r>
-      <w:r>
-        <w:t xml:space="preserve"> </w:t>
-      </w:r>
+      <w:ins w:id="47" w:author="PR Preview" w:date="2024-01-01T00:00:00Z">
+        <w:r>
+          <w:t xml:space="preserve">.</w:t>
+        </w:r>
+      </w:ins>
+      <w:ins w:id="47" w:author="PR Preview" w:date="2024-01-01T00:00:00Z">
+        <w:r>
+          <w:t xml:space="preserve"> </w:t>
+        </w:r>
+      </w:ins>
+      <w:ins w:id="47" w:author="PR Preview" w:date="2024-01-01T00:00:00Z">
+        <w:r>
+          <w:t xml:space="preserve">Averaging rows 1-4 (16,000 individuals with</w:t>
+        </w:r>
+      </w:ins>
+      <w:ins w:id="47" w:author="PR Preview" w:date="2024-01-01T00:00:00Z">
+        <w:r>
+          <w:t xml:space="preserve"> </w:t>
+        </w:r>
+      </w:ins>
       <m:oMath>
         <m:sSub>
           <m:e>
@@ -5276,9 +5904,11 @@
           <m:t>0</m:t>
         </m:r>
       </m:oMath>
-      <w:r>
-        <w:t xml:space="preserve">):</w:t>
-      </w:r>
+      <w:ins w:id="47" w:author="PR Preview" w:date="2024-01-01T00:00:00Z">
+        <w:r>
+          <w:t xml:space="preserve">):</w:t>
+        </w:r>
+      </w:ins>
     </w:p>
     <w:p>
       <w:pPr>
@@ -5532,12 +6162,16 @@
       <w:pPr>
         <w:pStyle w:val="FirstParagraph"/>
       </w:pPr>
-      <w:r>
-        <w:t xml:space="preserve">Averaging rows 5-8 (16,000 individuals with</w:t>
-      </w:r>
-      <w:r>
-        <w:t xml:space="preserve"> </w:t>
-      </w:r>
+      <w:ins w:id="49" w:author="PR Preview" w:date="2024-01-01T00:00:00Z">
+        <w:r>
+          <w:t xml:space="preserve">Averaging rows 5-8 (16,000 individuals with</w:t>
+        </w:r>
+      </w:ins>
+      <w:ins w:id="49" w:author="PR Preview" w:date="2024-01-01T00:00:00Z">
+        <w:r>
+          <w:t xml:space="preserve"> </w:t>
+        </w:r>
+      </w:ins>
       <m:oMath>
         <m:sSub>
           <m:e>
@@ -5561,9 +6195,11 @@
           <m:t>1</m:t>
         </m:r>
       </m:oMath>
-      <w:r>
-        <w:t xml:space="preserve">):</w:t>
-      </w:r>
+      <w:ins w:id="49" w:author="PR Preview" w:date="2024-01-01T00:00:00Z">
+        <w:r>
+          <w:t xml:space="preserve">):</w:t>
+        </w:r>
+      </w:ins>
     </w:p>
     <w:p>
       <w:pPr>
@@ -5817,12 +6453,16 @@
       <w:pPr>
         <w:pStyle w:val="FirstParagraph"/>
       </w:pPr>
-      <w:r>
-        <w:t xml:space="preserve">So the average causal effect of</w:t>
-      </w:r>
-      <w:r>
-        <w:t xml:space="preserve"> </w:t>
-      </w:r>
+      <w:ins w:id="51" w:author="PR Preview" w:date="2024-01-01T00:00:00Z">
+        <w:r>
+          <w:t xml:space="preserve">So the average causal effect of</w:t>
+        </w:r>
+      </w:ins>
+      <w:ins w:id="51" w:author="PR Preview" w:date="2024-01-01T00:00:00Z">
+        <w:r>
+          <w:t xml:space="preserve"> </w:t>
+        </w:r>
+      </w:ins>
       <m:oMath>
         <m:sSub>
           <m:e>
@@ -5837,15 +6477,21 @@
           </m:sub>
         </m:sSub>
       </m:oMath>
-      <w:r>
-        <w:t xml:space="preserve"> </w:t>
-      </w:r>
-      <w:r>
-        <w:t xml:space="preserve">is</w:t>
-      </w:r>
-      <w:r>
-        <w:t xml:space="preserve"> </w:t>
-      </w:r>
+      <w:ins w:id="51" w:author="PR Preview" w:date="2024-01-01T00:00:00Z">
+        <w:r>
+          <w:t xml:space="preserve"> </w:t>
+        </w:r>
+      </w:ins>
+      <w:ins w:id="51" w:author="PR Preview" w:date="2024-01-01T00:00:00Z">
+        <w:r>
+          <w:t xml:space="preserve">is</w:t>
+        </w:r>
+      </w:ins>
+      <w:ins w:id="51" w:author="PR Preview" w:date="2024-01-01T00:00:00Z">
+        <w:r>
+          <w:t xml:space="preserve"> </w:t>
+        </w:r>
+      </w:ins>
       <m:oMath>
         <m:r>
           <m:t>60</m:t>
@@ -5869,9 +6515,11 @@
           <m:t>0</m:t>
         </m:r>
       </m:oMath>
-      <w:r>
-        <w:t xml:space="preserve">.</w:t>
-      </w:r>
+      <w:ins w:id="51" w:author="PR Preview" w:date="2024-01-01T00:00:00Z">
+        <w:r>
+          <w:t xml:space="preserve">.</w:t>
+        </w:r>
+      </w:ins>
     </w:p>
     <w:tbl>
       <w:tblPr>
@@ -6649,12 +7297,16 @@
       <w:pPr>
         <w:pStyle w:val="FirstParagraph"/>
       </w:pPr>
-      <w:r>
-        <w:t xml:space="preserve">Since the effects of</w:t>
-      </w:r>
-      <w:r>
-        <w:t xml:space="preserve"> </w:t>
-      </w:r>
+      <w:ins w:id="54" w:author="PR Preview" w:date="2024-01-01T00:00:00Z">
+        <w:r>
+          <w:t xml:space="preserve">Since the effects of</w:t>
+        </w:r>
+      </w:ins>
+      <w:ins w:id="54" w:author="PR Preview" w:date="2024-01-01T00:00:00Z">
+        <w:r>
+          <w:t xml:space="preserve"> </w:t>
+        </w:r>
+      </w:ins>
       <m:oMath>
         <m:sSub>
           <m:e>
@@ -6669,15 +7321,21 @@
           </m:sub>
         </m:sSub>
       </m:oMath>
-      <w:r>
-        <w:t xml:space="preserve"> </w:t>
-      </w:r>
-      <w:r>
-        <w:t xml:space="preserve">and</w:t>
-      </w:r>
-      <w:r>
-        <w:t xml:space="preserve"> </w:t>
-      </w:r>
+      <w:ins w:id="54" w:author="PR Preview" w:date="2024-01-01T00:00:00Z">
+        <w:r>
+          <w:t xml:space="preserve"> </w:t>
+        </w:r>
+      </w:ins>
+      <w:ins w:id="54" w:author="PR Preview" w:date="2024-01-01T00:00:00Z">
+        <w:r>
+          <w:t xml:space="preserve">and</w:t>
+        </w:r>
+      </w:ins>
+      <w:ins w:id="54" w:author="PR Preview" w:date="2024-01-01T00:00:00Z">
+        <w:r>
+          <w:t xml:space="preserve"> </w:t>
+        </w:r>
+      </w:ins>
       <m:oMath>
         <m:sSub>
           <m:e>
@@ -6692,21 +7350,31 @@
           </m:sub>
         </m:sSub>
       </m:oMath>
-      <w:r>
-        <w:t xml:space="preserve"> </w:t>
-      </w:r>
-      <w:r>
-        <w:t xml:space="preserve">are each null,</w:t>
-      </w:r>
-      <w:r>
-        <w:t xml:space="preserve"> </w:t>
-      </w:r>
-      <w:r>
-        <w:t xml:space="preserve">the g-null theorem implies</w:t>
-      </w:r>
-      <w:r>
-        <w:t xml:space="preserve"> </w:t>
-      </w:r>
+      <w:ins w:id="54" w:author="PR Preview" w:date="2024-01-01T00:00:00Z">
+        <w:r>
+          <w:t xml:space="preserve"> </w:t>
+        </w:r>
+      </w:ins>
+      <w:ins w:id="54" w:author="PR Preview" w:date="2024-01-01T00:00:00Z">
+        <w:r>
+          <w:t xml:space="preserve">are each null,</w:t>
+        </w:r>
+      </w:ins>
+      <w:ins w:id="54" w:author="PR Preview" w:date="2024-01-01T00:00:00Z">
+        <w:r>
+          <w:t xml:space="preserve"> </w:t>
+        </w:r>
+      </w:ins>
+      <w:ins w:id="54" w:author="PR Preview" w:date="2024-01-01T00:00:00Z">
+        <w:r>
+          <w:t xml:space="preserve">the g-null theorem implies</w:t>
+        </w:r>
+      </w:ins>
+      <w:ins w:id="54" w:author="PR Preview" w:date="2024-01-01T00:00:00Z">
+        <w:r>
+          <w:t xml:space="preserve"> </w:t>
+        </w:r>
+      </w:ins>
       <m:oMath>
         <m:r>
           <m:rPr>
@@ -6872,34 +7540,44 @@
           <m:t>0</m:t>
         </m:r>
       </m:oMath>
-      <w:r>
-        <w:t xml:space="preserve">.</w:t>
-      </w:r>
-      <w:r>
-        <w:t xml:space="preserve"> </w:t>
-      </w:r>
-      <w:r>
-        <w:t xml:space="preserve">Do conventional analyses recover this?</w:t>
-      </w:r>
+      <w:ins w:id="54" w:author="PR Preview" w:date="2024-01-01T00:00:00Z">
+        <w:r>
+          <w:t xml:space="preserve">.</w:t>
+        </w:r>
+      </w:ins>
+      <w:ins w:id="54" w:author="PR Preview" w:date="2024-01-01T00:00:00Z">
+        <w:r>
+          <w:t xml:space="preserve"> </w:t>
+        </w:r>
+      </w:ins>
+      <w:ins w:id="54" w:author="PR Preview" w:date="2024-01-01T00:00:00Z">
+        <w:r>
+          <w:t xml:space="preserve">Do conventional analyses recover this?</w:t>
+        </w:r>
+      </w:ins>
     </w:p>
     <w:p>
       <w:pPr>
         <w:pStyle w:val="BodyText"/>
       </w:pPr>
-      <w:r>
-        <w:rPr>
-          <w:b/>
-          <w:bCs/>
-        </w:rPr>
-        <w:t xml:space="preserve">Analysis 1: no adjustment for</w:t>
-      </w:r>
-      <w:r>
-        <w:rPr>
-          <w:b/>
-          <w:bCs/>
-        </w:rPr>
-        <w:t xml:space="preserve"> </w:t>
-      </w:r>
+      <w:ins w:id="55" w:author="PR Preview" w:date="2024-01-01T00:00:00Z">
+        <w:r>
+          <w:rPr>
+            <w:b/>
+            <w:bCs/>
+          </w:rPr>
+          <w:t xml:space="preserve">Analysis 1: no adjustment for</w:t>
+        </w:r>
+      </w:ins>
+      <w:ins w:id="55" w:author="PR Preview" w:date="2024-01-01T00:00:00Z">
+        <w:r>
+          <w:rPr>
+            <w:b/>
+            <w:bCs/>
+          </w:rPr>
+          <w:t xml:space="preserve"> </w:t>
+        </w:r>
+      </w:ins>
       <m:oMath>
         <m:sSub>
           <m:e>
@@ -6914,25 +7592,35 @@
           </m:sub>
         </m:sSub>
       </m:oMath>
-      <w:r>
-        <w:rPr>
-          <w:b/>
-          <w:bCs/>
-        </w:rPr>
-        <w:t xml:space="preserve">.</w:t>
-      </w:r>
-      <w:r>
-        <w:t xml:space="preserve"> </w:t>
-      </w:r>
-      <w:r>
-        <w:t xml:space="preserve">Compare the 9600 individuals treated at both times (rows 6 and 8)</w:t>
-      </w:r>
-      <w:r>
-        <w:t xml:space="preserve"> </w:t>
-      </w:r>
-      <w:r>
-        <w:t xml:space="preserve">with the 4800 untreated at both times (rows 1 and 3):</w:t>
-      </w:r>
+      <w:ins w:id="55" w:author="PR Preview" w:date="2024-01-01T00:00:00Z">
+        <w:r>
+          <w:rPr>
+            <w:b/>
+            <w:bCs/>
+          </w:rPr>
+          <w:t xml:space="preserve">.</w:t>
+        </w:r>
+      </w:ins>
+      <w:ins w:id="55" w:author="PR Preview" w:date="2024-01-01T00:00:00Z">
+        <w:r>
+          <w:t xml:space="preserve"> </w:t>
+        </w:r>
+      </w:ins>
+      <w:ins w:id="55" w:author="PR Preview" w:date="2024-01-01T00:00:00Z">
+        <w:r>
+          <w:t xml:space="preserve">Compare the 9600 individuals treated at both times (rows 6 and 8)</w:t>
+        </w:r>
+      </w:ins>
+      <w:ins w:id="55" w:author="PR Preview" w:date="2024-01-01T00:00:00Z">
+        <w:r>
+          <w:t xml:space="preserve"> </w:t>
+        </w:r>
+      </w:ins>
+      <w:ins w:id="55" w:author="PR Preview" w:date="2024-01-01T00:00:00Z">
+        <w:r>
+          <w:t xml:space="preserve">with the 4800 untreated at both times (rows 1 and 3):</w:t>
+        </w:r>
+      </w:ins>
     </w:p>
     <w:p>
       <w:pPr>
@@ -7296,12 +7984,16 @@
       <w:pPr>
         <w:pStyle w:val="FirstParagraph"/>
       </w:pPr>
-      <w:r>
-        <w:t xml:space="preserve">The difference</w:t>
-      </w:r>
-      <w:r>
-        <w:t xml:space="preserve"> </w:t>
-      </w:r>
+      <w:ins w:id="57" w:author="PR Preview" w:date="2024-01-01T00:00:00Z">
+        <w:r>
+          <w:t xml:space="preserve">The difference</w:t>
+        </w:r>
+      </w:ins>
+      <w:ins w:id="57" w:author="PR Preview" w:date="2024-01-01T00:00:00Z">
+        <w:r>
+          <w:t xml:space="preserve"> </w:t>
+        </w:r>
+      </w:ins>
       <m:oMath>
         <m:r>
           <m:t>54.7</m:t>
@@ -7331,21 +8023,31 @@
           <m:t>13.3</m:t>
         </m:r>
       </m:oMath>
-      <w:r>
-        <w:t xml:space="preserve"> </w:t>
-      </w:r>
-      <w:r>
-        <w:t xml:space="preserve">is non-null,</w:t>
-      </w:r>
-      <w:r>
-        <w:t xml:space="preserve"> </w:t>
-      </w:r>
-      <w:r>
-        <w:t xml:space="preserve">because</w:t>
-      </w:r>
-      <w:r>
-        <w:t xml:space="preserve"> </w:t>
-      </w:r>
+      <w:ins w:id="57" w:author="PR Preview" w:date="2024-01-01T00:00:00Z">
+        <w:r>
+          <w:t xml:space="preserve"> </w:t>
+        </w:r>
+      </w:ins>
+      <w:ins w:id="57" w:author="PR Preview" w:date="2024-01-01T00:00:00Z">
+        <w:r>
+          <w:t xml:space="preserve">is non-null,</w:t>
+        </w:r>
+      </w:ins>
+      <w:ins w:id="57" w:author="PR Preview" w:date="2024-01-01T00:00:00Z">
+        <w:r>
+          <w:t xml:space="preserve"> </w:t>
+        </w:r>
+      </w:ins>
+      <w:ins w:id="57" w:author="PR Preview" w:date="2024-01-01T00:00:00Z">
+        <w:r>
+          <w:t xml:space="preserve">because</w:t>
+        </w:r>
+      </w:ins>
+      <w:ins w:id="57" w:author="PR Preview" w:date="2024-01-01T00:00:00Z">
+        <w:r>
+          <w:t xml:space="preserve"> </w:t>
+        </w:r>
+      </w:ins>
       <m:oMath>
         <m:r>
           <m:rPr>
@@ -7440,15 +8142,21 @@
           </m:e>
         </m:d>
       </m:oMath>
-      <w:r>
-        <w:t xml:space="preserve"> </w:t>
-      </w:r>
-      <w:r>
-        <w:t xml:space="preserve">is not a valid estimator of</w:t>
-      </w:r>
-      <w:r>
-        <w:t xml:space="preserve"> </w:t>
-      </w:r>
+      <w:ins w:id="57" w:author="PR Preview" w:date="2024-01-01T00:00:00Z">
+        <w:r>
+          <w:t xml:space="preserve"> </w:t>
+        </w:r>
+      </w:ins>
+      <w:ins w:id="57" w:author="PR Preview" w:date="2024-01-01T00:00:00Z">
+        <w:r>
+          <w:t xml:space="preserve">is not a valid estimator of</w:t>
+        </w:r>
+      </w:ins>
+      <w:ins w:id="57" w:author="PR Preview" w:date="2024-01-01T00:00:00Z">
+        <w:r>
+          <w:t xml:space="preserve"> </w:t>
+        </w:r>
+      </w:ins>
       <m:oMath>
         <m:r>
           <m:rPr>
@@ -7507,18 +8215,26 @@
           </m:e>
         </m:d>
       </m:oMath>
-      <w:r>
-        <w:t xml:space="preserve">:</w:t>
-      </w:r>
-      <w:r>
-        <w:t xml:space="preserve"> </w:t>
-      </w:r>
-      <w:r>
-        <w:t xml:space="preserve">adjustment for the confounder</w:t>
-      </w:r>
-      <w:r>
-        <w:t xml:space="preserve"> </w:t>
-      </w:r>
+      <w:ins w:id="57" w:author="PR Preview" w:date="2024-01-01T00:00:00Z">
+        <w:r>
+          <w:t xml:space="preserve">:</w:t>
+        </w:r>
+      </w:ins>
+      <w:ins w:id="57" w:author="PR Preview" w:date="2024-01-01T00:00:00Z">
+        <w:r>
+          <w:t xml:space="preserve"> </w:t>
+        </w:r>
+      </w:ins>
+      <w:ins w:id="57" w:author="PR Preview" w:date="2024-01-01T00:00:00Z">
+        <w:r>
+          <w:t xml:space="preserve">adjustment for the confounder</w:t>
+        </w:r>
+      </w:ins>
+      <w:ins w:id="57" w:author="PR Preview" w:date="2024-01-01T00:00:00Z">
+        <w:r>
+          <w:t xml:space="preserve"> </w:t>
+        </w:r>
+      </w:ins>
       <m:oMath>
         <m:sSub>
           <m:e>
@@ -7533,12 +8249,16 @@
           </m:sub>
         </m:sSub>
       </m:oMath>
-      <w:r>
-        <w:t xml:space="preserve"> </w:t>
-      </w:r>
-      <w:r>
-        <w:t xml:space="preserve">is needed.</w:t>
-      </w:r>
+      <w:ins w:id="57" w:author="PR Preview" w:date="2024-01-01T00:00:00Z">
+        <w:r>
+          <w:t xml:space="preserve"> </w:t>
+        </w:r>
+      </w:ins>
+      <w:ins w:id="57" w:author="PR Preview" w:date="2024-01-01T00:00:00Z">
+        <w:r>
+          <w:t xml:space="preserve">is needed.</w:t>
+        </w:r>
+      </w:ins>
     </w:p>
     <w:p>
       <w:r>
@@ -7551,20 +8271,24 @@
       <w:pPr>
         <w:pStyle w:val="FirstParagraph"/>
       </w:pPr>
-      <w:r>
-        <w:rPr>
-          <w:b/>
-          <w:bCs/>
-        </w:rPr>
-        <w:t xml:space="preserve">Analysis 2: stratification on</w:t>
-      </w:r>
-      <w:r>
-        <w:rPr>
-          <w:b/>
-          <w:bCs/>
-        </w:rPr>
-        <w:t xml:space="preserve"> </w:t>
-      </w:r>
+      <w:ins w:id="59" w:author="PR Preview" w:date="2024-01-01T00:00:00Z">
+        <w:r>
+          <w:rPr>
+            <w:b/>
+            <w:bCs/>
+          </w:rPr>
+          <w:t xml:space="preserve">Analysis 2: stratification on</w:t>
+        </w:r>
+      </w:ins>
+      <w:ins w:id="59" w:author="PR Preview" w:date="2024-01-01T00:00:00Z">
+        <w:r>
+          <w:rPr>
+            <w:b/>
+            <w:bCs/>
+          </w:rPr>
+          <w:t xml:space="preserve"> </w:t>
+        </w:r>
+      </w:ins>
       <m:oMath>
         <m:sSub>
           <m:e>
@@ -7579,22 +8303,30 @@
           </m:sub>
         </m:sSub>
       </m:oMath>
-      <w:r>
-        <w:rPr>
-          <w:b/>
-          <w:bCs/>
-        </w:rPr>
-        <w:t xml:space="preserve">.</w:t>
-      </w:r>
-      <w:r>
-        <w:t xml:space="preserve"> </w:t>
-      </w:r>
-      <w:r>
-        <w:t xml:space="preserve">Within</w:t>
-      </w:r>
-      <w:r>
-        <w:t xml:space="preserve"> </w:t>
-      </w:r>
+      <w:ins w:id="59" w:author="PR Preview" w:date="2024-01-01T00:00:00Z">
+        <w:r>
+          <w:rPr>
+            <w:b/>
+            <w:bCs/>
+          </w:rPr>
+          <w:t xml:space="preserve">.</w:t>
+        </w:r>
+      </w:ins>
+      <w:ins w:id="59" w:author="PR Preview" w:date="2024-01-01T00:00:00Z">
+        <w:r>
+          <w:t xml:space="preserve"> </w:t>
+        </w:r>
+      </w:ins>
+      <w:ins w:id="59" w:author="PR Preview" w:date="2024-01-01T00:00:00Z">
+        <w:r>
+          <w:t xml:space="preserve">Within</w:t>
+        </w:r>
+      </w:ins>
+      <w:ins w:id="59" w:author="PR Preview" w:date="2024-01-01T00:00:00Z">
+        <w:r>
+          <w:t xml:space="preserve"> </w:t>
+        </w:r>
+      </w:ins>
       <m:oMath>
         <m:sSub>
           <m:e>
@@ -7618,9 +8350,11 @@
           <m:t>0</m:t>
         </m:r>
       </m:oMath>
-      <w:r>
-        <w:t xml:space="preserve">, compare treated at both times (row 6) with untreated at both times (row 1):</w:t>
-      </w:r>
+      <w:ins w:id="59" w:author="PR Preview" w:date="2024-01-01T00:00:00Z">
+        <w:r>
+          <w:t xml:space="preserve">, compare treated at both times (row 6) with untreated at both times (row 1):</w:t>
+        </w:r>
+      </w:ins>
     </w:p>
     <w:p>
       <w:pPr>
@@ -7885,12 +8619,16 @@
       <w:pPr>
         <w:pStyle w:val="FirstParagraph"/>
       </w:pPr>
-      <w:r>
-        <w:t xml:space="preserve">Within</w:t>
-      </w:r>
-      <w:r>
-        <w:t xml:space="preserve"> </w:t>
-      </w:r>
+      <w:ins w:id="61" w:author="PR Preview" w:date="2024-01-01T00:00:00Z">
+        <w:r>
+          <w:t xml:space="preserve">Within</w:t>
+        </w:r>
+      </w:ins>
+      <w:ins w:id="61" w:author="PR Preview" w:date="2024-01-01T00:00:00Z">
+        <w:r>
+          <w:t xml:space="preserve"> </w:t>
+        </w:r>
+      </w:ins>
       <m:oMath>
         <m:sSub>
           <m:e>
@@ -7914,15 +8652,21 @@
           <m:t>1</m:t>
         </m:r>
       </m:oMath>
-      <w:r>
-        <w:t xml:space="preserve"> </w:t>
-      </w:r>
-      <w:r>
-        <w:t xml:space="preserve">(rows 8 and 3):</w:t>
-      </w:r>
-      <w:r>
-        <w:t xml:space="preserve"> </w:t>
-      </w:r>
+      <w:ins w:id="61" w:author="PR Preview" w:date="2024-01-01T00:00:00Z">
+        <w:r>
+          <w:t xml:space="preserve"> </w:t>
+        </w:r>
+      </w:ins>
+      <w:ins w:id="61" w:author="PR Preview" w:date="2024-01-01T00:00:00Z">
+        <w:r>
+          <w:t xml:space="preserve">(rows 8 and 3):</w:t>
+        </w:r>
+      </w:ins>
+      <w:ins w:id="61" w:author="PR Preview" w:date="2024-01-01T00:00:00Z">
+        <w:r>
+          <w:t xml:space="preserve"> </w:t>
+        </w:r>
+      </w:ins>
       <m:oMath>
         <m:r>
           <m:t>44</m:t>
@@ -7952,28 +8696,36 @@
           <m:t>8</m:t>
         </m:r>
       </m:oMath>
-      <w:r>
-        <w:t xml:space="preserve">.</w:t>
-      </w:r>
+      <w:ins w:id="61" w:author="PR Preview" w:date="2024-01-01T00:00:00Z">
+        <w:r>
+          <w:t xml:space="preserve">.</w:t>
+        </w:r>
+      </w:ins>
     </w:p>
     <w:p>
       <w:pPr>
         <w:pStyle w:val="BodyText"/>
       </w:pPr>
-      <w:r>
-        <w:t xml:space="preserve">The analysis adjusted for the confounder also gives the wrong answer.</w:t>
-      </w:r>
+      <w:ins w:id="62" w:author="PR Preview" w:date="2024-01-01T00:00:00Z">
+        <w:r>
+          <w:t xml:space="preserve">The analysis adjusted for the confounder also gives the wrong answer.</w:t>
+        </w:r>
+      </w:ins>
     </w:p>
     <w:p>
       <w:pPr>
         <w:pStyle w:val="BodyText"/>
       </w:pPr>
-      <w:r>
-        <w:t xml:space="preserve">Because the stratum-specific difference is</w:t>
-      </w:r>
-      <w:r>
-        <w:t xml:space="preserve"> </w:t>
-      </w:r>
+      <w:ins w:id="63" w:author="PR Preview" w:date="2024-01-01T00:00:00Z">
+        <w:r>
+          <w:t xml:space="preserve">Because the stratum-specific difference is</w:t>
+        </w:r>
+      </w:ins>
+      <w:ins w:id="63" w:author="PR Preview" w:date="2024-01-01T00:00:00Z">
+        <w:r>
+          <w:t xml:space="preserve"> </w:t>
+        </w:r>
+      </w:ins>
       <m:oMath>
         <m:r>
           <m:rPr>
@@ -7985,31 +8737,45 @@
           <m:t>8</m:t>
         </m:r>
       </m:oMath>
-      <w:r>
-        <w:t xml:space="preserve"> </w:t>
-      </w:r>
-      <w:r>
-        <w:t xml:space="preserve">in</w:t>
-      </w:r>
-      <w:r>
-        <w:t xml:space="preserve"> </w:t>
-      </w:r>
-      <w:r>
-        <w:rPr>
-          <w:i/>
-          <w:iCs/>
-        </w:rPr>
-        <w:t xml:space="preserve">both</w:t>
-      </w:r>
-      <w:r>
-        <w:t xml:space="preserve"> </w:t>
-      </w:r>
-      <w:r>
-        <w:t xml:space="preserve">strata of</w:t>
-      </w:r>
-      <w:r>
-        <w:t xml:space="preserve"> </w:t>
-      </w:r>
+      <w:ins w:id="63" w:author="PR Preview" w:date="2024-01-01T00:00:00Z">
+        <w:r>
+          <w:t xml:space="preserve"> </w:t>
+        </w:r>
+      </w:ins>
+      <w:ins w:id="63" w:author="PR Preview" w:date="2024-01-01T00:00:00Z">
+        <w:r>
+          <w:t xml:space="preserve">in</w:t>
+        </w:r>
+      </w:ins>
+      <w:ins w:id="63" w:author="PR Preview" w:date="2024-01-01T00:00:00Z">
+        <w:r>
+          <w:t xml:space="preserve"> </w:t>
+        </w:r>
+      </w:ins>
+      <w:ins w:id="63" w:author="PR Preview" w:date="2024-01-01T00:00:00Z">
+        <w:r>
+          <w:rPr>
+            <w:i/>
+            <w:iCs/>
+          </w:rPr>
+          <w:t xml:space="preserve">both</w:t>
+        </w:r>
+      </w:ins>
+      <w:ins w:id="63" w:author="PR Preview" w:date="2024-01-01T00:00:00Z">
+        <w:r>
+          <w:t xml:space="preserve"> </w:t>
+        </w:r>
+      </w:ins>
+      <w:ins w:id="63" w:author="PR Preview" w:date="2024-01-01T00:00:00Z">
+        <w:r>
+          <w:t xml:space="preserve">strata of</w:t>
+        </w:r>
+      </w:ins>
+      <w:ins w:id="63" w:author="PR Preview" w:date="2024-01-01T00:00:00Z">
+        <w:r>
+          <w:t xml:space="preserve"> </w:t>
+        </w:r>
+      </w:ins>
       <m:oMath>
         <m:sSub>
           <m:e>
@@ -8024,63 +8790,95 @@
           </m:sub>
         </m:sSub>
       </m:oMath>
-      <w:r>
-        <w:t xml:space="preserve">,</w:t>
-      </w:r>
-      <w:r>
-        <w:t xml:space="preserve"> </w:t>
-      </w:r>
-      <w:r>
-        <w:t xml:space="preserve">no weighted average of the stratum-specific differences can equal the correct value 0.</w:t>
-      </w:r>
-      <w:r>
-        <w:t xml:space="preserve"> </w:t>
-      </w:r>
-      <w:r>
-        <w:t xml:space="preserve">This estimate reflects the bias of traditional methods</w:t>
-      </w:r>
-      <w:r>
-        <w:t xml:space="preserve"> </w:t>
-      </w:r>
-      <w:r>
-        <w:t xml:space="preserve">when there is treatment-confounder feedback</w:t>
-      </w:r>
-      <w:r>
-        <w:t xml:space="preserve"> </w:t>
-      </w:r>
-      <w:r>
-        <w:t xml:space="preserve">(Hernán and Robins 2020, 271)</w:t>
-      </w:r>
-      <w:r>
-        <w:t xml:space="preserve">.</w:t>
-      </w:r>
+      <w:ins w:id="63" w:author="PR Preview" w:date="2024-01-01T00:00:00Z">
+        <w:r>
+          <w:t xml:space="preserve">,</w:t>
+        </w:r>
+      </w:ins>
+      <w:ins w:id="63" w:author="PR Preview" w:date="2024-01-01T00:00:00Z">
+        <w:r>
+          <w:t xml:space="preserve"> </w:t>
+        </w:r>
+      </w:ins>
+      <w:ins w:id="63" w:author="PR Preview" w:date="2024-01-01T00:00:00Z">
+        <w:r>
+          <w:t xml:space="preserve">no weighted average of the stratum-specific differences can equal the correct value 0.</w:t>
+        </w:r>
+      </w:ins>
+      <w:ins w:id="63" w:author="PR Preview" w:date="2024-01-01T00:00:00Z">
+        <w:r>
+          <w:t xml:space="preserve"> </w:t>
+        </w:r>
+      </w:ins>
+      <w:ins w:id="63" w:author="PR Preview" w:date="2024-01-01T00:00:00Z">
+        <w:r>
+          <w:t xml:space="preserve">This estimate reflects the bias of traditional methods</w:t>
+        </w:r>
+      </w:ins>
+      <w:ins w:id="63" w:author="PR Preview" w:date="2024-01-01T00:00:00Z">
+        <w:r>
+          <w:t xml:space="preserve"> </w:t>
+        </w:r>
+      </w:ins>
+      <w:ins w:id="63" w:author="PR Preview" w:date="2024-01-01T00:00:00Z">
+        <w:r>
+          <w:t xml:space="preserve">when there is treatment-confounder feedback</w:t>
+        </w:r>
+      </w:ins>
+      <w:ins w:id="63" w:author="PR Preview" w:date="2024-01-01T00:00:00Z">
+        <w:r>
+          <w:t xml:space="preserve"> </w:t>
+        </w:r>
+      </w:ins>
+      <w:ins w:id="63" w:author="PR Preview" w:date="2024-01-01T00:00:00Z">
+        <w:r>
+          <w:t xml:space="preserve">(Hernán and Robins 2020, 271)</w:t>
+        </w:r>
+      </w:ins>
+      <w:ins w:id="63" w:author="PR Preview" w:date="2024-01-01T00:00:00Z">
+        <w:r>
+          <w:t xml:space="preserve">.</w:t>
+        </w:r>
+      </w:ins>
     </w:p>
     <w:p>
       <w:pPr>
         <w:pStyle w:val="BodyText"/>
       </w:pPr>
-      <w:r>
-        <w:rPr>
-          <w:b/>
-          <w:bCs/>
-        </w:rPr>
-        <w:t xml:space="preserve">Preview of Chapter 21.</w:t>
-      </w:r>
-      <w:r>
-        <w:t xml:space="preserve"> </w:t>
-      </w:r>
-      <w:r>
-        <w:t xml:space="preserve">The correct answer can be recovered from the same table by the g-formula,</w:t>
-      </w:r>
-      <w:r>
-        <w:t xml:space="preserve"> </w:t>
-      </w:r>
-      <w:r>
-        <w:t xml:space="preserve">which standardizes over the distribution of</w:t>
-      </w:r>
-      <w:r>
-        <w:t xml:space="preserve"> </w:t>
-      </w:r>
+      <w:ins w:id="64" w:author="PR Preview" w:date="2024-01-01T00:00:00Z">
+        <w:r>
+          <w:rPr>
+            <w:b/>
+            <w:bCs/>
+          </w:rPr>
+          <w:t xml:space="preserve">Preview of Chapter 21.</w:t>
+        </w:r>
+      </w:ins>
+      <w:ins w:id="64" w:author="PR Preview" w:date="2024-01-01T00:00:00Z">
+        <w:r>
+          <w:t xml:space="preserve"> </w:t>
+        </w:r>
+      </w:ins>
+      <w:ins w:id="64" w:author="PR Preview" w:date="2024-01-01T00:00:00Z">
+        <w:r>
+          <w:t xml:space="preserve">The correct answer can be recovered from the same table by the g-formula,</w:t>
+        </w:r>
+      </w:ins>
+      <w:ins w:id="64" w:author="PR Preview" w:date="2024-01-01T00:00:00Z">
+        <w:r>
+          <w:t xml:space="preserve"> </w:t>
+        </w:r>
+      </w:ins>
+      <w:ins w:id="64" w:author="PR Preview" w:date="2024-01-01T00:00:00Z">
+        <w:r>
+          <w:t xml:space="preserve">which standardizes over the distribution of</w:t>
+        </w:r>
+      </w:ins>
+      <w:ins w:id="64" w:author="PR Preview" w:date="2024-01-01T00:00:00Z">
+        <w:r>
+          <w:t xml:space="preserve"> </w:t>
+        </w:r>
+      </w:ins>
       <m:oMath>
         <m:sSub>
           <m:e>
@@ -8095,19 +8893,25 @@
           </m:sub>
         </m:sSub>
       </m:oMath>
-      <w:r>
-        <w:t xml:space="preserve"> </w:t>
-      </w:r>
-      <w:r>
-        <w:rPr>
-          <w:i/>
-          <w:iCs/>
-        </w:rPr>
-        <w:t xml:space="preserve">given</w:t>
-      </w:r>
-      <w:r>
-        <w:t xml:space="preserve"> </w:t>
-      </w:r>
+      <w:ins w:id="64" w:author="PR Preview" w:date="2024-01-01T00:00:00Z">
+        <w:r>
+          <w:t xml:space="preserve"> </w:t>
+        </w:r>
+      </w:ins>
+      <w:ins w:id="64" w:author="PR Preview" w:date="2024-01-01T00:00:00Z">
+        <w:r>
+          <w:rPr>
+            <w:i/>
+            <w:iCs/>
+          </w:rPr>
+          <w:t xml:space="preserve">given</w:t>
+        </w:r>
+      </w:ins>
+      <w:ins w:id="64" w:author="PR Preview" w:date="2024-01-01T00:00:00Z">
+        <w:r>
+          <w:t xml:space="preserve"> </w:t>
+        </w:r>
+      </w:ins>
       <m:oMath>
         <m:sSub>
           <m:e>
@@ -8122,15 +8926,21 @@
           </m:sub>
         </m:sSub>
       </m:oMath>
-      <w:r>
-        <w:t xml:space="preserve"> </w:t>
-      </w:r>
-      <w:r>
-        <w:t xml:space="preserve">rather than conditioning on</w:t>
-      </w:r>
-      <w:r>
-        <w:t xml:space="preserve"> </w:t>
-      </w:r>
+      <w:ins w:id="64" w:author="PR Preview" w:date="2024-01-01T00:00:00Z">
+        <w:r>
+          <w:t xml:space="preserve"> </w:t>
+        </w:r>
+      </w:ins>
+      <w:ins w:id="64" w:author="PR Preview" w:date="2024-01-01T00:00:00Z">
+        <w:r>
+          <w:t xml:space="preserve">rather than conditioning on</w:t>
+        </w:r>
+      </w:ins>
+      <w:ins w:id="64" w:author="PR Preview" w:date="2024-01-01T00:00:00Z">
+        <w:r>
+          <w:t xml:space="preserve"> </w:t>
+        </w:r>
+      </w:ins>
       <m:oMath>
         <m:sSub>
           <m:e>
@@ -8145,18 +8955,26 @@
           </m:sub>
         </m:sSub>
       </m:oMath>
-      <w:r>
-        <w:t xml:space="preserve">.</w:t>
-      </w:r>
-      <w:r>
-        <w:t xml:space="preserve"> </w:t>
-      </w:r>
-      <w:r>
-        <w:t xml:space="preserve">From Table 20.1,</w:t>
-      </w:r>
-      <w:r>
-        <w:t xml:space="preserve"> </w:t>
-      </w:r>
+      <w:ins w:id="64" w:author="PR Preview" w:date="2024-01-01T00:00:00Z">
+        <w:r>
+          <w:t xml:space="preserve">.</w:t>
+        </w:r>
+      </w:ins>
+      <w:ins w:id="64" w:author="PR Preview" w:date="2024-01-01T00:00:00Z">
+        <w:r>
+          <w:t xml:space="preserve"> </w:t>
+        </w:r>
+      </w:ins>
+      <w:ins w:id="64" w:author="PR Preview" w:date="2024-01-01T00:00:00Z">
+        <w:r>
+          <w:t xml:space="preserve">From Table 20.1,</w:t>
+        </w:r>
+      </w:ins>
+      <w:ins w:id="64" w:author="PR Preview" w:date="2024-01-01T00:00:00Z">
+        <w:r>
+          <w:t xml:space="preserve"> </w:t>
+        </w:r>
+      </w:ins>
       <m:oMath>
         <m:r>
           <m:rPr>
@@ -8252,15 +9070,21 @@
           <m:t>0.5</m:t>
         </m:r>
       </m:oMath>
-      <w:r>
-        <w:t xml:space="preserve"> </w:t>
-      </w:r>
-      <w:r>
-        <w:t xml:space="preserve">and</w:t>
-      </w:r>
-      <w:r>
-        <w:t xml:space="preserve"> </w:t>
-      </w:r>
+      <w:ins w:id="64" w:author="PR Preview" w:date="2024-01-01T00:00:00Z">
+        <w:r>
+          <w:t xml:space="preserve"> </w:t>
+        </w:r>
+      </w:ins>
+      <w:ins w:id="64" w:author="PR Preview" w:date="2024-01-01T00:00:00Z">
+        <w:r>
+          <w:t xml:space="preserve">and</w:t>
+        </w:r>
+      </w:ins>
+      <w:ins w:id="64" w:author="PR Preview" w:date="2024-01-01T00:00:00Z">
+        <w:r>
+          <w:t xml:space="preserve"> </w:t>
+        </w:r>
+      </w:ins>
       <m:oMath>
         <m:r>
           <m:rPr>
@@ -8356,9 +9180,11 @@
           <m:t>0.25</m:t>
         </m:r>
       </m:oMath>
-      <w:r>
-        <w:t xml:space="preserve">, so</w:t>
-      </w:r>
+      <w:ins w:id="64" w:author="PR Preview" w:date="2024-01-01T00:00:00Z">
+        <w:r>
+          <w:t xml:space="preserve">, so</w:t>
+        </w:r>
+      </w:ins>
     </w:p>
     <w:p>
       <w:pPr>
@@ -8674,12 +9500,16 @@
       <w:pPr>
         <w:pStyle w:val="FirstParagraph"/>
       </w:pPr>
-      <w:r>
-        <w:t xml:space="preserve">and the difference is</w:t>
-      </w:r>
-      <w:r>
-        <w:t xml:space="preserve"> </w:t>
-      </w:r>
+      <w:ins w:id="66" w:author="PR Preview" w:date="2024-01-01T00:00:00Z">
+        <w:r>
+          <w:t xml:space="preserve">and the difference is</w:t>
+        </w:r>
+      </w:ins>
+      <w:ins w:id="66" w:author="PR Preview" w:date="2024-01-01T00:00:00Z">
+        <w:r>
+          <w:t xml:space="preserve"> </w:t>
+        </w:r>
+      </w:ins>
       <m:oMath>
         <m:r>
           <m:t>60</m:t>
@@ -8703,15 +9533,21 @@
           <m:t>0</m:t>
         </m:r>
       </m:oMath>
-      <w:r>
-        <w:t xml:space="preserve">, as it should be.</w:t>
-      </w:r>
-      <w:r>
-        <w:t xml:space="preserve"> </w:t>
-      </w:r>
-      <w:r>
-        <w:t xml:space="preserve">Chapter 21 develops this computation.</w:t>
-      </w:r>
+      <w:ins w:id="66" w:author="PR Preview" w:date="2024-01-01T00:00:00Z">
+        <w:r>
+          <w:t xml:space="preserve">, as it should be.</w:t>
+        </w:r>
+      </w:ins>
+      <w:ins w:id="66" w:author="PR Preview" w:date="2024-01-01T00:00:00Z">
+        <w:r>
+          <w:t xml:space="preserve"> </w:t>
+        </w:r>
+      </w:ins>
+      <w:ins w:id="66" w:author="PR Preview" w:date="2024-01-01T00:00:00Z">
+        <w:r>
+          <w:t xml:space="preserve">Chapter 21 develops this computation.</w:t>
+        </w:r>
+      </w:ins>
     </w:p>
     <w:bookmarkEnd w:id="22"/>
     <w:bookmarkEnd w:id="23"/>
@@ -8735,18 +9571,26 @@
       <w:pPr>
         <w:pStyle w:val="FirstParagraph"/>
       </w:pPr>
-      <w:r>
-        <w:t xml:space="preserve">All three identifiability conditions hold in Table 20.1;</w:t>
-      </w:r>
-      <w:r>
-        <w:t xml:space="preserve"> </w:t>
-      </w:r>
-      <w:r>
-        <w:t xml:space="preserve">the unmeasured</w:t>
-      </w:r>
-      <w:r>
-        <w:t xml:space="preserve"> </w:t>
-      </w:r>
+      <w:ins w:id="1069" w:author="PR Preview" w:date="2024-01-01T00:00:00Z">
+        <w:r>
+          <w:t xml:space="preserve">All three identifiability conditions hold in Table 20.1;</w:t>
+        </w:r>
+      </w:ins>
+      <w:ins w:id="1069" w:author="PR Preview" w:date="2024-01-01T00:00:00Z">
+        <w:r>
+          <w:t xml:space="preserve"> </w:t>
+        </w:r>
+      </w:ins>
+      <w:ins w:id="1069" w:author="PR Preview" w:date="2024-01-01T00:00:00Z">
+        <w:r>
+          <w:t xml:space="preserve">the unmeasured</w:t>
+        </w:r>
+      </w:ins>
+      <w:ins w:id="1069" w:author="PR Preview" w:date="2024-01-01T00:00:00Z">
+        <w:r>
+          <w:t xml:space="preserve"> </w:t>
+        </w:r>
+      </w:ins>
       <m:oMath>
         <m:sSub>
           <m:e>
@@ -8761,21 +9605,31 @@
           </m:sub>
         </m:sSub>
       </m:oMath>
-      <w:r>
-        <w:t xml:space="preserve"> </w:t>
-      </w:r>
-      <w:r>
-        <w:t xml:space="preserve">(immunosuppression level) is not needed</w:t>
-      </w:r>
-      <w:r>
-        <w:t xml:space="preserve"> </w:t>
-      </w:r>
-      <w:r>
-        <w:t xml:space="preserve">because we have data on</w:t>
-      </w:r>
-      <w:r>
-        <w:t xml:space="preserve"> </w:t>
-      </w:r>
+      <w:ins w:id="1069" w:author="PR Preview" w:date="2024-01-01T00:00:00Z">
+        <w:r>
+          <w:t xml:space="preserve"> </w:t>
+        </w:r>
+      </w:ins>
+      <w:ins w:id="1069" w:author="PR Preview" w:date="2024-01-01T00:00:00Z">
+        <w:r>
+          <w:t xml:space="preserve">(immunosuppression level) is not needed</w:t>
+        </w:r>
+      </w:ins>
+      <w:ins w:id="1069" w:author="PR Preview" w:date="2024-01-01T00:00:00Z">
+        <w:r>
+          <w:t xml:space="preserve"> </w:t>
+        </w:r>
+      </w:ins>
+      <w:ins w:id="1069" w:author="PR Preview" w:date="2024-01-01T00:00:00Z">
+        <w:r>
+          <w:t xml:space="preserve">because we have data on</w:t>
+        </w:r>
+      </w:ins>
+      <w:ins w:id="1069" w:author="PR Preview" w:date="2024-01-01T00:00:00Z">
+        <w:r>
+          <w:t xml:space="preserve"> </w:t>
+        </w:r>
+      </w:ins>
       <m:oMath>
         <m:sSub>
           <m:e>
@@ -8790,34 +9644,50 @@
           </m:sub>
         </m:sSub>
       </m:oMath>
-      <w:r>
-        <w:t xml:space="preserve">.</w:t>
-      </w:r>
-      <w:r>
-        <w:t xml:space="preserve"> </w:t>
-      </w:r>
-      <w:r>
-        <w:t xml:space="preserve">Yet neither analysis gave the correct answer.</w:t>
-      </w:r>
-      <w:r>
-        <w:t xml:space="preserve"> </w:t>
-      </w:r>
-      <w:r>
-        <w:t xml:space="preserve">The problem is the</w:t>
-      </w:r>
-      <w:r>
-        <w:t xml:space="preserve"> </w:t>
-      </w:r>
-      <w:r>
-        <w:rPr>
-          <w:b/>
-          <w:bCs/>
-        </w:rPr>
-        <w:t xml:space="preserve">adjustment method</w:t>
-      </w:r>
-      <w:r>
-        <w:t xml:space="preserve">: stratification cannot handle treatment-confounder feedback.</w:t>
-      </w:r>
+      <w:ins w:id="1069" w:author="PR Preview" w:date="2024-01-01T00:00:00Z">
+        <w:r>
+          <w:t xml:space="preserve">.</w:t>
+        </w:r>
+      </w:ins>
+      <w:ins w:id="1069" w:author="PR Preview" w:date="2024-01-01T00:00:00Z">
+        <w:r>
+          <w:t xml:space="preserve"> </w:t>
+        </w:r>
+      </w:ins>
+      <w:ins w:id="1069" w:author="PR Preview" w:date="2024-01-01T00:00:00Z">
+        <w:r>
+          <w:t xml:space="preserve">Yet neither analysis gave the correct answer.</w:t>
+        </w:r>
+      </w:ins>
+      <w:ins w:id="1069" w:author="PR Preview" w:date="2024-01-01T00:00:00Z">
+        <w:r>
+          <w:t xml:space="preserve"> </w:t>
+        </w:r>
+      </w:ins>
+      <w:ins w:id="1069" w:author="PR Preview" w:date="2024-01-01T00:00:00Z">
+        <w:r>
+          <w:t xml:space="preserve">The problem is the</w:t>
+        </w:r>
+      </w:ins>
+      <w:ins w:id="1069" w:author="PR Preview" w:date="2024-01-01T00:00:00Z">
+        <w:r>
+          <w:t xml:space="preserve"> </w:t>
+        </w:r>
+      </w:ins>
+      <w:ins w:id="1069" w:author="PR Preview" w:date="2024-01-01T00:00:00Z">
+        <w:r>
+          <w:rPr>
+            <w:b/>
+            <w:bCs/>
+          </w:rPr>
+          <w:t xml:space="preserve">adjustment method</w:t>
+        </w:r>
+      </w:ins>
+      <w:ins w:id="1069" w:author="PR Preview" w:date="2024-01-01T00:00:00Z">
+        <w:r>
+          <w:t xml:space="preserve">: stratification cannot handle treatment-confounder feedback.</w:t>
+        </w:r>
+      </w:ins>
     </w:p>
     <w:p>
       <w:r>
@@ -8839,12 +9709,16 @@
       <w:pPr>
         <w:pStyle w:val="FirstParagraph"/>
       </w:pPr>
-      <w:r>
-        <w:t xml:space="preserve">Stratifying on</w:t>
-      </w:r>
-      <w:r>
-        <w:t xml:space="preserve"> </w:t>
-      </w:r>
+      <w:ins w:id="1072" w:author="PR Preview" w:date="2024-01-01T00:00:00Z">
+        <w:r>
+          <w:t xml:space="preserve">Stratifying on</w:t>
+        </w:r>
+      </w:ins>
+      <w:ins w:id="1072" w:author="PR Preview" w:date="2024-01-01T00:00:00Z">
+        <w:r>
+          <w:t xml:space="preserve"> </w:t>
+        </w:r>
+      </w:ins>
       <m:oMath>
         <m:sSub>
           <m:e>
@@ -8859,21 +9733,31 @@
           </m:sub>
         </m:sSub>
       </m:oMath>
-      <w:r>
-        <w:t xml:space="preserve"> </w:t>
-      </w:r>
-      <w:r>
-        <w:t xml:space="preserve">means estimating the treatment-outcome association</w:t>
-      </w:r>
-      <w:r>
-        <w:t xml:space="preserve"> </w:t>
-      </w:r>
-      <w:r>
-        <w:t xml:space="preserve">separately in the subsets</w:t>
-      </w:r>
-      <w:r>
-        <w:t xml:space="preserve"> </w:t>
-      </w:r>
+      <w:ins w:id="1072" w:author="PR Preview" w:date="2024-01-01T00:00:00Z">
+        <w:r>
+          <w:t xml:space="preserve"> </w:t>
+        </w:r>
+      </w:ins>
+      <w:ins w:id="1072" w:author="PR Preview" w:date="2024-01-01T00:00:00Z">
+        <w:r>
+          <w:t xml:space="preserve">means estimating the treatment-outcome association</w:t>
+        </w:r>
+      </w:ins>
+      <w:ins w:id="1072" w:author="PR Preview" w:date="2024-01-01T00:00:00Z">
+        <w:r>
+          <w:t xml:space="preserve"> </w:t>
+        </w:r>
+      </w:ins>
+      <w:ins w:id="1072" w:author="PR Preview" w:date="2024-01-01T00:00:00Z">
+        <w:r>
+          <w:t xml:space="preserve">separately in the subsets</w:t>
+        </w:r>
+      </w:ins>
+      <w:ins w:id="1072" w:author="PR Preview" w:date="2024-01-01T00:00:00Z">
+        <w:r>
+          <w:t xml:space="preserve"> </w:t>
+        </w:r>
+      </w:ins>
       <m:oMath>
         <m:sSub>
           <m:e>
@@ -8897,15 +9781,21 @@
           <m:t>0</m:t>
         </m:r>
       </m:oMath>
-      <w:r>
-        <w:t xml:space="preserve"> </w:t>
-      </w:r>
-      <w:r>
-        <w:t xml:space="preserve">(high CD4) and</w:t>
-      </w:r>
-      <w:r>
-        <w:t xml:space="preserve"> </w:t>
-      </w:r>
+      <w:ins w:id="1072" w:author="PR Preview" w:date="2024-01-01T00:00:00Z">
+        <w:r>
+          <w:t xml:space="preserve"> </w:t>
+        </w:r>
+      </w:ins>
+      <w:ins w:id="1072" w:author="PR Preview" w:date="2024-01-01T00:00:00Z">
+        <w:r>
+          <w:t xml:space="preserve">(high CD4) and</w:t>
+        </w:r>
+      </w:ins>
+      <w:ins w:id="1072" w:author="PR Preview" w:date="2024-01-01T00:00:00Z">
+        <w:r>
+          <w:t xml:space="preserve"> </w:t>
+        </w:r>
+      </w:ins>
       <m:oMath>
         <m:sSub>
           <m:e>
@@ -8929,21 +9819,31 @@
           <m:t>1</m:t>
         </m:r>
       </m:oMath>
-      <w:r>
-        <w:t xml:space="preserve"> </w:t>
-      </w:r>
-      <w:r>
-        <w:t xml:space="preserve">(low CD4).</w:t>
-      </w:r>
-      <w:r>
-        <w:t xml:space="preserve"> </w:t>
-      </w:r>
-      <w:r>
-        <w:t xml:space="preserve">But</w:t>
-      </w:r>
-      <w:r>
-        <w:t xml:space="preserve"> </w:t>
-      </w:r>
+      <w:ins w:id="1072" w:author="PR Preview" w:date="2024-01-01T00:00:00Z">
+        <w:r>
+          <w:t xml:space="preserve"> </w:t>
+        </w:r>
+      </w:ins>
+      <w:ins w:id="1072" w:author="PR Preview" w:date="2024-01-01T00:00:00Z">
+        <w:r>
+          <w:t xml:space="preserve">(low CD4).</w:t>
+        </w:r>
+      </w:ins>
+      <w:ins w:id="1072" w:author="PR Preview" w:date="2024-01-01T00:00:00Z">
+        <w:r>
+          <w:t xml:space="preserve"> </w:t>
+        </w:r>
+      </w:ins>
+      <w:ins w:id="1072" w:author="PR Preview" w:date="2024-01-01T00:00:00Z">
+        <w:r>
+          <w:t xml:space="preserve">But</w:t>
+        </w:r>
+      </w:ins>
+      <w:ins w:id="1072" w:author="PR Preview" w:date="2024-01-01T00:00:00Z">
+        <w:r>
+          <w:t xml:space="preserve"> </w:t>
+        </w:r>
+      </w:ins>
       <m:oMath>
         <m:sSub>
           <m:e>
@@ -8958,15 +9858,21 @@
           </m:sub>
         </m:sSub>
       </m:oMath>
-      <w:r>
-        <w:t xml:space="preserve"> </w:t>
-      </w:r>
-      <w:r>
-        <w:t xml:space="preserve">is affected by prior treatment</w:t>
-      </w:r>
-      <w:r>
-        <w:t xml:space="preserve"> </w:t>
-      </w:r>
+      <w:ins w:id="1072" w:author="PR Preview" w:date="2024-01-01T00:00:00Z">
+        <w:r>
+          <w:t xml:space="preserve"> </w:t>
+        </w:r>
+      </w:ins>
+      <w:ins w:id="1072" w:author="PR Preview" w:date="2024-01-01T00:00:00Z">
+        <w:r>
+          <w:t xml:space="preserve">is affected by prior treatment</w:t>
+        </w:r>
+      </w:ins>
+      <w:ins w:id="1072" w:author="PR Preview" w:date="2024-01-01T00:00:00Z">
+        <w:r>
+          <w:t xml:space="preserve"> </w:t>
+        </w:r>
+      </w:ins>
       <m:oMath>
         <m:sSub>
           <m:e>
@@ -8981,31 +9887,45 @@
           </m:sub>
         </m:sSub>
       </m:oMath>
-      <w:r>
-        <w:t xml:space="preserve">,</w:t>
-      </w:r>
-      <w:r>
-        <w:t xml:space="preserve"> </w:t>
-      </w:r>
-      <w:r>
-        <w:t xml:space="preserve">so it is a</w:t>
-      </w:r>
-      <w:r>
-        <w:t xml:space="preserve"> </w:t>
-      </w:r>
-      <w:r>
-        <w:rPr>
-          <w:b/>
-          <w:bCs/>
-        </w:rPr>
-        <w:t xml:space="preserve">collider</w:t>
-      </w:r>
-      <w:r>
-        <w:t xml:space="preserve"> </w:t>
-      </w:r>
-      <w:r>
-        <w:t xml:space="preserve">on the path</w:t>
-      </w:r>
+      <w:ins w:id="1072" w:author="PR Preview" w:date="2024-01-01T00:00:00Z">
+        <w:r>
+          <w:t xml:space="preserve">,</w:t>
+        </w:r>
+      </w:ins>
+      <w:ins w:id="1072" w:author="PR Preview" w:date="2024-01-01T00:00:00Z">
+        <w:r>
+          <w:t xml:space="preserve"> </w:t>
+        </w:r>
+      </w:ins>
+      <w:ins w:id="1072" w:author="PR Preview" w:date="2024-01-01T00:00:00Z">
+        <w:r>
+          <w:t xml:space="preserve">so it is a</w:t>
+        </w:r>
+      </w:ins>
+      <w:ins w:id="1072" w:author="PR Preview" w:date="2024-01-01T00:00:00Z">
+        <w:r>
+          <w:t xml:space="preserve"> </w:t>
+        </w:r>
+      </w:ins>
+      <w:ins w:id="1072" w:author="PR Preview" w:date="2024-01-01T00:00:00Z">
+        <w:r>
+          <w:rPr>
+            <w:b/>
+            <w:bCs/>
+          </w:rPr>
+          <w:t xml:space="preserve">collider</w:t>
+        </w:r>
+      </w:ins>
+      <w:ins w:id="1072" w:author="PR Preview" w:date="2024-01-01T00:00:00Z">
+        <w:r>
+          <w:t xml:space="preserve"> </w:t>
+        </w:r>
+      </w:ins>
+      <w:ins w:id="1072" w:author="PR Preview" w:date="2024-01-01T00:00:00Z">
+        <w:r>
+          <w:t xml:space="preserve">on the path</w:t>
+        </w:r>
+      </w:ins>
     </w:p>
     <w:p>
       <w:pPr>
@@ -9080,12 +10000,16 @@
       <w:pPr>
         <w:pStyle w:val="FirstParagraph"/>
       </w:pPr>
-      <w:r>
-        <w:t xml:space="preserve">(the book’s Figure 20.5: Figure 20.3 with</w:t>
-      </w:r>
-      <w:r>
-        <w:t xml:space="preserve"> </w:t>
-      </w:r>
+      <w:ins w:id="1074" w:author="PR Preview" w:date="2024-01-01T00:00:00Z">
+        <w:r>
+          <w:t xml:space="preserve">(the book’s Figure 20.5: Figure 20.3 with</w:t>
+        </w:r>
+      </w:ins>
+      <w:ins w:id="1074" w:author="PR Preview" w:date="2024-01-01T00:00:00Z">
+        <w:r>
+          <w:t xml:space="preserve"> </w:t>
+        </w:r>
+      </w:ins>
       <m:oMath>
         <m:sSub>
           <m:e>
@@ -9100,21 +10024,31 @@
           </m:sub>
         </m:sSub>
       </m:oMath>
-      <w:r>
-        <w:t xml:space="preserve"> </w:t>
-      </w:r>
-      <w:r>
-        <w:t xml:space="preserve">conditioned on).</w:t>
-      </w:r>
-      <w:r>
-        <w:t xml:space="preserve"> </w:t>
-      </w:r>
-      <w:r>
-        <w:t xml:space="preserve">Conditioning on</w:t>
-      </w:r>
-      <w:r>
-        <w:t xml:space="preserve"> </w:t>
-      </w:r>
+      <w:ins w:id="1074" w:author="PR Preview" w:date="2024-01-01T00:00:00Z">
+        <w:r>
+          <w:t xml:space="preserve"> </w:t>
+        </w:r>
+      </w:ins>
+      <w:ins w:id="1074" w:author="PR Preview" w:date="2024-01-01T00:00:00Z">
+        <w:r>
+          <w:t xml:space="preserve">conditioned on).</w:t>
+        </w:r>
+      </w:ins>
+      <w:ins w:id="1074" w:author="PR Preview" w:date="2024-01-01T00:00:00Z">
+        <w:r>
+          <w:t xml:space="preserve"> </w:t>
+        </w:r>
+      </w:ins>
+      <w:ins w:id="1074" w:author="PR Preview" w:date="2024-01-01T00:00:00Z">
+        <w:r>
+          <w:t xml:space="preserve">Conditioning on</w:t>
+        </w:r>
+      </w:ins>
+      <w:ins w:id="1074" w:author="PR Preview" w:date="2024-01-01T00:00:00Z">
+        <w:r>
+          <w:t xml:space="preserve"> </w:t>
+        </w:r>
+      </w:ins>
       <m:oMath>
         <m:sSub>
           <m:e>
@@ -9129,21 +10063,31 @@
           </m:sub>
         </m:sSub>
       </m:oMath>
-      <w:r>
-        <w:t xml:space="preserve"> </w:t>
-      </w:r>
-      <w:r>
-        <w:t xml:space="preserve">opens this path</w:t>
-      </w:r>
-      <w:r>
-        <w:t xml:space="preserve"> </w:t>
-      </w:r>
-      <w:r>
-        <w:t xml:space="preserve">and induces a noncausal association between</w:t>
-      </w:r>
-      <w:r>
-        <w:t xml:space="preserve"> </w:t>
-      </w:r>
+      <w:ins w:id="1074" w:author="PR Preview" w:date="2024-01-01T00:00:00Z">
+        <w:r>
+          <w:t xml:space="preserve"> </w:t>
+        </w:r>
+      </w:ins>
+      <w:ins w:id="1074" w:author="PR Preview" w:date="2024-01-01T00:00:00Z">
+        <w:r>
+          <w:t xml:space="preserve">opens this path</w:t>
+        </w:r>
+      </w:ins>
+      <w:ins w:id="1074" w:author="PR Preview" w:date="2024-01-01T00:00:00Z">
+        <w:r>
+          <w:t xml:space="preserve"> </w:t>
+        </w:r>
+      </w:ins>
+      <w:ins w:id="1074" w:author="PR Preview" w:date="2024-01-01T00:00:00Z">
+        <w:r>
+          <w:t xml:space="preserve">and induces a noncausal association between</w:t>
+        </w:r>
+      </w:ins>
+      <w:ins w:id="1074" w:author="PR Preview" w:date="2024-01-01T00:00:00Z">
+        <w:r>
+          <w:t xml:space="preserve"> </w:t>
+        </w:r>
+      </w:ins>
       <m:oMath>
         <m:sSub>
           <m:e>
@@ -9158,15 +10102,21 @@
           </m:sub>
         </m:sSub>
       </m:oMath>
-      <w:r>
-        <w:t xml:space="preserve"> </w:t>
-      </w:r>
-      <w:r>
-        <w:t xml:space="preserve">and</w:t>
-      </w:r>
-      <w:r>
-        <w:t xml:space="preserve"> </w:t>
-      </w:r>
+      <w:ins w:id="1074" w:author="PR Preview" w:date="2024-01-01T00:00:00Z">
+        <w:r>
+          <w:t xml:space="preserve"> </w:t>
+        </w:r>
+      </w:ins>
+      <w:ins w:id="1074" w:author="PR Preview" w:date="2024-01-01T00:00:00Z">
+        <w:r>
+          <w:t xml:space="preserve">and</w:t>
+        </w:r>
+      </w:ins>
+      <w:ins w:id="1074" w:author="PR Preview" w:date="2024-01-01T00:00:00Z">
+        <w:r>
+          <w:t xml:space="preserve"> </w:t>
+        </w:r>
+      </w:ins>
       <m:oMath>
         <m:sSub>
           <m:e>
@@ -9181,18 +10131,26 @@
           </m:sub>
         </m:sSub>
       </m:oMath>
-      <w:r>
-        <w:t xml:space="preserve">,</w:t>
-      </w:r>
-      <w:r>
-        <w:t xml:space="preserve"> </w:t>
-      </w:r>
-      <w:r>
-        <w:t xml:space="preserve">and hence between</w:t>
-      </w:r>
-      <w:r>
-        <w:t xml:space="preserve"> </w:t>
-      </w:r>
+      <w:ins w:id="1074" w:author="PR Preview" w:date="2024-01-01T00:00:00Z">
+        <w:r>
+          <w:t xml:space="preserve">,</w:t>
+        </w:r>
+      </w:ins>
+      <w:ins w:id="1074" w:author="PR Preview" w:date="2024-01-01T00:00:00Z">
+        <w:r>
+          <w:t xml:space="preserve"> </w:t>
+        </w:r>
+      </w:ins>
+      <w:ins w:id="1074" w:author="PR Preview" w:date="2024-01-01T00:00:00Z">
+        <w:r>
+          <w:t xml:space="preserve">and hence between</w:t>
+        </w:r>
+      </w:ins>
+      <w:ins w:id="1074" w:author="PR Preview" w:date="2024-01-01T00:00:00Z">
+        <w:r>
+          <w:t xml:space="preserve"> </w:t>
+        </w:r>
+      </w:ins>
       <m:oMath>
         <m:sSub>
           <m:e>
@@ -9207,26 +10165,36 @@
           </m:sub>
         </m:sSub>
       </m:oMath>
-      <w:r>
-        <w:t xml:space="preserve"> </w:t>
-      </w:r>
-      <w:r>
-        <w:t xml:space="preserve">and</w:t>
-      </w:r>
-      <w:r>
-        <w:t xml:space="preserve"> </w:t>
-      </w:r>
+      <w:ins w:id="1074" w:author="PR Preview" w:date="2024-01-01T00:00:00Z">
+        <w:r>
+          <w:t xml:space="preserve"> </w:t>
+        </w:r>
+      </w:ins>
+      <w:ins w:id="1074" w:author="PR Preview" w:date="2024-01-01T00:00:00Z">
+        <w:r>
+          <w:t xml:space="preserve">and</w:t>
+        </w:r>
+      </w:ins>
+      <w:ins w:id="1074" w:author="PR Preview" w:date="2024-01-01T00:00:00Z">
+        <w:r>
+          <w:t xml:space="preserve"> </w:t>
+        </w:r>
+      </w:ins>
       <m:oMath>
         <m:r>
           <m:t>Y</m:t>
         </m:r>
       </m:oMath>
-      <w:r>
-        <w:t xml:space="preserve">, within levels of</w:t>
-      </w:r>
-      <w:r>
-        <w:t xml:space="preserve"> </w:t>
-      </w:r>
+      <w:ins w:id="1074" w:author="PR Preview" w:date="2024-01-01T00:00:00Z">
+        <w:r>
+          <w:t xml:space="preserve">, within levels of</w:t>
+        </w:r>
+      </w:ins>
+      <w:ins w:id="1074" w:author="PR Preview" w:date="2024-01-01T00:00:00Z">
+        <w:r>
+          <w:t xml:space="preserve"> </w:t>
+        </w:r>
+      </w:ins>
       <m:oMath>
         <m:sSub>
           <m:e>
@@ -9241,9 +10209,11 @@
           </m:sub>
         </m:sSub>
       </m:oMath>
-      <w:r>
-        <w:t xml:space="preserve">.</w:t>
-      </w:r>
+      <w:ins w:id="1074" w:author="PR Preview" w:date="2024-01-01T00:00:00Z">
+        <w:r>
+          <w:t xml:space="preserve">.</w:t>
+        </w:r>
+      </w:ins>
     </w:p>
     <w:p>
       <w:pPr>
@@ -9788,12 +10758,16 @@
       <w:pPr>
         <w:pStyle w:val="FirstParagraph"/>
       </w:pPr>
-      <w:r>
-        <w:t xml:space="preserve">The same bias arises when the confounder shares an unmeasured cause</w:t>
-      </w:r>
-      <w:r>
-        <w:t xml:space="preserve"> </w:t>
-      </w:r>
+      <w:ins w:id="1078" w:author="PR Preview" w:date="2024-01-01T00:00:00Z">
+        <w:r>
+          <w:t xml:space="preserve">The same bias arises when the confounder shares an unmeasured cause</w:t>
+        </w:r>
+      </w:ins>
+      <w:ins w:id="1078" w:author="PR Preview" w:date="2024-01-01T00:00:00Z">
+        <w:r>
+          <w:t xml:space="preserve"> </w:t>
+        </w:r>
+      </w:ins>
       <m:oMath>
         <m:sSub>
           <m:e>
@@ -9808,27 +10782,41 @@
           </m:sub>
         </m:sSub>
       </m:oMath>
-      <w:r>
-        <w:t xml:space="preserve"> </w:t>
-      </w:r>
-      <w:r>
-        <w:t xml:space="preserve">with prior treatment</w:t>
-      </w:r>
-      <w:r>
-        <w:t xml:space="preserve"> </w:t>
-      </w:r>
-      <w:r>
-        <w:t xml:space="preserve">(an observational study, the book’s Figure 20.6):</w:t>
-      </w:r>
-      <w:r>
-        <w:t xml:space="preserve"> </w:t>
-      </w:r>
-      <w:r>
-        <w:t xml:space="preserve">conditioning on the collider</w:t>
-      </w:r>
-      <w:r>
-        <w:t xml:space="preserve"> </w:t>
-      </w:r>
+      <w:ins w:id="1078" w:author="PR Preview" w:date="2024-01-01T00:00:00Z">
+        <w:r>
+          <w:t xml:space="preserve"> </w:t>
+        </w:r>
+      </w:ins>
+      <w:ins w:id="1078" w:author="PR Preview" w:date="2024-01-01T00:00:00Z">
+        <w:r>
+          <w:t xml:space="preserve">with prior treatment</w:t>
+        </w:r>
+      </w:ins>
+      <w:ins w:id="1078" w:author="PR Preview" w:date="2024-01-01T00:00:00Z">
+        <w:r>
+          <w:t xml:space="preserve"> </w:t>
+        </w:r>
+      </w:ins>
+      <w:ins w:id="1078" w:author="PR Preview" w:date="2024-01-01T00:00:00Z">
+        <w:r>
+          <w:t xml:space="preserve">(an observational study, the book’s Figure 20.6):</w:t>
+        </w:r>
+      </w:ins>
+      <w:ins w:id="1078" w:author="PR Preview" w:date="2024-01-01T00:00:00Z">
+        <w:r>
+          <w:t xml:space="preserve"> </w:t>
+        </w:r>
+      </w:ins>
+      <w:ins w:id="1078" w:author="PR Preview" w:date="2024-01-01T00:00:00Z">
+        <w:r>
+          <w:t xml:space="preserve">conditioning on the collider</w:t>
+        </w:r>
+      </w:ins>
+      <w:ins w:id="1078" w:author="PR Preview" w:date="2024-01-01T00:00:00Z">
+        <w:r>
+          <w:t xml:space="preserve"> </w:t>
+        </w:r>
+      </w:ins>
       <m:oMath>
         <m:sSub>
           <m:e>
@@ -9843,12 +10831,16 @@
           </m:sub>
         </m:sSub>
       </m:oMath>
-      <w:r>
-        <w:t xml:space="preserve"> </w:t>
-      </w:r>
-      <w:r>
-        <w:t xml:space="preserve">opens</w:t>
-      </w:r>
+      <w:ins w:id="1078" w:author="PR Preview" w:date="2024-01-01T00:00:00Z">
+        <w:r>
+          <w:t xml:space="preserve"> </w:t>
+        </w:r>
+      </w:ins>
+      <w:ins w:id="1078" w:author="PR Preview" w:date="2024-01-01T00:00:00Z">
+        <w:r>
+          <w:t xml:space="preserve">opens</w:t>
+        </w:r>
+      </w:ins>
     </w:p>
     <w:p>
       <w:pPr>
@@ -9947,15 +10939,21 @@
       <w:pPr>
         <w:pStyle w:val="FirstParagraph"/>
       </w:pPr>
-      <w:r>
-        <w:t xml:space="preserve">The settings of Figures 20.3 and 20.4 cannot be distinguished using the observed data,</w:t>
-      </w:r>
-      <w:r>
-        <w:t xml:space="preserve"> </w:t>
-      </w:r>
-      <w:r>
-        <w:t xml:space="preserve">which is why both are called treatment-confounder feedback.</w:t>
-      </w:r>
+      <w:ins w:id="1080" w:author="PR Preview" w:date="2024-01-01T00:00:00Z">
+        <w:r>
+          <w:t xml:space="preserve">The settings of Figures 20.3 and 20.4 cannot be distinguished using the observed data,</w:t>
+        </w:r>
+      </w:ins>
+      <w:ins w:id="1080" w:author="PR Preview" w:date="2024-01-01T00:00:00Z">
+        <w:r>
+          <w:t xml:space="preserve"> </w:t>
+        </w:r>
+      </w:ins>
+      <w:ins w:id="1080" w:author="PR Preview" w:date="2024-01-01T00:00:00Z">
+        <w:r>
+          <w:t xml:space="preserve">which is why both are called treatment-confounder feedback.</w:t>
+        </w:r>
+      </w:ins>
     </w:p>
     <w:p>
       <w:r>
@@ -9982,18 +10980,26 @@
           <w:numId w:val="1004"/>
         </w:numPr>
       </w:pPr>
-      <w:r>
-        <w:t xml:space="preserve">The bias is not limited to the sharp null.</w:t>
-      </w:r>
-      <w:r>
-        <w:t xml:space="preserve"> </w:t>
-      </w:r>
-      <w:r>
-        <w:t xml:space="preserve">With a non-null effect (the book’s Figure 20.7, where</w:t>
-      </w:r>
-      <w:r>
-        <w:t xml:space="preserve"> </w:t>
-      </w:r>
+      <w:ins w:id="83" w:author="PR Preview" w:date="2024-01-01T00:00:00Z">
+        <w:r>
+          <w:t xml:space="preserve">The bias is not limited to the sharp null.</w:t>
+        </w:r>
+      </w:ins>
+      <w:ins w:id="83" w:author="PR Preview" w:date="2024-01-01T00:00:00Z">
+        <w:r>
+          <w:t xml:space="preserve"> </w:t>
+        </w:r>
+      </w:ins>
+      <w:ins w:id="83" w:author="PR Preview" w:date="2024-01-01T00:00:00Z">
+        <w:r>
+          <w:t xml:space="preserve">With a non-null effect (the book’s Figure 20.7, where</w:t>
+        </w:r>
+      </w:ins>
+      <w:ins w:id="83" w:author="PR Preview" w:date="2024-01-01T00:00:00Z">
+        <w:r>
+          <w:t xml:space="preserve"> </w:t>
+        </w:r>
+      </w:ins>
       <m:oMath>
         <m:sSub>
           <m:e>
@@ -10035,18 +11041,26 @@
           <m:t>Y</m:t>
         </m:r>
       </m:oMath>
-      <w:r>
-        <w:t xml:space="preserve">),</w:t>
-      </w:r>
-      <w:r>
-        <w:t xml:space="preserve"> </w:t>
-      </w:r>
-      <w:r>
-        <w:t xml:space="preserve">arrows from</w:t>
-      </w:r>
-      <w:r>
-        <w:t xml:space="preserve"> </w:t>
-      </w:r>
+      <w:ins w:id="83" w:author="PR Preview" w:date="2024-01-01T00:00:00Z">
+        <w:r>
+          <w:t xml:space="preserve">),</w:t>
+        </w:r>
+      </w:ins>
+      <w:ins w:id="83" w:author="PR Preview" w:date="2024-01-01T00:00:00Z">
+        <w:r>
+          <w:t xml:space="preserve"> </w:t>
+        </w:r>
+      </w:ins>
+      <w:ins w:id="83" w:author="PR Preview" w:date="2024-01-01T00:00:00Z">
+        <w:r>
+          <w:t xml:space="preserve">arrows from</w:t>
+        </w:r>
+      </w:ins>
+      <w:ins w:id="83" w:author="PR Preview" w:date="2024-01-01T00:00:00Z">
+        <w:r>
+          <w:t xml:space="preserve"> </w:t>
+        </w:r>
+      </w:ins>
       <m:oMath>
         <m:sSub>
           <m:e>
@@ -10061,12 +11075,16 @@
           </m:sub>
         </m:sSub>
       </m:oMath>
-      <w:r>
-        <w:t xml:space="preserve">,</w:t>
-      </w:r>
-      <w:r>
-        <w:t xml:space="preserve"> </w:t>
-      </w:r>
+      <w:ins w:id="83" w:author="PR Preview" w:date="2024-01-01T00:00:00Z">
+        <w:r>
+          <w:t xml:space="preserve">,</w:t>
+        </w:r>
+      </w:ins>
+      <w:ins w:id="83" w:author="PR Preview" w:date="2024-01-01T00:00:00Z">
+        <w:r>
+          <w:t xml:space="preserve"> </w:t>
+        </w:r>
+      </w:ins>
       <m:oMath>
         <m:sSub>
           <m:e>
@@ -10081,12 +11099,16 @@
           </m:sub>
         </m:sSub>
       </m:oMath>
-      <w:r>
-        <w:t xml:space="preserve">, or</w:t>
-      </w:r>
-      <w:r>
-        <w:t xml:space="preserve"> </w:t>
-      </w:r>
+      <w:ins w:id="83" w:author="PR Preview" w:date="2024-01-01T00:00:00Z">
+        <w:r>
+          <w:t xml:space="preserve">, or</w:t>
+        </w:r>
+      </w:ins>
+      <w:ins w:id="83" w:author="PR Preview" w:date="2024-01-01T00:00:00Z">
+        <w:r>
+          <w:t xml:space="preserve"> </w:t>
+        </w:r>
+      </w:ins>
       <m:oMath>
         <m:sSub>
           <m:e>
@@ -10101,35 +11123,51 @@
           </m:sub>
         </m:sSub>
       </m:oMath>
-      <w:r>
-        <w:t xml:space="preserve"> </w:t>
-      </w:r>
-      <w:r>
-        <w:t xml:space="preserve">into</w:t>
-      </w:r>
-      <w:r>
-        <w:t xml:space="preserve"> </w:t>
-      </w:r>
+      <w:ins w:id="83" w:author="PR Preview" w:date="2024-01-01T00:00:00Z">
+        <w:r>
+          <w:t xml:space="preserve"> </w:t>
+        </w:r>
+      </w:ins>
+      <w:ins w:id="83" w:author="PR Preview" w:date="2024-01-01T00:00:00Z">
+        <w:r>
+          <w:t xml:space="preserve">into</w:t>
+        </w:r>
+      </w:ins>
+      <w:ins w:id="83" w:author="PR Preview" w:date="2024-01-01T00:00:00Z">
+        <w:r>
+          <w:t xml:space="preserve"> </w:t>
+        </w:r>
+      </w:ins>
       <m:oMath>
         <m:r>
           <m:t>Y</m:t>
         </m:r>
       </m:oMath>
-      <w:r>
-        <w:t xml:space="preserve"> </w:t>
-      </w:r>
-      <w:r>
-        <w:t xml:space="preserve">do not change the fact</w:t>
-      </w:r>
-      <w:r>
-        <w:t xml:space="preserve"> </w:t>
-      </w:r>
-      <w:r>
-        <w:t xml:space="preserve">that conditioning on</w:t>
-      </w:r>
-      <w:r>
-        <w:t xml:space="preserve"> </w:t>
-      </w:r>
+      <w:ins w:id="83" w:author="PR Preview" w:date="2024-01-01T00:00:00Z">
+        <w:r>
+          <w:t xml:space="preserve"> </w:t>
+        </w:r>
+      </w:ins>
+      <w:ins w:id="83" w:author="PR Preview" w:date="2024-01-01T00:00:00Z">
+        <w:r>
+          <w:t xml:space="preserve">do not change the fact</w:t>
+        </w:r>
+      </w:ins>
+      <w:ins w:id="83" w:author="PR Preview" w:date="2024-01-01T00:00:00Z">
+        <w:r>
+          <w:t xml:space="preserve"> </w:t>
+        </w:r>
+      </w:ins>
+      <w:ins w:id="83" w:author="PR Preview" w:date="2024-01-01T00:00:00Z">
+        <w:r>
+          <w:t xml:space="preserve">that conditioning on</w:t>
+        </w:r>
+      </w:ins>
+      <w:ins w:id="83" w:author="PR Preview" w:date="2024-01-01T00:00:00Z">
+        <w:r>
+          <w:t xml:space="preserve"> </w:t>
+        </w:r>
+      </w:ins>
       <m:oMath>
         <m:sSub>
           <m:e>
@@ -10144,15 +11182,21 @@
           </m:sub>
         </m:sSub>
       </m:oMath>
-      <w:r>
-        <w:t xml:space="preserve"> </w:t>
-      </w:r>
-      <w:r>
-        <w:t xml:space="preserve">creates a noncausal association between</w:t>
-      </w:r>
-      <w:r>
-        <w:t xml:space="preserve"> </w:t>
-      </w:r>
+      <w:ins w:id="83" w:author="PR Preview" w:date="2024-01-01T00:00:00Z">
+        <w:r>
+          <w:t xml:space="preserve"> </w:t>
+        </w:r>
+      </w:ins>
+      <w:ins w:id="83" w:author="PR Preview" w:date="2024-01-01T00:00:00Z">
+        <w:r>
+          <w:t xml:space="preserve">creates a noncausal association between</w:t>
+        </w:r>
+      </w:ins>
+      <w:ins w:id="83" w:author="PR Preview" w:date="2024-01-01T00:00:00Z">
+        <w:r>
+          <w:t xml:space="preserve"> </w:t>
+        </w:r>
+      </w:ins>
       <m:oMath>
         <m:sSub>
           <m:e>
@@ -10167,23 +11211,31 @@
           </m:sub>
         </m:sSub>
       </m:oMath>
-      <w:r>
-        <w:t xml:space="preserve"> </w:t>
-      </w:r>
-      <w:r>
-        <w:t xml:space="preserve">and</w:t>
-      </w:r>
-      <w:r>
-        <w:t xml:space="preserve"> </w:t>
-      </w:r>
+      <w:ins w:id="83" w:author="PR Preview" w:date="2024-01-01T00:00:00Z">
+        <w:r>
+          <w:t xml:space="preserve"> </w:t>
+        </w:r>
+      </w:ins>
+      <w:ins w:id="83" w:author="PR Preview" w:date="2024-01-01T00:00:00Z">
+        <w:r>
+          <w:t xml:space="preserve">and</w:t>
+        </w:r>
+      </w:ins>
+      <w:ins w:id="83" w:author="PR Preview" w:date="2024-01-01T00:00:00Z">
+        <w:r>
+          <w:t xml:space="preserve"> </w:t>
+        </w:r>
+      </w:ins>
       <m:oMath>
         <m:r>
           <m:t>Y</m:t>
         </m:r>
       </m:oMath>
-      <w:r>
-        <w:t xml:space="preserve">.</w:t>
-      </w:r>
+      <w:ins w:id="83" w:author="PR Preview" w:date="2024-01-01T00:00:00Z">
+        <w:r>
+          <w:t xml:space="preserve">.</w:t>
+        </w:r>
+      </w:ins>
     </w:p>
     <w:p>
       <w:pPr>
@@ -10193,21 +11245,31 @@
           <w:numId w:val="1004"/>
         </w:numPr>
       </w:pPr>
-      <w:r>
-        <w:t xml:space="preserve">With many time points and variables, the bias still arises;</w:t>
-      </w:r>
-      <w:r>
-        <w:t xml:space="preserve"> </w:t>
-      </w:r>
-      <w:r>
-        <w:t xml:space="preserve">confounders affected by prior treatment at multiple times</w:t>
-      </w:r>
-      <w:r>
-        <w:t xml:space="preserve"> </w:t>
-      </w:r>
-      <w:r>
-        <w:t xml:space="preserve">increase the possibility of a large bias.</w:t>
-      </w:r>
+      <w:ins w:id="84" w:author="PR Preview" w:date="2024-01-01T00:00:00Z">
+        <w:r>
+          <w:t xml:space="preserve">With many time points and variables, the bias still arises;</w:t>
+        </w:r>
+      </w:ins>
+      <w:ins w:id="84" w:author="PR Preview" w:date="2024-01-01T00:00:00Z">
+        <w:r>
+          <w:t xml:space="preserve"> </w:t>
+        </w:r>
+      </w:ins>
+      <w:ins w:id="84" w:author="PR Preview" w:date="2024-01-01T00:00:00Z">
+        <w:r>
+          <w:t xml:space="preserve">confounders affected by prior treatment at multiple times</w:t>
+        </w:r>
+      </w:ins>
+      <w:ins w:id="84" w:author="PR Preview" w:date="2024-01-01T00:00:00Z">
+        <w:r>
+          <w:t xml:space="preserve"> </w:t>
+        </w:r>
+      </w:ins>
+      <w:ins w:id="84" w:author="PR Preview" w:date="2024-01-01T00:00:00Z">
+        <w:r>
+          <w:t xml:space="preserve">increase the possibility of a large bias.</w:t>
+        </w:r>
+      </w:ins>
     </w:p>
     <w:p>
       <w:pPr>
@@ -10217,18 +11279,26 @@
           <w:numId w:val="1004"/>
         </w:numPr>
       </w:pPr>
-      <w:r>
-        <w:t xml:space="preserve">Valid estimation of a treatment-strategy effect requires estimating</w:t>
-      </w:r>
-      <w:r>
-        <w:t xml:space="preserve"> </w:t>
-      </w:r>
-      <w:r>
-        <w:t xml:space="preserve">the joint effect of all treatment components</w:t>
-      </w:r>
-      <w:r>
-        <w:t xml:space="preserve"> </w:t>
-      </w:r>
+      <w:ins w:id="85" w:author="PR Preview" w:date="2024-01-01T00:00:00Z">
+        <w:r>
+          <w:t xml:space="preserve">Valid estimation of a treatment-strategy effect requires estimating</w:t>
+        </w:r>
+      </w:ins>
+      <w:ins w:id="85" w:author="PR Preview" w:date="2024-01-01T00:00:00Z">
+        <w:r>
+          <w:t xml:space="preserve"> </w:t>
+        </w:r>
+      </w:ins>
+      <w:ins w:id="85" w:author="PR Preview" w:date="2024-01-01T00:00:00Z">
+        <w:r>
+          <w:t xml:space="preserve">the joint effect of all treatment components</w:t>
+        </w:r>
+      </w:ins>
+      <w:ins w:id="85" w:author="PR Preview" w:date="2024-01-01T00:00:00Z">
+        <w:r>
+          <w:t xml:space="preserve"> </w:t>
+        </w:r>
+      </w:ins>
       <m:oMath>
         <m:sSub>
           <m:e>
@@ -10243,18 +11313,26 @@
           </m:sub>
         </m:sSub>
       </m:oMath>
-      <w:r>
-        <w:t xml:space="preserve"> </w:t>
-      </w:r>
-      <w:r>
-        <w:t xml:space="preserve">simultaneously and without bias,</w:t>
-      </w:r>
-      <w:r>
-        <w:t xml:space="preserve"> </w:t>
-      </w:r>
-      <w:r>
-        <w:t xml:space="preserve">which stratification may be unable to do even with data on all time-varying confounders.</w:t>
-      </w:r>
+      <w:ins w:id="85" w:author="PR Preview" w:date="2024-01-01T00:00:00Z">
+        <w:r>
+          <w:t xml:space="preserve"> </w:t>
+        </w:r>
+      </w:ins>
+      <w:ins w:id="85" w:author="PR Preview" w:date="2024-01-01T00:00:00Z">
+        <w:r>
+          <w:t xml:space="preserve">simultaneously and without bias,</w:t>
+        </w:r>
+      </w:ins>
+      <w:ins w:id="85" w:author="PR Preview" w:date="2024-01-01T00:00:00Z">
+        <w:r>
+          <w:t xml:space="preserve"> </w:t>
+        </w:r>
+      </w:ins>
+      <w:ins w:id="85" w:author="PR Preview" w:date="2024-01-01T00:00:00Z">
+        <w:r>
+          <w:t xml:space="preserve">which stratification may be unable to do even with data on all time-varying confounders.</w:t>
+        </w:r>
+      </w:ins>
     </w:p>
     <w:tbl>
       <w:tblPr>
@@ -10896,12 +11974,16 @@
           <w:numId w:val="1005"/>
         </w:numPr>
       </w:pPr>
-      <w:r>
-        <w:t xml:space="preserve">With two time points there are</w:t>
-      </w:r>
-      <w:r>
-        <w:t xml:space="preserve"> </w:t>
-      </w:r>
+      <w:ins w:id="1089" w:author="PR Preview" w:date="2024-01-01T00:00:00Z">
+        <w:r>
+          <w:t xml:space="preserve">With two time points there are</w:t>
+        </w:r>
+      </w:ins>
+      <w:ins w:id="1089" w:author="PR Preview" w:date="2024-01-01T00:00:00Z">
+        <w:r>
+          <w:t xml:space="preserve"> </w:t>
+        </w:r>
+      </w:ins>
       <m:oMath>
         <m:sSup>
           <m:e>
@@ -10925,15 +12007,21 @@
           <m:t>4</m:t>
         </m:r>
       </m:oMath>
-      <w:r>
-        <w:t xml:space="preserve"> </w:t>
-      </w:r>
-      <w:r>
-        <w:t xml:space="preserve">static strategies</w:t>
-      </w:r>
-      <w:r>
-        <w:t xml:space="preserve"> </w:t>
-      </w:r>
+      <w:ins w:id="1089" w:author="PR Preview" w:date="2024-01-01T00:00:00Z">
+        <w:r>
+          <w:t xml:space="preserve"> </w:t>
+        </w:r>
+      </w:ins>
+      <w:ins w:id="1089" w:author="PR Preview" w:date="2024-01-01T00:00:00Z">
+        <w:r>
+          <w:t xml:space="preserve">static strategies</w:t>
+        </w:r>
+      </w:ins>
+      <w:ins w:id="1089" w:author="PR Preview" w:date="2024-01-01T00:00:00Z">
+        <w:r>
+          <w:t xml:space="preserve"> </w:t>
+        </w:r>
+      </w:ins>
       <m:oMath>
         <m:acc>
           <m:accPr>
@@ -10946,9 +12034,11 @@
           </m:e>
         </m:acc>
       </m:oMath>
-      <w:r>
-        <w:t xml:space="preserve">.</w:t>
-      </w:r>
+      <w:ins w:id="1089" w:author="PR Preview" w:date="2024-01-01T00:00:00Z">
+        <w:r>
+          <w:t xml:space="preserve">.</w:t>
+        </w:r>
+      </w:ins>
     </w:p>
     <w:p>
       <w:pPr>
@@ -10958,32 +12048,46 @@
           <w:numId w:val="1005"/>
         </w:numPr>
       </w:pPr>
-      <w:r>
-        <w:t xml:space="preserve">With</w:t>
-      </w:r>
-      <w:r>
-        <w:t xml:space="preserve"> </w:t>
-      </w:r>
+      <w:ins w:id="1090" w:author="PR Preview" w:date="2024-01-01T00:00:00Z">
+        <w:r>
+          <w:t xml:space="preserve">With</w:t>
+        </w:r>
+      </w:ins>
+      <w:ins w:id="1090" w:author="PR Preview" w:date="2024-01-01T00:00:00Z">
+        <w:r>
+          <w:t xml:space="preserve"> </w:t>
+        </w:r>
+      </w:ins>
       <m:oMath>
         <m:r>
           <m:t>K</m:t>
         </m:r>
       </m:oMath>
-      <w:r>
-        <w:t xml:space="preserve"> </w:t>
-      </w:r>
-      <w:r>
-        <w:t xml:space="preserve">of the order of 100 (not unusual in practice),</w:t>
-      </w:r>
-      <w:r>
-        <w:t xml:space="preserve"> </w:t>
-      </w:r>
-      <w:r>
-        <w:t xml:space="preserve">there are</w:t>
-      </w:r>
-      <w:r>
-        <w:t xml:space="preserve"> </w:t>
-      </w:r>
+      <w:ins w:id="1090" w:author="PR Preview" w:date="2024-01-01T00:00:00Z">
+        <w:r>
+          <w:t xml:space="preserve"> </w:t>
+        </w:r>
+      </w:ins>
+      <w:ins w:id="1090" w:author="PR Preview" w:date="2024-01-01T00:00:00Z">
+        <w:r>
+          <w:t xml:space="preserve">of the order of 100 (not unusual in practice),</w:t>
+        </w:r>
+      </w:ins>
+      <w:ins w:id="1090" w:author="PR Preview" w:date="2024-01-01T00:00:00Z">
+        <w:r>
+          <w:t xml:space="preserve"> </w:t>
+        </w:r>
+      </w:ins>
+      <w:ins w:id="1090" w:author="PR Preview" w:date="2024-01-01T00:00:00Z">
+        <w:r>
+          <w:t xml:space="preserve">there are</w:t>
+        </w:r>
+      </w:ins>
+      <w:ins w:id="1090" w:author="PR Preview" w:date="2024-01-01T00:00:00Z">
+        <w:r>
+          <w:t xml:space="preserve"> </w:t>
+        </w:r>
+      </w:ins>
       <m:oMath>
         <m:sSup>
           <m:e>
@@ -10998,24 +12102,36 @@
           </m:sup>
         </m:sSup>
       </m:oMath>
-      <w:r>
-        <w:t xml:space="preserve"> </w:t>
-      </w:r>
-      <w:r>
-        <w:t xml:space="preserve">static strategies,</w:t>
-      </w:r>
-      <w:r>
-        <w:t xml:space="preserve"> </w:t>
-      </w:r>
-      <w:r>
-        <w:t xml:space="preserve">far more than the sample size of any study,</w:t>
-      </w:r>
-      <w:r>
-        <w:t xml:space="preserve"> </w:t>
-      </w:r>
-      <w:r>
-        <w:t xml:space="preserve">and even more once dynamic strategies are considered.</w:t>
-      </w:r>
+      <w:ins w:id="1090" w:author="PR Preview" w:date="2024-01-01T00:00:00Z">
+        <w:r>
+          <w:t xml:space="preserve"> </w:t>
+        </w:r>
+      </w:ins>
+      <w:ins w:id="1090" w:author="PR Preview" w:date="2024-01-01T00:00:00Z">
+        <w:r>
+          <w:t xml:space="preserve">static strategies,</w:t>
+        </w:r>
+      </w:ins>
+      <w:ins w:id="1090" w:author="PR Preview" w:date="2024-01-01T00:00:00Z">
+        <w:r>
+          <w:t xml:space="preserve"> </w:t>
+        </w:r>
+      </w:ins>
+      <w:ins w:id="1090" w:author="PR Preview" w:date="2024-01-01T00:00:00Z">
+        <w:r>
+          <w:t xml:space="preserve">far more than the sample size of any study,</w:t>
+        </w:r>
+      </w:ins>
+      <w:ins w:id="1090" w:author="PR Preview" w:date="2024-01-01T00:00:00Z">
+        <w:r>
+          <w:t xml:space="preserve"> </w:t>
+        </w:r>
+      </w:ins>
+      <w:ins w:id="1090" w:author="PR Preview" w:date="2024-01-01T00:00:00Z">
+        <w:r>
+          <w:t xml:space="preserve">and even more once dynamic strategies are considered.</w:t>
+        </w:r>
+      </w:ins>
     </w:p>
     <w:p>
       <w:pPr>
@@ -11090,31 +12206,45 @@
       <w:pPr>
         <w:pStyle w:val="FirstParagraph"/>
       </w:pPr>
-      <w:r>
-        <w:t xml:space="preserve">As argued since Chapter 11, many possible strategies require</w:t>
-      </w:r>
-      <w:r>
-        <w:t xml:space="preserve"> </w:t>
-      </w:r>
-      <w:r>
-        <w:rPr>
-          <w:b/>
-          <w:bCs/>
-        </w:rPr>
-        <w:t xml:space="preserve">modeling</w:t>
-      </w:r>
-      <w:r>
-        <w:t xml:space="preserve">:</w:t>
-      </w:r>
-      <w:r>
-        <w:t xml:space="preserve"> </w:t>
-      </w:r>
-      <w:r>
-        <w:t xml:space="preserve">a dose-response function for the effect of treatment history</w:t>
-      </w:r>
-      <w:r>
-        <w:t xml:space="preserve"> </w:t>
-      </w:r>
+      <w:ins w:id="94" w:author="PR Preview" w:date="2024-01-01T00:00:00Z">
+        <w:r>
+          <w:t xml:space="preserve">As argued since Chapter 11, many possible strategies require</w:t>
+        </w:r>
+      </w:ins>
+      <w:ins w:id="94" w:author="PR Preview" w:date="2024-01-01T00:00:00Z">
+        <w:r>
+          <w:t xml:space="preserve"> </w:t>
+        </w:r>
+      </w:ins>
+      <w:ins w:id="94" w:author="PR Preview" w:date="2024-01-01T00:00:00Z">
+        <w:r>
+          <w:rPr>
+            <w:b/>
+            <w:bCs/>
+          </w:rPr>
+          <w:t xml:space="preserve">modeling</w:t>
+        </w:r>
+      </w:ins>
+      <w:ins w:id="94" w:author="PR Preview" w:date="2024-01-01T00:00:00Z">
+        <w:r>
+          <w:t xml:space="preserve">:</w:t>
+        </w:r>
+      </w:ins>
+      <w:ins w:id="94" w:author="PR Preview" w:date="2024-01-01T00:00:00Z">
+        <w:r>
+          <w:t xml:space="preserve"> </w:t>
+        </w:r>
+      </w:ins>
+      <w:ins w:id="94" w:author="PR Preview" w:date="2024-01-01T00:00:00Z">
+        <w:r>
+          <w:t xml:space="preserve">a dose-response function for the effect of treatment history</w:t>
+        </w:r>
+      </w:ins>
+      <w:ins w:id="94" w:author="PR Preview" w:date="2024-01-01T00:00:00Z">
+        <w:r>
+          <w:t xml:space="preserve"> </w:t>
+        </w:r>
+      </w:ins>
       <m:oMath>
         <m:acc>
           <m:accPr>
@@ -11127,85 +12257,129 @@
           </m:e>
         </m:acc>
       </m:oMath>
-      <w:r>
-        <w:t xml:space="preserve"> </w:t>
-      </w:r>
-      <w:r>
-        <w:t xml:space="preserve">on the mean outcome.</w:t>
-      </w:r>
-      <w:r>
-        <w:t xml:space="preserve"> </w:t>
-      </w:r>
-      <w:r>
-        <w:t xml:space="preserve">For example, assume the effect is linear in</w:t>
-      </w:r>
-      <w:r>
-        <w:t xml:space="preserve"> </w:t>
-      </w:r>
-      <w:r>
-        <w:rPr>
-          <w:b/>
-          <w:bCs/>
-        </w:rPr>
-        <w:t xml:space="preserve">cumulative treatment</w:t>
-      </w:r>
-      <w:r>
-        <w:t xml:space="preserve">,</w:t>
-      </w:r>
-      <w:r>
-        <w:t xml:space="preserve"> </w:t>
-      </w:r>
-      <w:r>
-        <w:t xml:space="preserve">so every strategy with exactly three months of treatment has the same effect,</w:t>
-      </w:r>
-      <w:r>
-        <w:t xml:space="preserve"> </w:t>
-      </w:r>
-      <w:r>
-        <w:t xml:space="preserve">whenever those three months occur.</w:t>
-      </w:r>
-      <w:r>
-        <w:t xml:space="preserve"> </w:t>
-      </w:r>
-      <w:r>
-        <w:t xml:space="preserve">The price is a new threat to validity: misspecification of the dose-response model.</w:t>
-      </w:r>
+      <w:ins w:id="94" w:author="PR Preview" w:date="2024-01-01T00:00:00Z">
+        <w:r>
+          <w:t xml:space="preserve"> </w:t>
+        </w:r>
+      </w:ins>
+      <w:ins w:id="94" w:author="PR Preview" w:date="2024-01-01T00:00:00Z">
+        <w:r>
+          <w:t xml:space="preserve">on the mean outcome.</w:t>
+        </w:r>
+      </w:ins>
+      <w:ins w:id="94" w:author="PR Preview" w:date="2024-01-01T00:00:00Z">
+        <w:r>
+          <w:t xml:space="preserve"> </w:t>
+        </w:r>
+      </w:ins>
+      <w:ins w:id="94" w:author="PR Preview" w:date="2024-01-01T00:00:00Z">
+        <w:r>
+          <w:t xml:space="preserve">For example, assume the effect is linear in</w:t>
+        </w:r>
+      </w:ins>
+      <w:ins w:id="94" w:author="PR Preview" w:date="2024-01-01T00:00:00Z">
+        <w:r>
+          <w:t xml:space="preserve"> </w:t>
+        </w:r>
+      </w:ins>
+      <w:ins w:id="94" w:author="PR Preview" w:date="2024-01-01T00:00:00Z">
+        <w:r>
+          <w:rPr>
+            <w:b/>
+            <w:bCs/>
+          </w:rPr>
+          <w:t xml:space="preserve">cumulative treatment</w:t>
+        </w:r>
+      </w:ins>
+      <w:ins w:id="94" w:author="PR Preview" w:date="2024-01-01T00:00:00Z">
+        <w:r>
+          <w:t xml:space="preserve">,</w:t>
+        </w:r>
+      </w:ins>
+      <w:ins w:id="94" w:author="PR Preview" w:date="2024-01-01T00:00:00Z">
+        <w:r>
+          <w:t xml:space="preserve"> </w:t>
+        </w:r>
+      </w:ins>
+      <w:ins w:id="94" w:author="PR Preview" w:date="2024-01-01T00:00:00Z">
+        <w:r>
+          <w:t xml:space="preserve">so every strategy with exactly three months of treatment has the same effect,</w:t>
+        </w:r>
+      </w:ins>
+      <w:ins w:id="94" w:author="PR Preview" w:date="2024-01-01T00:00:00Z">
+        <w:r>
+          <w:t xml:space="preserve"> </w:t>
+        </w:r>
+      </w:ins>
+      <w:ins w:id="94" w:author="PR Preview" w:date="2024-01-01T00:00:00Z">
+        <w:r>
+          <w:t xml:space="preserve">whenever those three months occur.</w:t>
+        </w:r>
+      </w:ins>
+      <w:ins w:id="94" w:author="PR Preview" w:date="2024-01-01T00:00:00Z">
+        <w:r>
+          <w:t xml:space="preserve"> </w:t>
+        </w:r>
+      </w:ins>
+      <w:ins w:id="94" w:author="PR Preview" w:date="2024-01-01T00:00:00Z">
+        <w:r>
+          <w:t xml:space="preserve">The price is a new threat to validity: misspecification of the dose-response model.</w:t>
+        </w:r>
+      </w:ins>
     </w:p>
     <w:p>
       <w:pPr>
         <w:pStyle w:val="BodyText"/>
       </w:pPr>
-      <w:r>
-        <w:t xml:space="preserve">Paying that price buys no protection.</w:t>
-      </w:r>
-      <w:r>
-        <w:t xml:space="preserve"> </w:t>
-      </w:r>
-      <w:r>
-        <w:t xml:space="preserve">Regression</w:t>
-      </w:r>
-      <w:r>
-        <w:t xml:space="preserve"> </w:t>
-      </w:r>
-      <w:r>
-        <w:rPr>
-          <w:b/>
-          <w:bCs/>
-        </w:rPr>
-        <w:t xml:space="preserve">is</w:t>
-      </w:r>
-      <w:r>
-        <w:t xml:space="preserve"> </w:t>
-      </w:r>
-      <w:r>
-        <w:t xml:space="preserve">a conventional stratification-based method,</w:t>
-      </w:r>
-      <w:r>
-        <w:t xml:space="preserve"> </w:t>
-      </w:r>
-      <w:r>
-        <w:t xml:space="preserve">so it cannot remove the bias of stratification under treatment-confounder feedback.</w:t>
-      </w:r>
+      <w:ins w:id="95" w:author="PR Preview" w:date="2024-01-01T00:00:00Z">
+        <w:r>
+          <w:t xml:space="preserve">Paying that price buys no protection.</w:t>
+        </w:r>
+      </w:ins>
+      <w:ins w:id="95" w:author="PR Preview" w:date="2024-01-01T00:00:00Z">
+        <w:r>
+          <w:t xml:space="preserve"> </w:t>
+        </w:r>
+      </w:ins>
+      <w:ins w:id="95" w:author="PR Preview" w:date="2024-01-01T00:00:00Z">
+        <w:r>
+          <w:t xml:space="preserve">Regression</w:t>
+        </w:r>
+      </w:ins>
+      <w:ins w:id="95" w:author="PR Preview" w:date="2024-01-01T00:00:00Z">
+        <w:r>
+          <w:t xml:space="preserve"> </w:t>
+        </w:r>
+      </w:ins>
+      <w:ins w:id="95" w:author="PR Preview" w:date="2024-01-01T00:00:00Z">
+        <w:r>
+          <w:rPr>
+            <w:b/>
+            <w:bCs/>
+          </w:rPr>
+          <w:t xml:space="preserve">is</w:t>
+        </w:r>
+      </w:ins>
+      <w:ins w:id="95" w:author="PR Preview" w:date="2024-01-01T00:00:00Z">
+        <w:r>
+          <w:t xml:space="preserve"> </w:t>
+        </w:r>
+      </w:ins>
+      <w:ins w:id="95" w:author="PR Preview" w:date="2024-01-01T00:00:00Z">
+        <w:r>
+          <w:t xml:space="preserve">a conventional stratification-based method,</w:t>
+        </w:r>
+      </w:ins>
+      <w:ins w:id="95" w:author="PR Preview" w:date="2024-01-01T00:00:00Z">
+        <w:r>
+          <w:t xml:space="preserve"> </w:t>
+        </w:r>
+      </w:ins>
+      <w:ins w:id="95" w:author="PR Preview" w:date="2024-01-01T00:00:00Z">
+        <w:r>
+          <w:t xml:space="preserve">so it cannot remove the bias of stratification under treatment-confounder feedback.</w:t>
+        </w:r>
+      </w:ins>
     </w:p>
     <w:p>
       <w:r>
@@ -11228,12 +12402,16 @@
       <w:pPr>
         <w:pStyle w:val="FirstParagraph"/>
       </w:pPr>
-      <w:r>
-        <w:t xml:space="preserve">For data generated under Figure 20.5, define</w:t>
-      </w:r>
-      <w:r>
-        <w:t xml:space="preserve"> </w:t>
-      </w:r>
+      <w:ins w:id="98" w:author="PR Preview" w:date="2024-01-01T00:00:00Z">
+        <w:r>
+          <w:t xml:space="preserve">For data generated under Figure 20.5, define</w:t>
+        </w:r>
+      </w:ins>
+      <w:ins w:id="98" w:author="PR Preview" w:date="2024-01-01T00:00:00Z">
+        <w:r>
+          <w:t xml:space="preserve"> </w:t>
+        </w:r>
+      </w:ins>
       <m:oMath>
         <m:r>
           <m:rPr>
@@ -11340,24 +12518,36 @@
           <m:t>}</m:t>
         </m:r>
       </m:oMath>
-      <w:r>
-        <w:t xml:space="preserve">.</w:t>
-      </w:r>
-      <w:r>
-        <w:t xml:space="preserve"> </w:t>
-      </w:r>
-      <w:r>
-        <w:t xml:space="preserve">“Always treat”</w:t>
-      </w:r>
-      <w:r>
-        <w:t xml:space="preserve"> </w:t>
-      </w:r>
-      <w:r>
-        <w:t xml:space="preserve">is</w:t>
-      </w:r>
-      <w:r>
-        <w:t xml:space="preserve"> </w:t>
-      </w:r>
+      <w:ins w:id="98" w:author="PR Preview" w:date="2024-01-01T00:00:00Z">
+        <w:r>
+          <w:t xml:space="preserve">.</w:t>
+        </w:r>
+      </w:ins>
+      <w:ins w:id="98" w:author="PR Preview" w:date="2024-01-01T00:00:00Z">
+        <w:r>
+          <w:t xml:space="preserve"> </w:t>
+        </w:r>
+      </w:ins>
+      <w:ins w:id="98" w:author="PR Preview" w:date="2024-01-01T00:00:00Z">
+        <w:r>
+          <w:t xml:space="preserve">“Always treat”</w:t>
+        </w:r>
+      </w:ins>
+      <w:ins w:id="98" w:author="PR Preview" w:date="2024-01-01T00:00:00Z">
+        <w:r>
+          <w:t xml:space="preserve"> </w:t>
+        </w:r>
+      </w:ins>
+      <w:ins w:id="98" w:author="PR Preview" w:date="2024-01-01T00:00:00Z">
+        <w:r>
+          <w:t xml:space="preserve">is</w:t>
+        </w:r>
+      </w:ins>
+      <w:ins w:id="98" w:author="PR Preview" w:date="2024-01-01T00:00:00Z">
+        <w:r>
+          <w:t xml:space="preserve"> </w:t>
+        </w:r>
+      </w:ins>
       <m:oMath>
         <m:r>
           <m:rPr>
@@ -11398,27 +12588,41 @@
           <m:t>2</m:t>
         </m:r>
       </m:oMath>
-      <w:r>
-        <w:t xml:space="preserve"> </w:t>
-      </w:r>
-      <w:r>
-        <w:t xml:space="preserve">and</w:t>
-      </w:r>
-      <w:r>
-        <w:t xml:space="preserve"> </w:t>
-      </w:r>
-      <w:r>
-        <w:t xml:space="preserve">“never treat”</w:t>
-      </w:r>
-      <w:r>
-        <w:t xml:space="preserve"> </w:t>
-      </w:r>
-      <w:r>
-        <w:t xml:space="preserve">is</w:t>
-      </w:r>
-      <w:r>
-        <w:t xml:space="preserve"> </w:t>
-      </w:r>
+      <w:ins w:id="98" w:author="PR Preview" w:date="2024-01-01T00:00:00Z">
+        <w:r>
+          <w:t xml:space="preserve"> </w:t>
+        </w:r>
+      </w:ins>
+      <w:ins w:id="98" w:author="PR Preview" w:date="2024-01-01T00:00:00Z">
+        <w:r>
+          <w:t xml:space="preserve">and</w:t>
+        </w:r>
+      </w:ins>
+      <w:ins w:id="98" w:author="PR Preview" w:date="2024-01-01T00:00:00Z">
+        <w:r>
+          <w:t xml:space="preserve"> </w:t>
+        </w:r>
+      </w:ins>
+      <w:ins w:id="98" w:author="PR Preview" w:date="2024-01-01T00:00:00Z">
+        <w:r>
+          <w:t xml:space="preserve">“never treat”</w:t>
+        </w:r>
+      </w:ins>
+      <w:ins w:id="98" w:author="PR Preview" w:date="2024-01-01T00:00:00Z">
+        <w:r>
+          <w:t xml:space="preserve"> </w:t>
+        </w:r>
+      </w:ins>
+      <w:ins w:id="98" w:author="PR Preview" w:date="2024-01-01T00:00:00Z">
+        <w:r>
+          <w:t xml:space="preserve">is</w:t>
+        </w:r>
+      </w:ins>
+      <w:ins w:id="98" w:author="PR Preview" w:date="2024-01-01T00:00:00Z">
+        <w:r>
+          <w:t xml:space="preserve"> </w:t>
+        </w:r>
+      </w:ins>
       <m:oMath>
         <m:r>
           <m:rPr>
@@ -11459,18 +12663,26 @@
           <m:t>0</m:t>
         </m:r>
       </m:oMath>
-      <w:r>
-        <w:t xml:space="preserve">;</w:t>
-      </w:r>
-      <w:r>
-        <w:t xml:space="preserve"> </w:t>
-      </w:r>
-      <w:r>
-        <w:t xml:space="preserve">the target is</w:t>
-      </w:r>
-      <w:r>
-        <w:t xml:space="preserve"> </w:t>
-      </w:r>
+      <w:ins w:id="98" w:author="PR Preview" w:date="2024-01-01T00:00:00Z">
+        <w:r>
+          <w:t xml:space="preserve">;</w:t>
+        </w:r>
+      </w:ins>
+      <w:ins w:id="98" w:author="PR Preview" w:date="2024-01-01T00:00:00Z">
+        <w:r>
+          <w:t xml:space="preserve"> </w:t>
+        </w:r>
+      </w:ins>
+      <w:ins w:id="98" w:author="PR Preview" w:date="2024-01-01T00:00:00Z">
+        <w:r>
+          <w:t xml:space="preserve">the target is</w:t>
+        </w:r>
+      </w:ins>
+      <w:ins w:id="98" w:author="PR Preview" w:date="2024-01-01T00:00:00Z">
+        <w:r>
+          <w:t xml:space="preserve"> </w:t>
+        </w:r>
+      </w:ins>
       <m:oMath>
         <m:r>
           <m:rPr>
@@ -11607,17 +12819,21 @@
           </m:e>
         </m:d>
       </m:oMath>
-      <w:r>
-        <w:t xml:space="preserve">, whose true value is 0.</w:t>
-      </w:r>
+      <w:ins w:id="98" w:author="PR Preview" w:date="2024-01-01T00:00:00Z">
+        <w:r>
+          <w:t xml:space="preserve">, whose true value is 0.</w:t>
+        </w:r>
+      </w:ins>
     </w:p>
     <w:p>
       <w:pPr>
         <w:pStyle w:val="BodyText"/>
       </w:pPr>
-      <w:r>
-        <w:t xml:space="preserve">Fit the outcome regression model</w:t>
-      </w:r>
+      <w:ins w:id="99" w:author="PR Preview" w:date="2024-01-01T00:00:00Z">
+        <w:r>
+          <w:t xml:space="preserve">Fit the outcome regression model</w:t>
+        </w:r>
+      </w:ins>
     </w:p>
     <w:p>
       <w:pPr>
@@ -11793,26 +13009,36 @@
       <w:pPr>
         <w:pStyle w:val="FirstParagraph"/>
       </w:pPr>
-      <w:r>
-        <w:t xml:space="preserve">Within either level</w:t>
-      </w:r>
-      <w:r>
-        <w:t xml:space="preserve"> </w:t>
-      </w:r>
+      <w:ins w:id="101" w:author="PR Preview" w:date="2024-01-01T00:00:00Z">
+        <w:r>
+          <w:t xml:space="preserve">Within either level</w:t>
+        </w:r>
+      </w:ins>
+      <w:ins w:id="101" w:author="PR Preview" w:date="2024-01-01T00:00:00Z">
+        <w:r>
+          <w:t xml:space="preserve"> </w:t>
+        </w:r>
+      </w:ins>
       <m:oMath>
         <m:r>
           <m:t>l</m:t>
         </m:r>
       </m:oMath>
-      <w:r>
-        <w:t xml:space="preserve"> </w:t>
-      </w:r>
-      <w:r>
-        <w:t xml:space="preserve">of</w:t>
-      </w:r>
-      <w:r>
-        <w:t xml:space="preserve"> </w:t>
-      </w:r>
+      <w:ins w:id="101" w:author="PR Preview" w:date="2024-01-01T00:00:00Z">
+        <w:r>
+          <w:t xml:space="preserve"> </w:t>
+        </w:r>
+      </w:ins>
+      <w:ins w:id="101" w:author="PR Preview" w:date="2024-01-01T00:00:00Z">
+        <w:r>
+          <w:t xml:space="preserve">of</w:t>
+        </w:r>
+      </w:ins>
+      <w:ins w:id="101" w:author="PR Preview" w:date="2024-01-01T00:00:00Z">
+        <w:r>
+          <w:t xml:space="preserve"> </w:t>
+        </w:r>
+      </w:ins>
       <m:oMath>
         <m:sSub>
           <m:e>
@@ -11827,9 +13053,11 @@
           </m:sub>
         </m:sSub>
       </m:oMath>
-      <w:r>
-        <w:t xml:space="preserve">,</w:t>
-      </w:r>
+      <w:ins w:id="101" w:author="PR Preview" w:date="2024-01-01T00:00:00Z">
+        <w:r>
+          <w:t xml:space="preserve">,</w:t>
+        </w:r>
+      </w:ins>
     </w:p>
     <w:p>
       <w:pPr>
@@ -12227,12 +13455,16 @@
       <w:pPr>
         <w:pStyle w:val="FirstParagraph"/>
       </w:pPr>
-      <w:r>
-        <w:t xml:space="preserve">It is tempting to read</w:t>
-      </w:r>
-      <w:r>
-        <w:t xml:space="preserve"> </w:t>
-      </w:r>
+      <w:ins w:id="103" w:author="PR Preview" w:date="2024-01-01T00:00:00Z">
+        <w:r>
+          <w:t xml:space="preserve">It is tempting to read</w:t>
+        </w:r>
+      </w:ins>
+      <w:ins w:id="103" w:author="PR Preview" w:date="2024-01-01T00:00:00Z">
+        <w:r>
+          <w:t xml:space="preserve"> </w:t>
+        </w:r>
+      </w:ins>
       <m:oMath>
         <m:r>
           <m:t>2</m:t>
@@ -12250,39 +13482,61 @@
           </m:sub>
         </m:sSub>
       </m:oMath>
-      <w:r>
-        <w:t xml:space="preserve"> </w:t>
-      </w:r>
-      <w:r>
-        <w:t xml:space="preserve">as the effect of</w:t>
-      </w:r>
-      <w:r>
-        <w:t xml:space="preserve"> </w:t>
-      </w:r>
-      <w:r>
-        <w:t xml:space="preserve">“always treat”</w:t>
-      </w:r>
-      <w:r>
-        <w:t xml:space="preserve"> </w:t>
-      </w:r>
-      <w:r>
-        <w:t xml:space="preserve">versus</w:t>
-      </w:r>
-      <w:r>
-        <w:t xml:space="preserve"> </w:t>
-      </w:r>
-      <w:r>
-        <w:t xml:space="preserve">“never treat”</w:t>
-      </w:r>
-      <w:r>
-        <w:t xml:space="preserve"> </w:t>
-      </w:r>
-      <w:r>
-        <w:t xml:space="preserve">within levels of</w:t>
-      </w:r>
-      <w:r>
-        <w:t xml:space="preserve"> </w:t>
-      </w:r>
+      <w:ins w:id="103" w:author="PR Preview" w:date="2024-01-01T00:00:00Z">
+        <w:r>
+          <w:t xml:space="preserve"> </w:t>
+        </w:r>
+      </w:ins>
+      <w:ins w:id="103" w:author="PR Preview" w:date="2024-01-01T00:00:00Z">
+        <w:r>
+          <w:t xml:space="preserve">as the effect of</w:t>
+        </w:r>
+      </w:ins>
+      <w:ins w:id="103" w:author="PR Preview" w:date="2024-01-01T00:00:00Z">
+        <w:r>
+          <w:t xml:space="preserve"> </w:t>
+        </w:r>
+      </w:ins>
+      <w:ins w:id="103" w:author="PR Preview" w:date="2024-01-01T00:00:00Z">
+        <w:r>
+          <w:t xml:space="preserve">“always treat”</w:t>
+        </w:r>
+      </w:ins>
+      <w:ins w:id="103" w:author="PR Preview" w:date="2024-01-01T00:00:00Z">
+        <w:r>
+          <w:t xml:space="preserve"> </w:t>
+        </w:r>
+      </w:ins>
+      <w:ins w:id="103" w:author="PR Preview" w:date="2024-01-01T00:00:00Z">
+        <w:r>
+          <w:t xml:space="preserve">versus</w:t>
+        </w:r>
+      </w:ins>
+      <w:ins w:id="103" w:author="PR Preview" w:date="2024-01-01T00:00:00Z">
+        <w:r>
+          <w:t xml:space="preserve"> </w:t>
+        </w:r>
+      </w:ins>
+      <w:ins w:id="103" w:author="PR Preview" w:date="2024-01-01T00:00:00Z">
+        <w:r>
+          <w:t xml:space="preserve">“never treat”</w:t>
+        </w:r>
+      </w:ins>
+      <w:ins w:id="103" w:author="PR Preview" w:date="2024-01-01T00:00:00Z">
+        <w:r>
+          <w:t xml:space="preserve"> </w:t>
+        </w:r>
+      </w:ins>
+      <w:ins w:id="103" w:author="PR Preview" w:date="2024-01-01T00:00:00Z">
+        <w:r>
+          <w:t xml:space="preserve">within levels of</w:t>
+        </w:r>
+      </w:ins>
+      <w:ins w:id="103" w:author="PR Preview" w:date="2024-01-01T00:00:00Z">
+        <w:r>
+          <w:t xml:space="preserve"> </w:t>
+        </w:r>
+      </w:ins>
       <m:oMath>
         <m:sSub>
           <m:e>
@@ -12297,18 +13551,26 @@
           </m:sub>
         </m:sSub>
       </m:oMath>
-      <w:r>
-        <w:t xml:space="preserve">.</w:t>
-      </w:r>
-      <w:r>
-        <w:t xml:space="preserve"> </w:t>
-      </w:r>
-      <w:r>
-        <w:t xml:space="preserve">But conditioning on</w:t>
-      </w:r>
-      <w:r>
-        <w:t xml:space="preserve"> </w:t>
-      </w:r>
+      <w:ins w:id="103" w:author="PR Preview" w:date="2024-01-01T00:00:00Z">
+        <w:r>
+          <w:t xml:space="preserve">.</w:t>
+        </w:r>
+      </w:ins>
+      <w:ins w:id="103" w:author="PR Preview" w:date="2024-01-01T00:00:00Z">
+        <w:r>
+          <w:t xml:space="preserve"> </w:t>
+        </w:r>
+      </w:ins>
+      <w:ins w:id="103" w:author="PR Preview" w:date="2024-01-01T00:00:00Z">
+        <w:r>
+          <w:t xml:space="preserve">But conditioning on</w:t>
+        </w:r>
+      </w:ins>
+      <w:ins w:id="103" w:author="PR Preview" w:date="2024-01-01T00:00:00Z">
+        <w:r>
+          <w:t xml:space="preserve"> </w:t>
+        </w:r>
+      </w:ins>
       <m:oMath>
         <m:sSub>
           <m:e>
@@ -12323,15 +13585,21 @@
           </m:sub>
         </m:sSub>
       </m:oMath>
-      <w:r>
-        <w:t xml:space="preserve"> </w:t>
-      </w:r>
-      <w:r>
-        <w:t xml:space="preserve">induces an association between</w:t>
-      </w:r>
-      <w:r>
-        <w:t xml:space="preserve"> </w:t>
-      </w:r>
+      <w:ins w:id="103" w:author="PR Preview" w:date="2024-01-01T00:00:00Z">
+        <w:r>
+          <w:t xml:space="preserve"> </w:t>
+        </w:r>
+      </w:ins>
+      <w:ins w:id="103" w:author="PR Preview" w:date="2024-01-01T00:00:00Z">
+        <w:r>
+          <w:t xml:space="preserve">induces an association between</w:t>
+        </w:r>
+      </w:ins>
+      <w:ins w:id="103" w:author="PR Preview" w:date="2024-01-01T00:00:00Z">
+        <w:r>
+          <w:t xml:space="preserve"> </w:t>
+        </w:r>
+      </w:ins>
       <m:oMath>
         <m:sSub>
           <m:e>
@@ -12346,15 +13614,21 @@
           </m:sub>
         </m:sSub>
       </m:oMath>
-      <w:r>
-        <w:t xml:space="preserve"> </w:t>
-      </w:r>
-      <w:r>
-        <w:t xml:space="preserve">(a component of</w:t>
-      </w:r>
-      <w:r>
-        <w:t xml:space="preserve"> </w:t>
-      </w:r>
+      <w:ins w:id="103" w:author="PR Preview" w:date="2024-01-01T00:00:00Z">
+        <w:r>
+          <w:t xml:space="preserve"> </w:t>
+        </w:r>
+      </w:ins>
+      <w:ins w:id="103" w:author="PR Preview" w:date="2024-01-01T00:00:00Z">
+        <w:r>
+          <w:t xml:space="preserve">(a component of</w:t>
+        </w:r>
+      </w:ins>
+      <w:ins w:id="103" w:author="PR Preview" w:date="2024-01-01T00:00:00Z">
+        <w:r>
+          <w:t xml:space="preserve"> </w:t>
+        </w:r>
+      </w:ins>
       <m:oMath>
         <m:r>
           <m:rPr>
@@ -12386,29 +13660,41 @@
           <m:t>)</m:t>
         </m:r>
       </m:oMath>
-      <w:r>
-        <w:t xml:space="preserve">) and</w:t>
-      </w:r>
-      <w:r>
-        <w:t xml:space="preserve"> </w:t>
-      </w:r>
+      <w:ins w:id="103" w:author="PR Preview" w:date="2024-01-01T00:00:00Z">
+        <w:r>
+          <w:t xml:space="preserve">) and</w:t>
+        </w:r>
+      </w:ins>
+      <w:ins w:id="103" w:author="PR Preview" w:date="2024-01-01T00:00:00Z">
+        <w:r>
+          <w:t xml:space="preserve"> </w:t>
+        </w:r>
+      </w:ins>
       <m:oMath>
         <m:r>
           <m:t>Y</m:t>
         </m:r>
       </m:oMath>
-      <w:r>
-        <w:t xml:space="preserve">,</w:t>
-      </w:r>
-      <w:r>
-        <w:t xml:space="preserve"> </w:t>
-      </w:r>
-      <w:r>
-        <w:t xml:space="preserve">so</w:t>
-      </w:r>
-      <w:r>
-        <w:t xml:space="preserve"> </w:t>
-      </w:r>
+      <w:ins w:id="103" w:author="PR Preview" w:date="2024-01-01T00:00:00Z">
+        <w:r>
+          <w:t xml:space="preserve">,</w:t>
+        </w:r>
+      </w:ins>
+      <w:ins w:id="103" w:author="PR Preview" w:date="2024-01-01T00:00:00Z">
+        <w:r>
+          <w:t xml:space="preserve"> </w:t>
+        </w:r>
+      </w:ins>
+      <w:ins w:id="103" w:author="PR Preview" w:date="2024-01-01T00:00:00Z">
+        <w:r>
+          <w:t xml:space="preserve">so</w:t>
+        </w:r>
+      </w:ins>
+      <w:ins w:id="103" w:author="PR Preview" w:date="2024-01-01T00:00:00Z">
+        <w:r>
+          <w:t xml:space="preserve"> </w:t>
+        </w:r>
+      </w:ins>
       <m:oMath>
         <m:sSub>
           <m:e>
@@ -12432,30 +13718,46 @@
           <m:t>0</m:t>
         </m:r>
       </m:oMath>
-      <w:r>
-        <w:t xml:space="preserve"> </w:t>
-      </w:r>
-      <w:r>
-        <w:t xml:space="preserve">even though the true effect is zero</w:t>
-      </w:r>
-      <w:r>
-        <w:t xml:space="preserve"> </w:t>
-      </w:r>
-      <w:r>
-        <w:t xml:space="preserve">(Hernán and Robins 2020, 274)</w:t>
-      </w:r>
-      <w:r>
-        <w:t xml:space="preserve">.</w:t>
-      </w:r>
-      <w:r>
-        <w:t xml:space="preserve"> </w:t>
-      </w:r>
-      <w:r>
-        <w:t xml:space="preserve">The bias comes from conditioning on the collider</w:t>
-      </w:r>
-      <w:r>
-        <w:t xml:space="preserve"> </w:t>
-      </w:r>
+      <w:ins w:id="103" w:author="PR Preview" w:date="2024-01-01T00:00:00Z">
+        <w:r>
+          <w:t xml:space="preserve"> </w:t>
+        </w:r>
+      </w:ins>
+      <w:ins w:id="103" w:author="PR Preview" w:date="2024-01-01T00:00:00Z">
+        <w:r>
+          <w:t xml:space="preserve">even though the true effect is zero</w:t>
+        </w:r>
+      </w:ins>
+      <w:ins w:id="103" w:author="PR Preview" w:date="2024-01-01T00:00:00Z">
+        <w:r>
+          <w:t xml:space="preserve"> </w:t>
+        </w:r>
+      </w:ins>
+      <w:ins w:id="103" w:author="PR Preview" w:date="2024-01-01T00:00:00Z">
+        <w:r>
+          <w:t xml:space="preserve">(Hernán and Robins 2020, 274)</w:t>
+        </w:r>
+      </w:ins>
+      <w:ins w:id="103" w:author="PR Preview" w:date="2024-01-01T00:00:00Z">
+        <w:r>
+          <w:t xml:space="preserve">.</w:t>
+        </w:r>
+      </w:ins>
+      <w:ins w:id="103" w:author="PR Preview" w:date="2024-01-01T00:00:00Z">
+        <w:r>
+          <w:t xml:space="preserve"> </w:t>
+        </w:r>
+      </w:ins>
+      <w:ins w:id="103" w:author="PR Preview" w:date="2024-01-01T00:00:00Z">
+        <w:r>
+          <w:t xml:space="preserve">The bias comes from conditioning on the collider</w:t>
+        </w:r>
+      </w:ins>
+      <w:ins w:id="103" w:author="PR Preview" w:date="2024-01-01T00:00:00Z">
+        <w:r>
+          <w:t xml:space="preserve"> </w:t>
+        </w:r>
+      </w:ins>
       <m:oMath>
         <m:sSub>
           <m:e>
@@ -12470,21 +13772,31 @@
           </m:sub>
         </m:sSub>
       </m:oMath>
-      <w:r>
-        <w:t xml:space="preserve">,</w:t>
-      </w:r>
-      <w:r>
-        <w:t xml:space="preserve"> </w:t>
-      </w:r>
-      <w:r>
-        <w:t xml:space="preserve">not from the form of the model or from the sample size:</w:t>
-      </w:r>
-      <w:r>
-        <w:t xml:space="preserve"> </w:t>
-      </w:r>
-      <w:r>
-        <w:t xml:space="preserve">it would persist with unlimited data.</w:t>
-      </w:r>
+      <w:ins w:id="103" w:author="PR Preview" w:date="2024-01-01T00:00:00Z">
+        <w:r>
+          <w:t xml:space="preserve">,</w:t>
+        </w:r>
+      </w:ins>
+      <w:ins w:id="103" w:author="PR Preview" w:date="2024-01-01T00:00:00Z">
+        <w:r>
+          <w:t xml:space="preserve"> </w:t>
+        </w:r>
+      </w:ins>
+      <w:ins w:id="103" w:author="PR Preview" w:date="2024-01-01T00:00:00Z">
+        <w:r>
+          <w:t xml:space="preserve">not from the form of the model or from the sample size:</w:t>
+        </w:r>
+      </w:ins>
+      <w:ins w:id="103" w:author="PR Preview" w:date="2024-01-01T00:00:00Z">
+        <w:r>
+          <w:t xml:space="preserve"> </w:t>
+        </w:r>
+      </w:ins>
+      <w:ins w:id="103" w:author="PR Preview" w:date="2024-01-01T00:00:00Z">
+        <w:r>
+          <w:t xml:space="preserve">it would persist with unlimited data.</w:t>
+        </w:r>
+      </w:ins>
     </w:p>
     <w:p>
       <w:pPr>
@@ -12532,12 +13844,16 @@
       <w:pPr>
         <w:pStyle w:val="BodyText"/>
       </w:pPr>
-      <w:r>
-        <w:t xml:space="preserve">The book states that</w:t>
-      </w:r>
-      <w:r>
-        <w:t xml:space="preserve"> </w:t>
-      </w:r>
+      <w:ins w:id="1105" w:author="PR Preview" w:date="2024-01-01T00:00:00Z">
+        <w:r>
+          <w:t xml:space="preserve">The book states that</w:t>
+        </w:r>
+      </w:ins>
+      <w:ins w:id="1105" w:author="PR Preview" w:date="2024-01-01T00:00:00Z">
+        <w:r>
+          <w:t xml:space="preserve"> </w:t>
+        </w:r>
+      </w:ins>
       <m:oMath>
         <m:sSub>
           <m:e>
@@ -12552,21 +13868,31 @@
           </m:sub>
         </m:sSub>
       </m:oMath>
-      <w:r>
-        <w:t xml:space="preserve"> </w:t>
-      </w:r>
-      <w:r>
-        <w:t xml:space="preserve">is non-zero</w:t>
-      </w:r>
-      <w:r>
-        <w:t xml:space="preserve"> </w:t>
-      </w:r>
-      <w:r>
-        <w:t xml:space="preserve">“even if the true causal effect is zero and the regression model for</w:t>
-      </w:r>
-      <w:r>
-        <w:t xml:space="preserve"> </w:t>
-      </w:r>
+      <w:ins w:id="1105" w:author="PR Preview" w:date="2024-01-01T00:00:00Z">
+        <w:r>
+          <w:t xml:space="preserve"> </w:t>
+        </w:r>
+      </w:ins>
+      <w:ins w:id="1105" w:author="PR Preview" w:date="2024-01-01T00:00:00Z">
+        <w:r>
+          <w:t xml:space="preserve">is non-zero</w:t>
+        </w:r>
+      </w:ins>
+      <w:ins w:id="1105" w:author="PR Preview" w:date="2024-01-01T00:00:00Z">
+        <w:r>
+          <w:t xml:space="preserve"> </w:t>
+        </w:r>
+      </w:ins>
+      <w:ins w:id="1105" w:author="PR Preview" w:date="2024-01-01T00:00:00Z">
+        <w:r>
+          <w:t xml:space="preserve">“even if the true causal effect is zero and the regression model for</w:t>
+        </w:r>
+      </w:ins>
+      <w:ins w:id="1105" w:author="PR Preview" w:date="2024-01-01T00:00:00Z">
+        <w:r>
+          <w:t xml:space="preserve"> </w:t>
+        </w:r>
+      </w:ins>
       <m:oMath>
         <m:r>
           <m:rPr>
@@ -12623,44 +13949,66 @@
           </m:e>
         </m:d>
       </m:oMath>
-      <w:r>
-        <w:t xml:space="preserve"> </w:t>
-      </w:r>
-      <w:r>
-        <w:t xml:space="preserve">is correct”</w:t>
-      </w:r>
-      <w:r>
-        <w:t xml:space="preserve"> </w:t>
-      </w:r>
-      <w:r>
-        <w:t xml:space="preserve">(Hernán and Robins 2020, 274)</w:t>
-      </w:r>
-      <w:r>
-        <w:t xml:space="preserve">.</w:t>
-      </w:r>
-      <w:r>
-        <w:t xml:space="preserve"> </w:t>
-      </w:r>
-      <w:r>
-        <w:t xml:space="preserve">Under Figure 20.5, the cumulative-treatment model itself cannot be the correct one.</w:t>
-      </w:r>
-      <w:r>
-        <w:t xml:space="preserve"> </w:t>
-      </w:r>
+      <w:ins w:id="1105" w:author="PR Preview" w:date="2024-01-01T00:00:00Z">
+        <w:r>
+          <w:t xml:space="preserve"> </w:t>
+        </w:r>
+      </w:ins>
+      <w:ins w:id="1105" w:author="PR Preview" w:date="2024-01-01T00:00:00Z">
+        <w:r>
+          <w:t xml:space="preserve">is correct”</w:t>
+        </w:r>
+      </w:ins>
+      <w:ins w:id="1105" w:author="PR Preview" w:date="2024-01-01T00:00:00Z">
+        <w:r>
+          <w:t xml:space="preserve"> </w:t>
+        </w:r>
+      </w:ins>
+      <w:ins w:id="1105" w:author="PR Preview" w:date="2024-01-01T00:00:00Z">
+        <w:r>
+          <w:t xml:space="preserve">(Hernán and Robins 2020, 274)</w:t>
+        </w:r>
+      </w:ins>
+      <w:ins w:id="1105" w:author="PR Preview" w:date="2024-01-01T00:00:00Z">
+        <w:r>
+          <w:t xml:space="preserve">.</w:t>
+        </w:r>
+      </w:ins>
+      <w:ins w:id="1105" w:author="PR Preview" w:date="2024-01-01T00:00:00Z">
+        <w:r>
+          <w:t xml:space="preserve"> </w:t>
+        </w:r>
+      </w:ins>
+      <w:ins w:id="1105" w:author="PR Preview" w:date="2024-01-01T00:00:00Z">
+        <w:r>
+          <w:t xml:space="preserve">Under Figure 20.5, the cumulative-treatment model itself cannot be the correct one.</w:t>
+        </w:r>
+      </w:ins>
+      <w:ins w:id="1105" w:author="PR Preview" w:date="2024-01-01T00:00:00Z">
+        <w:r>
+          <w:t xml:space="preserve"> </w:t>
+        </w:r>
+      </w:ins>
       <m:oMath>
         <m:r>
           <m:t>Y</m:t>
         </m:r>
       </m:oMath>
-      <w:r>
-        <w:t xml:space="preserve"> </w:t>
-      </w:r>
-      <w:r>
-        <w:t xml:space="preserve">is independent of</w:t>
-      </w:r>
-      <w:r>
-        <w:t xml:space="preserve"> </w:t>
-      </w:r>
+      <w:ins w:id="1105" w:author="PR Preview" w:date="2024-01-01T00:00:00Z">
+        <w:r>
+          <w:t xml:space="preserve"> </w:t>
+        </w:r>
+      </w:ins>
+      <w:ins w:id="1105" w:author="PR Preview" w:date="2024-01-01T00:00:00Z">
+        <w:r>
+          <w:t xml:space="preserve">is independent of</w:t>
+        </w:r>
+      </w:ins>
+      <w:ins w:id="1105" w:author="PR Preview" w:date="2024-01-01T00:00:00Z">
+        <w:r>
+          <w:t xml:space="preserve"> </w:t>
+        </w:r>
+      </w:ins>
       <m:oMath>
         <m:sSub>
           <m:e>
@@ -12675,15 +14023,21 @@
           </m:sub>
         </m:sSub>
       </m:oMath>
-      <w:r>
-        <w:t xml:space="preserve"> </w:t>
-      </w:r>
-      <w:r>
-        <w:t xml:space="preserve">given</w:t>
-      </w:r>
-      <w:r>
-        <w:t xml:space="preserve"> </w:t>
-      </w:r>
+      <w:ins w:id="1105" w:author="PR Preview" w:date="2024-01-01T00:00:00Z">
+        <w:r>
+          <w:t xml:space="preserve"> </w:t>
+        </w:r>
+      </w:ins>
+      <w:ins w:id="1105" w:author="PR Preview" w:date="2024-01-01T00:00:00Z">
+        <w:r>
+          <w:t xml:space="preserve">given</w:t>
+        </w:r>
+      </w:ins>
+      <w:ins w:id="1105" w:author="PR Preview" w:date="2024-01-01T00:00:00Z">
+        <w:r>
+          <w:t xml:space="preserve"> </w:t>
+        </w:r>
+      </w:ins>
       <m:oMath>
         <m:r>
           <m:rPr>
@@ -12728,18 +14082,26 @@
           <m:t>)</m:t>
         </m:r>
       </m:oMath>
-      <w:r>
-        <w:t xml:space="preserve">,</w:t>
-      </w:r>
-      <w:r>
-        <w:t xml:space="preserve"> </w:t>
-      </w:r>
-      <w:r>
-        <w:t xml:space="preserve">so a correct model for</w:t>
-      </w:r>
-      <w:r>
-        <w:t xml:space="preserve"> </w:t>
-      </w:r>
+      <w:ins w:id="1105" w:author="PR Preview" w:date="2024-01-01T00:00:00Z">
+        <w:r>
+          <w:t xml:space="preserve">,</w:t>
+        </w:r>
+      </w:ins>
+      <w:ins w:id="1105" w:author="PR Preview" w:date="2024-01-01T00:00:00Z">
+        <w:r>
+          <w:t xml:space="preserve"> </w:t>
+        </w:r>
+      </w:ins>
+      <w:ins w:id="1105" w:author="PR Preview" w:date="2024-01-01T00:00:00Z">
+        <w:r>
+          <w:t xml:space="preserve">so a correct model for</w:t>
+        </w:r>
+      </w:ins>
+      <w:ins w:id="1105" w:author="PR Preview" w:date="2024-01-01T00:00:00Z">
+        <w:r>
+          <w:t xml:space="preserve"> </w:t>
+        </w:r>
+      </w:ins>
       <m:oMath>
         <m:r>
           <m:rPr>
@@ -12816,15 +14178,21 @@
           </m:e>
         </m:d>
       </m:oMath>
-      <w:r>
-        <w:t xml:space="preserve"> </w:t>
-      </w:r>
-      <w:r>
-        <w:t xml:space="preserve">has no</w:t>
-      </w:r>
-      <w:r>
-        <w:t xml:space="preserve"> </w:t>
-      </w:r>
+      <w:ins w:id="1105" w:author="PR Preview" w:date="2024-01-01T00:00:00Z">
+        <w:r>
+          <w:t xml:space="preserve"> </w:t>
+        </w:r>
+      </w:ins>
+      <w:ins w:id="1105" w:author="PR Preview" w:date="2024-01-01T00:00:00Z">
+        <w:r>
+          <w:t xml:space="preserve">has no</w:t>
+        </w:r>
+      </w:ins>
+      <w:ins w:id="1105" w:author="PR Preview" w:date="2024-01-01T00:00:00Z">
+        <w:r>
+          <w:t xml:space="preserve"> </w:t>
+        </w:r>
+      </w:ins>
       <m:oMath>
         <m:sSub>
           <m:e>
@@ -12839,21 +14207,31 @@
           </m:sub>
         </m:sSub>
       </m:oMath>
-      <w:r>
-        <w:t xml:space="preserve"> </w:t>
-      </w:r>
-      <w:r>
-        <w:t xml:space="preserve">term,</w:t>
-      </w:r>
-      <w:r>
-        <w:t xml:space="preserve"> </w:t>
-      </w:r>
-      <w:r>
-        <w:t xml:space="preserve">whereas</w:t>
-      </w:r>
-      <w:r>
-        <w:t xml:space="preserve"> </w:t>
-      </w:r>
+      <w:ins w:id="1105" w:author="PR Preview" w:date="2024-01-01T00:00:00Z">
+        <w:r>
+          <w:t xml:space="preserve"> </w:t>
+        </w:r>
+      </w:ins>
+      <w:ins w:id="1105" w:author="PR Preview" w:date="2024-01-01T00:00:00Z">
+        <w:r>
+          <w:t xml:space="preserve">term,</w:t>
+        </w:r>
+      </w:ins>
+      <w:ins w:id="1105" w:author="PR Preview" w:date="2024-01-01T00:00:00Z">
+        <w:r>
+          <w:t xml:space="preserve"> </w:t>
+        </w:r>
+      </w:ins>
+      <w:ins w:id="1105" w:author="PR Preview" w:date="2024-01-01T00:00:00Z">
+        <w:r>
+          <w:t xml:space="preserve">whereas</w:t>
+        </w:r>
+      </w:ins>
+      <w:ins w:id="1105" w:author="PR Preview" w:date="2024-01-01T00:00:00Z">
+        <w:r>
+          <w:t xml:space="preserve"> </w:t>
+        </w:r>
+      </w:ins>
       <m:oMath>
         <m:r>
           <m:rPr>
@@ -12885,15 +14263,21 @@
           <m:t>)</m:t>
         </m:r>
       </m:oMath>
-      <w:r>
-        <w:t xml:space="preserve"> </w:t>
-      </w:r>
-      <w:r>
-        <w:t xml:space="preserve">forces</w:t>
-      </w:r>
-      <w:r>
-        <w:t xml:space="preserve"> </w:t>
-      </w:r>
+      <w:ins w:id="1105" w:author="PR Preview" w:date="2024-01-01T00:00:00Z">
+        <w:r>
+          <w:t xml:space="preserve"> </w:t>
+        </w:r>
+      </w:ins>
+      <w:ins w:id="1105" w:author="PR Preview" w:date="2024-01-01T00:00:00Z">
+        <w:r>
+          <w:t xml:space="preserve">forces</w:t>
+        </w:r>
+      </w:ins>
+      <w:ins w:id="1105" w:author="PR Preview" w:date="2024-01-01T00:00:00Z">
+        <w:r>
+          <w:t xml:space="preserve"> </w:t>
+        </w:r>
+      </w:ins>
       <m:oMath>
         <m:sSub>
           <m:e>
@@ -12908,15 +14292,21 @@
           </m:sub>
         </m:sSub>
       </m:oMath>
-      <w:r>
-        <w:t xml:space="preserve"> </w:t>
-      </w:r>
-      <w:r>
-        <w:t xml:space="preserve">and</w:t>
-      </w:r>
-      <w:r>
-        <w:t xml:space="preserve"> </w:t>
-      </w:r>
+      <w:ins w:id="1105" w:author="PR Preview" w:date="2024-01-01T00:00:00Z">
+        <w:r>
+          <w:t xml:space="preserve"> </w:t>
+        </w:r>
+      </w:ins>
+      <w:ins w:id="1105" w:author="PR Preview" w:date="2024-01-01T00:00:00Z">
+        <w:r>
+          <w:t xml:space="preserve">and</w:t>
+        </w:r>
+      </w:ins>
+      <w:ins w:id="1105" w:author="PR Preview" w:date="2024-01-01T00:00:00Z">
+        <w:r>
+          <w:t xml:space="preserve"> </w:t>
+        </w:r>
+      </w:ins>
       <m:oMath>
         <m:sSub>
           <m:e>
@@ -12931,15 +14321,21 @@
           </m:sub>
         </m:sSub>
       </m:oMath>
-      <w:r>
-        <w:t xml:space="preserve"> </w:t>
-      </w:r>
-      <w:r>
-        <w:t xml:space="preserve">to share the coefficient</w:t>
-      </w:r>
-      <w:r>
-        <w:t xml:space="preserve"> </w:t>
-      </w:r>
+      <w:ins w:id="1105" w:author="PR Preview" w:date="2024-01-01T00:00:00Z">
+        <w:r>
+          <w:t xml:space="preserve"> </w:t>
+        </w:r>
+      </w:ins>
+      <w:ins w:id="1105" w:author="PR Preview" w:date="2024-01-01T00:00:00Z">
+        <w:r>
+          <w:t xml:space="preserve">to share the coefficient</w:t>
+        </w:r>
+      </w:ins>
+      <w:ins w:id="1105" w:author="PR Preview" w:date="2024-01-01T00:00:00Z">
+        <w:r>
+          <w:t xml:space="preserve"> </w:t>
+        </w:r>
+      </w:ins>
       <m:oMath>
         <m:sSub>
           <m:e>
@@ -12954,24 +14350,36 @@
           </m:sub>
         </m:sSub>
       </m:oMath>
-      <w:r>
-        <w:t xml:space="preserve">.</w:t>
-      </w:r>
-      <w:r>
-        <w:t xml:space="preserve"> </w:t>
-      </w:r>
-      <w:r>
-        <w:t xml:space="preserve">The data in Table 20.1 illustrate this.</w:t>
-      </w:r>
-      <w:r>
-        <w:t xml:space="preserve"> </w:t>
-      </w:r>
-      <w:r>
-        <w:t xml:space="preserve">Their cell means depend on</w:t>
-      </w:r>
-      <w:r>
-        <w:t xml:space="preserve"> </w:t>
-      </w:r>
+      <w:ins w:id="1105" w:author="PR Preview" w:date="2024-01-01T00:00:00Z">
+        <w:r>
+          <w:t xml:space="preserve">.</w:t>
+        </w:r>
+      </w:ins>
+      <w:ins w:id="1105" w:author="PR Preview" w:date="2024-01-01T00:00:00Z">
+        <w:r>
+          <w:t xml:space="preserve"> </w:t>
+        </w:r>
+      </w:ins>
+      <w:ins w:id="1105" w:author="PR Preview" w:date="2024-01-01T00:00:00Z">
+        <w:r>
+          <w:t xml:space="preserve">The data in Table 20.1 illustrate this.</w:t>
+        </w:r>
+      </w:ins>
+      <w:ins w:id="1105" w:author="PR Preview" w:date="2024-01-01T00:00:00Z">
+        <w:r>
+          <w:t xml:space="preserve"> </w:t>
+        </w:r>
+      </w:ins>
+      <w:ins w:id="1105" w:author="PR Preview" w:date="2024-01-01T00:00:00Z">
+        <w:r>
+          <w:t xml:space="preserve">Their cell means depend on</w:t>
+        </w:r>
+      </w:ins>
+      <w:ins w:id="1105" w:author="PR Preview" w:date="2024-01-01T00:00:00Z">
+        <w:r>
+          <w:t xml:space="preserve"> </w:t>
+        </w:r>
+      </w:ins>
       <m:oMath>
         <m:r>
           <m:rPr>
@@ -13016,12 +14424,16 @@
           <m:t>)</m:t>
         </m:r>
       </m:oMath>
-      <w:r>
-        <w:t xml:space="preserve"> </w:t>
-      </w:r>
-      <w:r>
-        <w:t xml:space="preserve">only, and they are fit exactly by</w:t>
-      </w:r>
+      <w:ins w:id="1105" w:author="PR Preview" w:date="2024-01-01T00:00:00Z">
+        <w:r>
+          <w:t xml:space="preserve"> </w:t>
+        </w:r>
+      </w:ins>
+      <w:ins w:id="1105" w:author="PR Preview" w:date="2024-01-01T00:00:00Z">
+        <w:r>
+          <w:t xml:space="preserve">only, and they are fit exactly by</w:t>
+        </w:r>
+      </w:ins>
     </w:p>
     <w:p>
       <w:pPr>
@@ -13197,9 +14609,11 @@
       <w:pPr>
         <w:pStyle w:val="FirstParagraph"/>
       </w:pPr>
-      <w:r>
-        <w:t xml:space="preserve">which reproduces all four distinct cell means:</w:t>
-      </w:r>
+      <w:ins w:id="1107" w:author="PR Preview" w:date="2024-01-01T00:00:00Z">
+        <w:r>
+          <w:t xml:space="preserve">which reproduces all four distinct cell means:</w:t>
+        </w:r>
+      </w:ins>
     </w:p>
     <w:p>
       <w:pPr>
@@ -13259,20 +14673,26 @@
           <m:t>0</m:t>
         </m:r>
       </m:oMath>
-      <w:r>
-        <w:t xml:space="preserve">:</w:t>
-      </w:r>
-      <w:r>
-        <w:t xml:space="preserve"> </w:t>
-      </w:r>
+      <w:ins w:id="1108" w:author="PR Preview" w:date="2024-01-01T00:00:00Z">
+        <w:r>
+          <w:t xml:space="preserve">:</w:t>
+        </w:r>
+      </w:ins>
+      <w:ins w:id="1108" w:author="PR Preview" w:date="2024-01-01T00:00:00Z">
+        <w:r>
+          <w:t xml:space="preserve"> </w:t>
+        </w:r>
+      </w:ins>
       <m:oMath>
         <m:r>
           <m:t>84</m:t>
         </m:r>
       </m:oMath>
-      <w:r>
-        <w:t xml:space="preserve">;</w:t>
-      </w:r>
+      <w:ins w:id="1108" w:author="PR Preview" w:date="2024-01-01T00:00:00Z">
+        <w:r>
+          <w:t xml:space="preserve">;</w:t>
+        </w:r>
+      </w:ins>
     </w:p>
     <w:p>
       <w:pPr>
@@ -13332,12 +14752,16 @@
           <m:t>1</m:t>
         </m:r>
       </m:oMath>
-      <w:r>
-        <w:t xml:space="preserve">:</w:t>
-      </w:r>
-      <w:r>
-        <w:t xml:space="preserve"> </w:t>
-      </w:r>
+      <w:ins w:id="1109" w:author="PR Preview" w:date="2024-01-01T00:00:00Z">
+        <w:r>
+          <w:t xml:space="preserve">:</w:t>
+        </w:r>
+      </w:ins>
+      <w:ins w:id="1109" w:author="PR Preview" w:date="2024-01-01T00:00:00Z">
+        <w:r>
+          <w:t xml:space="preserve"> </w:t>
+        </w:r>
+      </w:ins>
       <m:oMath>
         <m:r>
           <m:t>84</m:t>
@@ -13361,9 +14785,11 @@
           <m:t>52</m:t>
         </m:r>
       </m:oMath>
-      <w:r>
-        <w:t xml:space="preserve">;</w:t>
-      </w:r>
+      <w:ins w:id="1109" w:author="PR Preview" w:date="2024-01-01T00:00:00Z">
+        <w:r>
+          <w:t xml:space="preserve">;</w:t>
+        </w:r>
+      </w:ins>
     </w:p>
     <w:p>
       <w:pPr>
@@ -13423,12 +14849,16 @@
           <m:t>0</m:t>
         </m:r>
       </m:oMath>
-      <w:r>
-        <w:t xml:space="preserve">:</w:t>
-      </w:r>
-      <w:r>
-        <w:t xml:space="preserve"> </w:t>
-      </w:r>
+      <w:ins w:id="1110" w:author="PR Preview" w:date="2024-01-01T00:00:00Z">
+        <w:r>
+          <w:t xml:space="preserve">:</w:t>
+        </w:r>
+      </w:ins>
+      <w:ins w:id="1110" w:author="PR Preview" w:date="2024-01-01T00:00:00Z">
+        <w:r>
+          <w:t xml:space="preserve"> </w:t>
+        </w:r>
+      </w:ins>
       <m:oMath>
         <m:r>
           <m:t>84</m:t>
@@ -13452,9 +14882,11 @@
           <m:t>76</m:t>
         </m:r>
       </m:oMath>
-      <w:r>
-        <w:t xml:space="preserve">;</w:t>
-      </w:r>
+      <w:ins w:id="1110" w:author="PR Preview" w:date="2024-01-01T00:00:00Z">
+        <w:r>
+          <w:t xml:space="preserve">;</w:t>
+        </w:r>
+      </w:ins>
     </w:p>
     <w:p>
       <w:pPr>
@@ -13514,12 +14946,16 @@
           <m:t>1</m:t>
         </m:r>
       </m:oMath>
-      <w:r>
-        <w:t xml:space="preserve">:</w:t>
-      </w:r>
-      <w:r>
-        <w:t xml:space="preserve"> </w:t>
-      </w:r>
+      <w:ins w:id="1111" w:author="PR Preview" w:date="2024-01-01T00:00:00Z">
+        <w:r>
+          <w:t xml:space="preserve">:</w:t>
+        </w:r>
+      </w:ins>
+      <w:ins w:id="1111" w:author="PR Preview" w:date="2024-01-01T00:00:00Z">
+        <w:r>
+          <w:t xml:space="preserve"> </w:t>
+        </w:r>
+      </w:ins>
       <m:oMath>
         <m:r>
           <m:t>84</m:t>
@@ -13552,26 +14988,36 @@
           <m:t>44</m:t>
         </m:r>
       </m:oMath>
-      <w:r>
-        <w:t xml:space="preserve">.</w:t>
-      </w:r>
+      <w:ins w:id="1111" w:author="PR Preview" w:date="2024-01-01T00:00:00Z">
+        <w:r>
+          <w:t xml:space="preserve">.</w:t>
+        </w:r>
+      </w:ins>
     </w:p>
     <w:p>
       <w:pPr>
         <w:pStyle w:val="FirstParagraph"/>
       </w:pPr>
-      <w:r>
-        <w:t xml:space="preserve">The conclusion is unchanged:</w:t>
-      </w:r>
-      <w:r>
-        <w:t xml:space="preserve"> </w:t>
-      </w:r>
-      <w:r>
-        <w:t xml:space="preserve">even this correctly specified model gives</w:t>
-      </w:r>
-      <w:r>
-        <w:t xml:space="preserve"> </w:t>
-      </w:r>
+      <w:ins w:id="1112" w:author="PR Preview" w:date="2024-01-01T00:00:00Z">
+        <w:r>
+          <w:t xml:space="preserve">The conclusion is unchanged:</w:t>
+        </w:r>
+      </w:ins>
+      <w:ins w:id="1112" w:author="PR Preview" w:date="2024-01-01T00:00:00Z">
+        <w:r>
+          <w:t xml:space="preserve"> </w:t>
+        </w:r>
+      </w:ins>
+      <w:ins w:id="1112" w:author="PR Preview" w:date="2024-01-01T00:00:00Z">
+        <w:r>
+          <w:t xml:space="preserve">even this correctly specified model gives</w:t>
+        </w:r>
+      </w:ins>
+      <w:ins w:id="1112" w:author="PR Preview" w:date="2024-01-01T00:00:00Z">
+        <w:r>
+          <w:t xml:space="preserve"> </w:t>
+        </w:r>
+      </w:ins>
       <m:oMath>
         <m:sSub>
           <m:e>
@@ -13586,12 +15032,16 @@
           </m:sub>
         </m:sSub>
       </m:oMath>
-      <w:r>
-        <w:t xml:space="preserve"> </w:t>
-      </w:r>
-      <w:r>
-        <w:t xml:space="preserve">a non-zero coefficient (</w:t>
-      </w:r>
+      <w:ins w:id="1112" w:author="PR Preview" w:date="2024-01-01T00:00:00Z">
+        <w:r>
+          <w:t xml:space="preserve"> </w:t>
+        </w:r>
+      </w:ins>
+      <w:ins w:id="1112" w:author="PR Preview" w:date="2024-01-01T00:00:00Z">
+        <w:r>
+          <w:t xml:space="preserve">a non-zero coefficient (</w:t>
+        </w:r>
+      </w:ins>
       <m:oMath>
         <m:r>
           <m:rPr>
@@ -13603,18 +15053,26 @@
           <m:t>8</m:t>
         </m:r>
       </m:oMath>
-      <w:r>
-        <w:t xml:space="preserve">)</w:t>
-      </w:r>
-      <w:r>
-        <w:t xml:space="preserve"> </w:t>
-      </w:r>
-      <w:r>
-        <w:t xml:space="preserve">although the true effect of</w:t>
-      </w:r>
-      <w:r>
-        <w:t xml:space="preserve"> </w:t>
-      </w:r>
+      <w:ins w:id="1112" w:author="PR Preview" w:date="2024-01-01T00:00:00Z">
+        <w:r>
+          <w:t xml:space="preserve">)</w:t>
+        </w:r>
+      </w:ins>
+      <w:ins w:id="1112" w:author="PR Preview" w:date="2024-01-01T00:00:00Z">
+        <w:r>
+          <w:t xml:space="preserve"> </w:t>
+        </w:r>
+      </w:ins>
+      <w:ins w:id="1112" w:author="PR Preview" w:date="2024-01-01T00:00:00Z">
+        <w:r>
+          <w:t xml:space="preserve">although the true effect of</w:t>
+        </w:r>
+      </w:ins>
+      <w:ins w:id="1112" w:author="PR Preview" w:date="2024-01-01T00:00:00Z">
+        <w:r>
+          <w:t xml:space="preserve"> </w:t>
+        </w:r>
+      </w:ins>
       <m:oMath>
         <m:sSub>
           <m:e>
@@ -13629,21 +15087,31 @@
           </m:sub>
         </m:sSub>
       </m:oMath>
-      <w:r>
-        <w:t xml:space="preserve"> </w:t>
-      </w:r>
-      <w:r>
-        <w:t xml:space="preserve">is zero,</w:t>
-      </w:r>
-      <w:r>
-        <w:t xml:space="preserve"> </w:t>
-      </w:r>
-      <w:r>
-        <w:t xml:space="preserve">because the model conditions on the collider</w:t>
-      </w:r>
-      <w:r>
-        <w:t xml:space="preserve"> </w:t>
-      </w:r>
+      <w:ins w:id="1112" w:author="PR Preview" w:date="2024-01-01T00:00:00Z">
+        <w:r>
+          <w:t xml:space="preserve"> </w:t>
+        </w:r>
+      </w:ins>
+      <w:ins w:id="1112" w:author="PR Preview" w:date="2024-01-01T00:00:00Z">
+        <w:r>
+          <w:t xml:space="preserve">is zero,</w:t>
+        </w:r>
+      </w:ins>
+      <w:ins w:id="1112" w:author="PR Preview" w:date="2024-01-01T00:00:00Z">
+        <w:r>
+          <w:t xml:space="preserve"> </w:t>
+        </w:r>
+      </w:ins>
+      <w:ins w:id="1112" w:author="PR Preview" w:date="2024-01-01T00:00:00Z">
+        <w:r>
+          <w:t xml:space="preserve">because the model conditions on the collider</w:t>
+        </w:r>
+      </w:ins>
+      <w:ins w:id="1112" w:author="PR Preview" w:date="2024-01-01T00:00:00Z">
+        <w:r>
+          <w:t xml:space="preserve"> </w:t>
+        </w:r>
+      </w:ins>
       <m:oMath>
         <m:sSub>
           <m:e>
@@ -13658,9 +15126,11 @@
           </m:sub>
         </m:sSub>
       </m:oMath>
-      <w:r>
-        <w:t xml:space="preserve">.</w:t>
-      </w:r>
+      <w:ins w:id="1112" w:author="PR Preview" w:date="2024-01-01T00:00:00Z">
+        <w:r>
+          <w:t xml:space="preserve">.</w:t>
+        </w:r>
+      </w:ins>
     </w:p>
     <w:bookmarkEnd w:id="32"/>
     <w:bookmarkEnd w:id="33"/>
@@ -13684,12 +15154,16 @@
       <w:pPr>
         <w:pStyle w:val="FirstParagraph"/>
       </w:pPr>
-      <w:r>
-        <w:t xml:space="preserve">So far the diagrams had no arrow</w:t>
-      </w:r>
-      <w:r>
-        <w:t xml:space="preserve"> </w:t>
-      </w:r>
+      <w:ins w:id="115" w:author="PR Preview" w:date="2024-01-01T00:00:00Z">
+        <w:r>
+          <w:t xml:space="preserve">So far the diagrams had no arrow</w:t>
+        </w:r>
+      </w:ins>
+      <w:ins w:id="115" w:author="PR Preview" w:date="2024-01-01T00:00:00Z">
+        <w:r>
+          <w:t xml:space="preserve"> </w:t>
+        </w:r>
+      </w:ins>
       <m:oMath>
         <m:sSub>
           <m:e>
@@ -13722,18 +15196,26 @@
           </m:sub>
         </m:sSub>
       </m:oMath>
-      <w:r>
-        <w:t xml:space="preserve">.</w:t>
-      </w:r>
-      <w:r>
-        <w:t xml:space="preserve"> </w:t>
-      </w:r>
-      <w:r>
-        <w:t xml:space="preserve">Now suppose doctors use past treatment history</w:t>
-      </w:r>
-      <w:r>
-        <w:t xml:space="preserve"> </w:t>
-      </w:r>
+      <w:ins w:id="115" w:author="PR Preview" w:date="2024-01-01T00:00:00Z">
+        <w:r>
+          <w:t xml:space="preserve">.</w:t>
+        </w:r>
+      </w:ins>
+      <w:ins w:id="115" w:author="PR Preview" w:date="2024-01-01T00:00:00Z">
+        <w:r>
+          <w:t xml:space="preserve"> </w:t>
+        </w:r>
+      </w:ins>
+      <w:ins w:id="115" w:author="PR Preview" w:date="2024-01-01T00:00:00Z">
+        <w:r>
+          <w:t xml:space="preserve">Now suppose doctors use past treatment history</w:t>
+        </w:r>
+      </w:ins>
+      <w:ins w:id="115" w:author="PR Preview" w:date="2024-01-01T00:00:00Z">
+        <w:r>
+          <w:t xml:space="preserve"> </w:t>
+        </w:r>
+      </w:ins>
       <m:oMath>
         <m:sSub>
           <m:e>
@@ -13764,15 +15246,21 @@
           </m:sub>
         </m:sSub>
       </m:oMath>
-      <w:r>
-        <w:t xml:space="preserve"> </w:t>
-      </w:r>
-      <w:r>
-        <w:t xml:space="preserve">when deciding on treatment</w:t>
-      </w:r>
-      <w:r>
-        <w:t xml:space="preserve"> </w:t>
-      </w:r>
+      <w:ins w:id="115" w:author="PR Preview" w:date="2024-01-01T00:00:00Z">
+        <w:r>
+          <w:t xml:space="preserve"> </w:t>
+        </w:r>
+      </w:ins>
+      <w:ins w:id="115" w:author="PR Preview" w:date="2024-01-01T00:00:00Z">
+        <w:r>
+          <w:t xml:space="preserve">when deciding on treatment</w:t>
+        </w:r>
+      </w:ins>
+      <w:ins w:id="115" w:author="PR Preview" w:date="2024-01-01T00:00:00Z">
+        <w:r>
+          <w:t xml:space="preserve"> </w:t>
+        </w:r>
+      </w:ins>
       <m:oMath>
         <m:sSub>
           <m:e>
@@ -13787,18 +15275,26 @@
           </m:sub>
         </m:sSub>
       </m:oMath>
-      <w:r>
-        <w:t xml:space="preserve">.</w:t>
-      </w:r>
-      <w:r>
-        <w:t xml:space="preserve"> </w:t>
-      </w:r>
-      <w:r>
-        <w:t xml:space="preserve">Adding</w:t>
-      </w:r>
-      <w:r>
-        <w:t xml:space="preserve"> </w:t>
-      </w:r>
+      <w:ins w:id="115" w:author="PR Preview" w:date="2024-01-01T00:00:00Z">
+        <w:r>
+          <w:t xml:space="preserve">.</w:t>
+        </w:r>
+      </w:ins>
+      <w:ins w:id="115" w:author="PR Preview" w:date="2024-01-01T00:00:00Z">
+        <w:r>
+          <w:t xml:space="preserve"> </w:t>
+        </w:r>
+      </w:ins>
+      <w:ins w:id="115" w:author="PR Preview" w:date="2024-01-01T00:00:00Z">
+        <w:r>
+          <w:t xml:space="preserve">Adding</w:t>
+        </w:r>
+      </w:ins>
+      <w:ins w:id="115" w:author="PR Preview" w:date="2024-01-01T00:00:00Z">
+        <w:r>
+          <w:t xml:space="preserve"> </w:t>
+        </w:r>
+      </w:ins>
       <m:oMath>
         <m:sSub>
           <m:e>
@@ -13831,23 +15327,31 @@
           </m:sub>
         </m:sSub>
       </m:oMath>
-      <w:r>
-        <w:t xml:space="preserve"> </w:t>
-      </w:r>
-      <w:r>
-        <w:t xml:space="preserve">to Figures 20.3 and 20.4 gives the book’s Figures 20.8 and 20.9.</w:t>
-      </w:r>
+      <w:ins w:id="115" w:author="PR Preview" w:date="2024-01-01T00:00:00Z">
+        <w:r>
+          <w:t xml:space="preserve"> </w:t>
+        </w:r>
+      </w:ins>
+      <w:ins w:id="115" w:author="PR Preview" w:date="2024-01-01T00:00:00Z">
+        <w:r>
+          <w:t xml:space="preserve">to Figures 20.3 and 20.4 gives the book’s Figures 20.8 and 20.9.</w:t>
+        </w:r>
+      </w:ins>
     </w:p>
     <w:p>
       <w:pPr>
         <w:pStyle w:val="BodyText"/>
       </w:pPr>
-      <w:r>
-        <w:t xml:space="preserve">With treatment-confounder feedback, conditioning on</w:t>
-      </w:r>
-      <w:r>
-        <w:t xml:space="preserve"> </w:t>
-      </w:r>
+      <w:ins w:id="116" w:author="PR Preview" w:date="2024-01-01T00:00:00Z">
+        <w:r>
+          <w:t xml:space="preserve">With treatment-confounder feedback, conditioning on</w:t>
+        </w:r>
+      </w:ins>
+      <w:ins w:id="116" w:author="PR Preview" w:date="2024-01-01T00:00:00Z">
+        <w:r>
+          <w:t xml:space="preserve"> </w:t>
+        </w:r>
+      </w:ins>
       <m:oMath>
         <m:sSub>
           <m:e>
@@ -13862,21 +15366,31 @@
           </m:sub>
         </m:sSub>
       </m:oMath>
-      <w:r>
-        <w:t xml:space="preserve"> </w:t>
-      </w:r>
-      <w:r>
-        <w:t xml:space="preserve">alone no longer blocks</w:t>
-      </w:r>
-      <w:r>
-        <w:t xml:space="preserve"> </w:t>
-      </w:r>
-      <w:r>
-        <w:t xml:space="preserve">all backdoor paths between</w:t>
-      </w:r>
-      <w:r>
-        <w:t xml:space="preserve"> </w:t>
-      </w:r>
+      <w:ins w:id="116" w:author="PR Preview" w:date="2024-01-01T00:00:00Z">
+        <w:r>
+          <w:t xml:space="preserve"> </w:t>
+        </w:r>
+      </w:ins>
+      <w:ins w:id="116" w:author="PR Preview" w:date="2024-01-01T00:00:00Z">
+        <w:r>
+          <w:t xml:space="preserve">alone no longer blocks</w:t>
+        </w:r>
+      </w:ins>
+      <w:ins w:id="116" w:author="PR Preview" w:date="2024-01-01T00:00:00Z">
+        <w:r>
+          <w:t xml:space="preserve"> </w:t>
+        </w:r>
+      </w:ins>
+      <w:ins w:id="116" w:author="PR Preview" w:date="2024-01-01T00:00:00Z">
+        <w:r>
+          <w:t xml:space="preserve">all backdoor paths between</w:t>
+        </w:r>
+      </w:ins>
+      <w:ins w:id="116" w:author="PR Preview" w:date="2024-01-01T00:00:00Z">
+        <w:r>
+          <w:t xml:space="preserve"> </w:t>
+        </w:r>
+      </w:ins>
       <m:oMath>
         <m:sSub>
           <m:e>
@@ -13891,23 +15405,31 @@
           </m:sub>
         </m:sSub>
       </m:oMath>
-      <w:r>
-        <w:t xml:space="preserve"> </w:t>
-      </w:r>
-      <w:r>
-        <w:t xml:space="preserve">and</w:t>
-      </w:r>
-      <w:r>
-        <w:t xml:space="preserve"> </w:t>
-      </w:r>
+      <w:ins w:id="116" w:author="PR Preview" w:date="2024-01-01T00:00:00Z">
+        <w:r>
+          <w:t xml:space="preserve"> </w:t>
+        </w:r>
+      </w:ins>
+      <w:ins w:id="116" w:author="PR Preview" w:date="2024-01-01T00:00:00Z">
+        <w:r>
+          <w:t xml:space="preserve">and</w:t>
+        </w:r>
+      </w:ins>
+      <w:ins w:id="116" w:author="PR Preview" w:date="2024-01-01T00:00:00Z">
+        <w:r>
+          <w:t xml:space="preserve"> </w:t>
+        </w:r>
+      </w:ins>
       <m:oMath>
         <m:r>
           <m:t>Y</m:t>
         </m:r>
       </m:oMath>
-      <w:r>
-        <w:t xml:space="preserve">; it opens</w:t>
-      </w:r>
+      <w:ins w:id="116" w:author="PR Preview" w:date="2024-01-01T00:00:00Z">
+        <w:r>
+          <w:t xml:space="preserve">; it opens</w:t>
+        </w:r>
+      </w:ins>
     </w:p>
     <w:p>
       <w:pPr>
@@ -14143,12 +15665,16 @@
       <w:pPr>
         <w:pStyle w:val="FirstParagraph"/>
       </w:pPr>
-      <w:r>
-        <w:t xml:space="preserve">And whenever past treatment affects the outcome (Figure 20.10),</w:t>
-      </w:r>
-      <w:r>
-        <w:t xml:space="preserve"> </w:t>
-      </w:r>
+      <w:ins w:id="118" w:author="PR Preview" w:date="2024-01-01T00:00:00Z">
+        <w:r>
+          <w:t xml:space="preserve">And whenever past treatment affects the outcome (Figure 20.10),</w:t>
+        </w:r>
+      </w:ins>
+      <w:ins w:id="118" w:author="PR Preview" w:date="2024-01-01T00:00:00Z">
+        <w:r>
+          <w:t xml:space="preserve"> </w:t>
+        </w:r>
+      </w:ins>
       <m:oMath>
         <m:sSub>
           <m:e>
@@ -14163,15 +15689,21 @@
           </m:sub>
         </m:sSub>
       </m:oMath>
-      <w:r>
-        <w:t xml:space="preserve"> </w:t>
-      </w:r>
-      <w:r>
-        <w:t xml:space="preserve">is a confounder for the effect of</w:t>
-      </w:r>
-      <w:r>
-        <w:t xml:space="preserve"> </w:t>
-      </w:r>
+      <w:ins w:id="118" w:author="PR Preview" w:date="2024-01-01T00:00:00Z">
+        <w:r>
+          <w:t xml:space="preserve"> </w:t>
+        </w:r>
+      </w:ins>
+      <w:ins w:id="118" w:author="PR Preview" w:date="2024-01-01T00:00:00Z">
+        <w:r>
+          <w:t xml:space="preserve">is a confounder for the effect of</w:t>
+        </w:r>
+      </w:ins>
+      <w:ins w:id="118" w:author="PR Preview" w:date="2024-01-01T00:00:00Z">
+        <w:r>
+          <w:t xml:space="preserve"> </w:t>
+        </w:r>
+      </w:ins>
       <m:oMath>
         <m:sSub>
           <m:e>
@@ -14186,9 +15718,11 @@
           </m:sub>
         </m:sSub>
       </m:oMath>
-      <w:r>
-        <w:t xml:space="preserve">, feedback or not.</w:t>
-      </w:r>
+      <w:ins w:id="118" w:author="PR Preview" w:date="2024-01-01T00:00:00Z">
+        <w:r>
+          <w:t xml:space="preserve">, feedback or not.</w:t>
+        </w:r>
+      </w:ins>
     </w:p>
     <w:tbl>
       <w:tblPr>
@@ -14358,12 +15892,16 @@
       <w:pPr>
         <w:pStyle w:val="FirstParagraph"/>
       </w:pPr>
-      <w:r>
-        <w:t xml:space="preserve">Suppose the target is the effect of the time-fixed treatment</w:t>
-      </w:r>
-      <w:r>
-        <w:t xml:space="preserve"> </w:t>
-      </w:r>
+      <w:ins w:id="121" w:author="PR Preview" w:date="2024-01-01T00:00:00Z">
+        <w:r>
+          <w:t xml:space="preserve">Suppose the target is the effect of the time-fixed treatment</w:t>
+        </w:r>
+      </w:ins>
+      <w:ins w:id="121" w:author="PR Preview" w:date="2024-01-01T00:00:00Z">
+        <w:r>
+          <w:t xml:space="preserve"> </w:t>
+        </w:r>
+      </w:ins>
       <m:oMath>
         <m:sSub>
           <m:e>
@@ -14378,45 +15916,65 @@
           </m:sub>
         </m:sSub>
       </m:oMath>
-      <w:r>
-        <w:t xml:space="preserve"> </w:t>
-      </w:r>
-      <w:r>
-        <w:t xml:space="preserve">alone on</w:t>
-      </w:r>
-      <w:r>
-        <w:t xml:space="preserve"> </w:t>
-      </w:r>
+      <w:ins w:id="121" w:author="PR Preview" w:date="2024-01-01T00:00:00Z">
+        <w:r>
+          <w:t xml:space="preserve"> </w:t>
+        </w:r>
+      </w:ins>
+      <w:ins w:id="121" w:author="PR Preview" w:date="2024-01-01T00:00:00Z">
+        <w:r>
+          <w:t xml:space="preserve">alone on</w:t>
+        </w:r>
+      </w:ins>
+      <w:ins w:id="121" w:author="PR Preview" w:date="2024-01-01T00:00:00Z">
+        <w:r>
+          <w:t xml:space="preserve"> </w:t>
+        </w:r>
+      </w:ins>
       <m:oMath>
         <m:r>
           <m:t>Y</m:t>
         </m:r>
       </m:oMath>
-      <w:r>
-        <w:t xml:space="preserve"> </w:t>
-      </w:r>
-      <w:r>
-        <w:t xml:space="preserve">(sometimes called the</w:t>
-      </w:r>
-      <w:r>
-        <w:t xml:space="preserve"> </w:t>
-      </w:r>
-      <w:r>
-        <w:rPr>
-          <w:b/>
-          <w:bCs/>
-        </w:rPr>
-        <w:t xml:space="preserve">short-term effect</w:t>
-      </w:r>
-      <w:r>
-        <w:t xml:space="preserve"> </w:t>
-      </w:r>
-      <w:r>
-        <w:t xml:space="preserve">of</w:t>
-      </w:r>
-      <w:r>
-        <w:t xml:space="preserve"> </w:t>
-      </w:r>
+      <w:ins w:id="121" w:author="PR Preview" w:date="2024-01-01T00:00:00Z">
+        <w:r>
+          <w:t xml:space="preserve"> </w:t>
+        </w:r>
+      </w:ins>
+      <w:ins w:id="121" w:author="PR Preview" w:date="2024-01-01T00:00:00Z">
+        <w:r>
+          <w:t xml:space="preserve">(sometimes called the</w:t>
+        </w:r>
+      </w:ins>
+      <w:ins w:id="121" w:author="PR Preview" w:date="2024-01-01T00:00:00Z">
+        <w:r>
+          <w:t xml:space="preserve"> </w:t>
+        </w:r>
+      </w:ins>
+      <w:ins w:id="121" w:author="PR Preview" w:date="2024-01-01T00:00:00Z">
+        <w:r>
+          <w:rPr>
+            <w:b/>
+            <w:bCs/>
+          </w:rPr>
+          <w:t xml:space="preserve">short-term effect</w:t>
+        </w:r>
+      </w:ins>
+      <w:ins w:id="121" w:author="PR Preview" w:date="2024-01-01T00:00:00Z">
+        <w:r>
+          <w:t xml:space="preserve"> </w:t>
+        </w:r>
+      </w:ins>
+      <w:ins w:id="121" w:author="PR Preview" w:date="2024-01-01T00:00:00Z">
+        <w:r>
+          <w:t xml:space="preserve">of</w:t>
+        </w:r>
+      </w:ins>
+      <w:ins w:id="121" w:author="PR Preview" w:date="2024-01-01T00:00:00Z">
+        <w:r>
+          <w:t xml:space="preserve"> </w:t>
+        </w:r>
+      </w:ins>
       <m:oMath>
         <m:acc>
           <m:accPr>
@@ -14429,18 +15987,26 @@
           </m:e>
         </m:acc>
       </m:oMath>
-      <w:r>
-        <w:t xml:space="preserve">).</w:t>
-      </w:r>
-      <w:r>
-        <w:t xml:space="preserve"> </w:t>
-      </w:r>
-      <w:r>
-        <w:t xml:space="preserve">Without adjustment for</w:t>
-      </w:r>
-      <w:r>
-        <w:t xml:space="preserve"> </w:t>
-      </w:r>
+      <w:ins w:id="121" w:author="PR Preview" w:date="2024-01-01T00:00:00Z">
+        <w:r>
+          <w:t xml:space="preserve">).</w:t>
+        </w:r>
+      </w:ins>
+      <w:ins w:id="121" w:author="PR Preview" w:date="2024-01-01T00:00:00Z">
+        <w:r>
+          <w:t xml:space="preserve"> </w:t>
+        </w:r>
+      </w:ins>
+      <w:ins w:id="121" w:author="PR Preview" w:date="2024-01-01T00:00:00Z">
+        <w:r>
+          <w:t xml:space="preserve">Without adjustment for</w:t>
+        </w:r>
+      </w:ins>
+      <w:ins w:id="121" w:author="PR Preview" w:date="2024-01-01T00:00:00Z">
+        <w:r>
+          <w:t xml:space="preserve"> </w:t>
+        </w:r>
+      </w:ins>
       <m:oMath>
         <m:sSub>
           <m:e>
@@ -14455,9 +16021,11 @@
           </m:sub>
         </m:sSub>
       </m:oMath>
-      <w:r>
-        <w:t xml:space="preserve">:</w:t>
-      </w:r>
+      <w:ins w:id="121" w:author="PR Preview" w:date="2024-01-01T00:00:00Z">
+        <w:r>
+          <w:t xml:space="preserve">:</w:t>
+        </w:r>
+      </w:ins>
     </w:p>
     <w:p>
       <w:pPr>
@@ -14467,9 +16035,11 @@
           <w:numId w:val="1007"/>
         </w:numPr>
       </w:pPr>
-      <w:r>
-        <w:t xml:space="preserve">with treatment-confounder feedback, there is selection bias;</w:t>
-      </w:r>
+      <w:ins w:id="122" w:author="PR Preview" w:date="2024-01-01T00:00:00Z">
+        <w:r>
+          <w:t xml:space="preserve">with treatment-confounder feedback, there is selection bias;</w:t>
+        </w:r>
+      </w:ins>
     </w:p>
     <w:p>
       <w:pPr>
@@ -14479,12 +16049,16 @@
           <w:numId w:val="1007"/>
         </w:numPr>
       </w:pPr>
-      <w:r>
-        <w:t xml:space="preserve">if</w:t>
-      </w:r>
-      <w:r>
-        <w:t xml:space="preserve"> </w:t>
-      </w:r>
+      <w:ins w:id="123" w:author="PR Preview" w:date="2024-01-01T00:00:00Z">
+        <w:r>
+          <w:t xml:space="preserve">if</w:t>
+        </w:r>
+      </w:ins>
+      <w:ins w:id="123" w:author="PR Preview" w:date="2024-01-01T00:00:00Z">
+        <w:r>
+          <w:t xml:space="preserve"> </w:t>
+        </w:r>
+      </w:ins>
       <m:oMath>
         <m:sSub>
           <m:e>
@@ -14499,37 +16073,51 @@
           </m:sub>
         </m:sSub>
       </m:oMath>
-      <w:r>
-        <w:t xml:space="preserve"> </w:t>
-      </w:r>
-      <w:r>
-        <w:t xml:space="preserve">affects</w:t>
-      </w:r>
-      <w:r>
-        <w:t xml:space="preserve"> </w:t>
-      </w:r>
+      <w:ins w:id="123" w:author="PR Preview" w:date="2024-01-01T00:00:00Z">
+        <w:r>
+          <w:t xml:space="preserve"> </w:t>
+        </w:r>
+      </w:ins>
+      <w:ins w:id="123" w:author="PR Preview" w:date="2024-01-01T00:00:00Z">
+        <w:r>
+          <w:t xml:space="preserve">affects</w:t>
+        </w:r>
+      </w:ins>
+      <w:ins w:id="123" w:author="PR Preview" w:date="2024-01-01T00:00:00Z">
+        <w:r>
+          <w:t xml:space="preserve"> </w:t>
+        </w:r>
+      </w:ins>
       <m:oMath>
         <m:r>
           <m:t>Y</m:t>
         </m:r>
       </m:oMath>
-      <w:r>
-        <w:t xml:space="preserve"> </w:t>
-      </w:r>
-      <w:r>
-        <w:t xml:space="preserve">directly, there is confounding.</w:t>
-      </w:r>
+      <w:ins w:id="123" w:author="PR Preview" w:date="2024-01-01T00:00:00Z">
+        <w:r>
+          <w:t xml:space="preserve"> </w:t>
+        </w:r>
+      </w:ins>
+      <w:ins w:id="123" w:author="PR Preview" w:date="2024-01-01T00:00:00Z">
+        <w:r>
+          <w:t xml:space="preserve">directly, there is confounding.</w:t>
+        </w:r>
+      </w:ins>
     </w:p>
     <w:p>
       <w:pPr>
         <w:pStyle w:val="FirstParagraph"/>
       </w:pPr>
-      <w:r>
-        <w:t xml:space="preserve">So</w:t>
-      </w:r>
-      <w:r>
-        <w:t xml:space="preserve"> </w:t>
-      </w:r>
+      <w:ins w:id="124" w:author="PR Preview" w:date="2024-01-01T00:00:00Z">
+        <w:r>
+          <w:t xml:space="preserve">So</w:t>
+        </w:r>
+      </w:ins>
+      <w:ins w:id="124" w:author="PR Preview" w:date="2024-01-01T00:00:00Z">
+        <w:r>
+          <w:t xml:space="preserve"> </w:t>
+        </w:r>
+      </w:ins>
       <m:oMath>
         <m:r>
           <m:rPr>
@@ -14668,21 +16256,31 @@
           </m:e>
         </m:d>
       </m:oMath>
-      <w:r>
-        <w:t xml:space="preserve"> </w:t>
-      </w:r>
-      <w:r>
-        <w:t xml:space="preserve">need not be zero</w:t>
-      </w:r>
-      <w:r>
-        <w:t xml:space="preserve"> </w:t>
-      </w:r>
-      <w:r>
-        <w:t xml:space="preserve">even if</w:t>
-      </w:r>
-      <w:r>
-        <w:t xml:space="preserve"> </w:t>
-      </w:r>
+      <w:ins w:id="124" w:author="PR Preview" w:date="2024-01-01T00:00:00Z">
+        <w:r>
+          <w:t xml:space="preserve"> </w:t>
+        </w:r>
+      </w:ins>
+      <w:ins w:id="124" w:author="PR Preview" w:date="2024-01-01T00:00:00Z">
+        <w:r>
+          <w:t xml:space="preserve">need not be zero</w:t>
+        </w:r>
+      </w:ins>
+      <w:ins w:id="124" w:author="PR Preview" w:date="2024-01-01T00:00:00Z">
+        <w:r>
+          <w:t xml:space="preserve"> </w:t>
+        </w:r>
+      </w:ins>
+      <w:ins w:id="124" w:author="PR Preview" w:date="2024-01-01T00:00:00Z">
+        <w:r>
+          <w:t xml:space="preserve">even if</w:t>
+        </w:r>
+      </w:ins>
+      <w:ins w:id="124" w:author="PR Preview" w:date="2024-01-01T00:00:00Z">
+        <w:r>
+          <w:t xml:space="preserve"> </w:t>
+        </w:r>
+      </w:ins>
       <m:oMath>
         <m:sSub>
           <m:e>
@@ -14697,20 +16295,26 @@
           </m:sub>
         </m:sSub>
       </m:oMath>
-      <w:r>
-        <w:t xml:space="preserve"> </w:t>
-      </w:r>
-      <w:r>
-        <w:t xml:space="preserve">has no effect on anyone’s outcome (Figures 20.8-20.10).</w:t>
-      </w:r>
+      <w:ins w:id="124" w:author="PR Preview" w:date="2024-01-01T00:00:00Z">
+        <w:r>
+          <w:t xml:space="preserve"> </w:t>
+        </w:r>
+      </w:ins>
+      <w:ins w:id="124" w:author="PR Preview" w:date="2024-01-01T00:00:00Z">
+        <w:r>
+          <w:t xml:space="preserve">has no effect on anyone’s outcome (Figures 20.8-20.10).</w:t>
+        </w:r>
+      </w:ins>
     </w:p>
     <w:p>
       <w:pPr>
         <w:pStyle w:val="BodyText"/>
       </w:pPr>
-      <w:r>
-        <w:t xml:space="preserve">In practice, this bias can arise in analyses comparing current users (</w:t>
-      </w:r>
+      <w:ins w:id="125" w:author="PR Preview" w:date="2024-01-01T00:00:00Z">
+        <w:r>
+          <w:t xml:space="preserve">In practice, this bias can arise in analyses comparing current users (</w:t>
+        </w:r>
+      </w:ins>
       <m:oMath>
         <m:sSub>
           <m:e>
@@ -14734,15 +16338,21 @@
           <m:t>1</m:t>
         </m:r>
       </m:oMath>
-      <w:r>
-        <w:t xml:space="preserve">)</w:t>
-      </w:r>
-      <w:r>
-        <w:t xml:space="preserve"> </w:t>
-      </w:r>
-      <w:r>
-        <w:t xml:space="preserve">with nonusers (</w:t>
-      </w:r>
+      <w:ins w:id="125" w:author="PR Preview" w:date="2024-01-01T00:00:00Z">
+        <w:r>
+          <w:t xml:space="preserve">)</w:t>
+        </w:r>
+      </w:ins>
+      <w:ins w:id="125" w:author="PR Preview" w:date="2024-01-01T00:00:00Z">
+        <w:r>
+          <w:t xml:space="preserve"> </w:t>
+        </w:r>
+      </w:ins>
+      <w:ins w:id="125" w:author="PR Preview" w:date="2024-01-01T00:00:00Z">
+        <w:r>
+          <w:t xml:space="preserve">with nonusers (</w:t>
+        </w:r>
+      </w:ins>
       <m:oMath>
         <m:sSub>
           <m:e>
@@ -14766,58 +16376,90 @@
           <m:t>0</m:t>
         </m:r>
       </m:oMath>
-      <w:r>
-        <w:t xml:space="preserve">) of a time-fixed treatment.</w:t>
-      </w:r>
-      <w:r>
-        <w:t xml:space="preserve"> </w:t>
-      </w:r>
-      <w:r>
-        <w:t xml:space="preserve">It can be avoided by adjusting for prior treatment history</w:t>
-      </w:r>
-      <w:r>
-        <w:t xml:space="preserve"> </w:t>
-      </w:r>
-      <w:r>
-        <w:t xml:space="preserve">or by restricting to individuals with a particular treatment history.</w:t>
-      </w:r>
-      <w:r>
-        <w:t xml:space="preserve"> </w:t>
-      </w:r>
-      <w:r>
-        <w:t xml:space="preserve">This restriction is the idea behind</w:t>
-      </w:r>
-      <w:r>
-        <w:t xml:space="preserve"> </w:t>
-      </w:r>
-      <w:r>
-        <w:rPr>
-          <w:b/>
-          <w:bCs/>
-        </w:rPr>
-        <w:t xml:space="preserve">new-user designs</w:t>
-      </w:r>
-      <w:r>
-        <w:t xml:space="preserve">:</w:t>
-      </w:r>
-      <w:r>
-        <w:t xml:space="preserve"> </w:t>
-      </w:r>
-      <w:r>
-        <w:t xml:space="preserve">restrict the analysis to individuals with no past use of the treatment.</w:t>
-      </w:r>
-      <w:r>
-        <w:t xml:space="preserve"> </w:t>
-      </w:r>
-      <w:r>
-        <w:t xml:space="preserve">If past treatment could be correctly adjusted for,</w:t>
-      </w:r>
-      <w:r>
-        <w:t xml:space="preserve"> </w:t>
-      </w:r>
-      <w:r>
-        <w:t xml:space="preserve">the restriction to new users would be unnecessary.</w:t>
-      </w:r>
+      <w:ins w:id="125" w:author="PR Preview" w:date="2024-01-01T00:00:00Z">
+        <w:r>
+          <w:t xml:space="preserve">) of a time-fixed treatment.</w:t>
+        </w:r>
+      </w:ins>
+      <w:ins w:id="125" w:author="PR Preview" w:date="2024-01-01T00:00:00Z">
+        <w:r>
+          <w:t xml:space="preserve"> </w:t>
+        </w:r>
+      </w:ins>
+      <w:ins w:id="125" w:author="PR Preview" w:date="2024-01-01T00:00:00Z">
+        <w:r>
+          <w:t xml:space="preserve">It can be avoided by adjusting for prior treatment history</w:t>
+        </w:r>
+      </w:ins>
+      <w:ins w:id="125" w:author="PR Preview" w:date="2024-01-01T00:00:00Z">
+        <w:r>
+          <w:t xml:space="preserve"> </w:t>
+        </w:r>
+      </w:ins>
+      <w:ins w:id="125" w:author="PR Preview" w:date="2024-01-01T00:00:00Z">
+        <w:r>
+          <w:t xml:space="preserve">or by restricting to individuals with a particular treatment history.</w:t>
+        </w:r>
+      </w:ins>
+      <w:ins w:id="125" w:author="PR Preview" w:date="2024-01-01T00:00:00Z">
+        <w:r>
+          <w:t xml:space="preserve"> </w:t>
+        </w:r>
+      </w:ins>
+      <w:ins w:id="125" w:author="PR Preview" w:date="2024-01-01T00:00:00Z">
+        <w:r>
+          <w:t xml:space="preserve">This restriction is the idea behind</w:t>
+        </w:r>
+      </w:ins>
+      <w:ins w:id="125" w:author="PR Preview" w:date="2024-01-01T00:00:00Z">
+        <w:r>
+          <w:t xml:space="preserve"> </w:t>
+        </w:r>
+      </w:ins>
+      <w:ins w:id="125" w:author="PR Preview" w:date="2024-01-01T00:00:00Z">
+        <w:r>
+          <w:rPr>
+            <w:b/>
+            <w:bCs/>
+          </w:rPr>
+          <w:t xml:space="preserve">new-user designs</w:t>
+        </w:r>
+      </w:ins>
+      <w:ins w:id="125" w:author="PR Preview" w:date="2024-01-01T00:00:00Z">
+        <w:r>
+          <w:t xml:space="preserve">:</w:t>
+        </w:r>
+      </w:ins>
+      <w:ins w:id="125" w:author="PR Preview" w:date="2024-01-01T00:00:00Z">
+        <w:r>
+          <w:t xml:space="preserve"> </w:t>
+        </w:r>
+      </w:ins>
+      <w:ins w:id="125" w:author="PR Preview" w:date="2024-01-01T00:00:00Z">
+        <w:r>
+          <w:t xml:space="preserve">restrict the analysis to individuals with no past use of the treatment.</w:t>
+        </w:r>
+      </w:ins>
+      <w:ins w:id="125" w:author="PR Preview" w:date="2024-01-01T00:00:00Z">
+        <w:r>
+          <w:t xml:space="preserve"> </w:t>
+        </w:r>
+      </w:ins>
+      <w:ins w:id="125" w:author="PR Preview" w:date="2024-01-01T00:00:00Z">
+        <w:r>
+          <w:t xml:space="preserve">If past treatment could be correctly adjusted for,</w:t>
+        </w:r>
+      </w:ins>
+      <w:ins w:id="125" w:author="PR Preview" w:date="2024-01-01T00:00:00Z">
+        <w:r>
+          <w:t xml:space="preserve"> </w:t>
+        </w:r>
+      </w:ins>
+      <w:ins w:id="125" w:author="PR Preview" w:date="2024-01-01T00:00:00Z">
+        <w:r>
+          <w:t xml:space="preserve">the restriction to new users would be unnecessary.</w:t>
+        </w:r>
+      </w:ins>
     </w:p>
     <w:p>
       <w:r>
@@ -14840,28 +16482,40 @@
       <w:pPr>
         <w:pStyle w:val="FirstParagraph"/>
       </w:pPr>
-      <w:r>
-        <w:t xml:space="preserve">The need to adjust for past treatment matters when past treatment is</w:t>
-      </w:r>
-      <w:r>
-        <w:t xml:space="preserve"> </w:t>
-      </w:r>
-      <w:r>
-        <w:rPr>
-          <w:b/>
-          <w:bCs/>
-        </w:rPr>
-        <w:t xml:space="preserve">mismeasured</w:t>
-      </w:r>
-      <w:r>
-        <w:t xml:space="preserve">.</w:t>
-      </w:r>
-      <w:r>
-        <w:t xml:space="preserve"> </w:t>
-      </w:r>
-      <w:r>
-        <w:t xml:space="preserve">As in Section 9.3, adjusting for a mismeasured confounder can leave bias in either direction.</w:t>
-      </w:r>
+      <w:ins w:id="128" w:author="PR Preview" w:date="2024-01-01T00:00:00Z">
+        <w:r>
+          <w:t xml:space="preserve">The need to adjust for past treatment matters when past treatment is</w:t>
+        </w:r>
+      </w:ins>
+      <w:ins w:id="128" w:author="PR Preview" w:date="2024-01-01T00:00:00Z">
+        <w:r>
+          <w:t xml:space="preserve"> </w:t>
+        </w:r>
+      </w:ins>
+      <w:ins w:id="128" w:author="PR Preview" w:date="2024-01-01T00:00:00Z">
+        <w:r>
+          <w:rPr>
+            <w:b/>
+            <w:bCs/>
+          </w:rPr>
+          <w:t xml:space="preserve">mismeasured</w:t>
+        </w:r>
+      </w:ins>
+      <w:ins w:id="128" w:author="PR Preview" w:date="2024-01-01T00:00:00Z">
+        <w:r>
+          <w:t xml:space="preserve">.</w:t>
+        </w:r>
+      </w:ins>
+      <w:ins w:id="128" w:author="PR Preview" w:date="2024-01-01T00:00:00Z">
+        <w:r>
+          <w:t xml:space="preserve"> </w:t>
+        </w:r>
+      </w:ins>
+      <w:ins w:id="128" w:author="PR Preview" w:date="2024-01-01T00:00:00Z">
+        <w:r>
+          <w:t xml:space="preserve">As in Section 9.3, adjusting for a mismeasured confounder can leave bias in either direction.</w:t>
+        </w:r>
+      </w:ins>
     </w:p>
     <w:tbl>
       <w:tblPr>
@@ -15264,61 +16918,95 @@
       <w:pPr>
         <w:pStyle w:val="BodyText"/>
       </w:pPr>
-      <w:r>
-        <w:t xml:space="preserve">Contrary to a widespread belief, mismeasurement of a time-varying treatment</w:t>
-      </w:r>
-      <w:r>
-        <w:t xml:space="preserve"> </w:t>
-      </w:r>
-      <w:r>
-        <w:t xml:space="preserve">(even independent, non-differential measurement error)</w:t>
-      </w:r>
-      <w:r>
-        <w:t xml:space="preserve"> </w:t>
-      </w:r>
-      <w:r>
-        <w:rPr>
-          <w:b/>
-          <w:bCs/>
-        </w:rPr>
-        <w:t xml:space="preserve">may cause bias under the null</w:t>
-      </w:r>
-      <w:r>
-        <w:t xml:space="preserve">,</w:t>
-      </w:r>
-      <w:r>
-        <w:t xml:space="preserve"> </w:t>
-      </w:r>
-      <w:r>
-        <w:t xml:space="preserve">because past treatment confounds the effect of later treatment</w:t>
-      </w:r>
-      <w:r>
-        <w:t xml:space="preserve"> </w:t>
-      </w:r>
-      <w:r>
-        <w:t xml:space="preserve">even when past treatment has no effect on the outcome.</w:t>
-      </w:r>
-      <w:r>
-        <w:t xml:space="preserve"> </w:t>
-      </w:r>
-      <w:r>
-        <w:t xml:space="preserve">Under the alternative, the imperfect adjustment may exaggerate the effect estimate.</w:t>
-      </w:r>
-      <w:r>
-        <w:t xml:space="preserve"> </w:t>
-      </w:r>
-      <w:r>
-        <w:t xml:space="preserve">Robins (1987) showed that randomly mismeasured treatment may lead to bias away from the null</w:t>
-      </w:r>
-      <w:r>
-        <w:t xml:space="preserve"> </w:t>
-      </w:r>
-      <w:r>
-        <w:t xml:space="preserve">(Hernán and Robins 2020, 275)</w:t>
-      </w:r>
-      <w:r>
-        <w:t xml:space="preserve">.</w:t>
-      </w:r>
+      <w:ins w:id="129" w:author="PR Preview" w:date="2024-01-01T00:00:00Z">
+        <w:r>
+          <w:t xml:space="preserve">Contrary to a widespread belief, mismeasurement of a time-varying treatment</w:t>
+        </w:r>
+      </w:ins>
+      <w:ins w:id="129" w:author="PR Preview" w:date="2024-01-01T00:00:00Z">
+        <w:r>
+          <w:t xml:space="preserve"> </w:t>
+        </w:r>
+      </w:ins>
+      <w:ins w:id="129" w:author="PR Preview" w:date="2024-01-01T00:00:00Z">
+        <w:r>
+          <w:t xml:space="preserve">(even independent, non-differential measurement error)</w:t>
+        </w:r>
+      </w:ins>
+      <w:ins w:id="129" w:author="PR Preview" w:date="2024-01-01T00:00:00Z">
+        <w:r>
+          <w:t xml:space="preserve"> </w:t>
+        </w:r>
+      </w:ins>
+      <w:ins w:id="129" w:author="PR Preview" w:date="2024-01-01T00:00:00Z">
+        <w:r>
+          <w:rPr>
+            <w:b/>
+            <w:bCs/>
+          </w:rPr>
+          <w:t xml:space="preserve">may cause bias under the null</w:t>
+        </w:r>
+      </w:ins>
+      <w:ins w:id="129" w:author="PR Preview" w:date="2024-01-01T00:00:00Z">
+        <w:r>
+          <w:t xml:space="preserve">,</w:t>
+        </w:r>
+      </w:ins>
+      <w:ins w:id="129" w:author="PR Preview" w:date="2024-01-01T00:00:00Z">
+        <w:r>
+          <w:t xml:space="preserve"> </w:t>
+        </w:r>
+      </w:ins>
+      <w:ins w:id="129" w:author="PR Preview" w:date="2024-01-01T00:00:00Z">
+        <w:r>
+          <w:t xml:space="preserve">because past treatment confounds the effect of later treatment</w:t>
+        </w:r>
+      </w:ins>
+      <w:ins w:id="129" w:author="PR Preview" w:date="2024-01-01T00:00:00Z">
+        <w:r>
+          <w:t xml:space="preserve"> </w:t>
+        </w:r>
+      </w:ins>
+      <w:ins w:id="129" w:author="PR Preview" w:date="2024-01-01T00:00:00Z">
+        <w:r>
+          <w:t xml:space="preserve">even when past treatment has no effect on the outcome.</w:t>
+        </w:r>
+      </w:ins>
+      <w:ins w:id="129" w:author="PR Preview" w:date="2024-01-01T00:00:00Z">
+        <w:r>
+          <w:t xml:space="preserve"> </w:t>
+        </w:r>
+      </w:ins>
+      <w:ins w:id="129" w:author="PR Preview" w:date="2024-01-01T00:00:00Z">
+        <w:r>
+          <w:t xml:space="preserve">Under the alternative, the imperfect adjustment may exaggerate the effect estimate.</w:t>
+        </w:r>
+      </w:ins>
+      <w:ins w:id="129" w:author="PR Preview" w:date="2024-01-01T00:00:00Z">
+        <w:r>
+          <w:t xml:space="preserve"> </w:t>
+        </w:r>
+      </w:ins>
+      <w:ins w:id="129" w:author="PR Preview" w:date="2024-01-01T00:00:00Z">
+        <w:r>
+          <w:t xml:space="preserve">Robins (1987) showed that randomly mismeasured treatment may lead to bias away from the null</w:t>
+        </w:r>
+      </w:ins>
+      <w:ins w:id="129" w:author="PR Preview" w:date="2024-01-01T00:00:00Z">
+        <w:r>
+          <w:t xml:space="preserve"> </w:t>
+        </w:r>
+      </w:ins>
+      <w:ins w:id="129" w:author="PR Preview" w:date="2024-01-01T00:00:00Z">
+        <w:r>
+          <w:t xml:space="preserve">(Hernán and Robins 2020, 275)</w:t>
+        </w:r>
+      </w:ins>
+      <w:ins w:id="129" w:author="PR Preview" w:date="2024-01-01T00:00:00Z">
+        <w:r>
+          <w:t xml:space="preserve">.</w:t>
+        </w:r>
+      </w:ins>
     </w:p>
     <w:bookmarkEnd w:id="37"/>
     <w:bookmarkEnd w:id="38"/>
@@ -15346,19 +17034,25 @@
           <w:numId w:val="1008"/>
         </w:numPr>
       </w:pPr>
-      <w:r>
-        <w:rPr>
-          <w:b/>
-          <w:bCs/>
-        </w:rPr>
-        <w:t xml:space="preserve">Treatment-confounder feedback</w:t>
-      </w:r>
-      <w:r>
-        <w:t xml:space="preserve">: a time-varying confounder</w:t>
-      </w:r>
-      <w:r>
-        <w:t xml:space="preserve"> </w:t>
-      </w:r>
+      <w:ins w:id="132" w:author="PR Preview" w:date="2024-01-01T00:00:00Z">
+        <w:r>
+          <w:rPr>
+            <w:b/>
+            <w:bCs/>
+          </w:rPr>
+          <w:t xml:space="preserve">Treatment-confounder feedback</w:t>
+        </w:r>
+      </w:ins>
+      <w:ins w:id="132" w:author="PR Preview" w:date="2024-01-01T00:00:00Z">
+        <w:r>
+          <w:t xml:space="preserve">: a time-varying confounder</w:t>
+        </w:r>
+      </w:ins>
+      <w:ins w:id="132" w:author="PR Preview" w:date="2024-01-01T00:00:00Z">
+        <w:r>
+          <w:t xml:space="preserve"> </w:t>
+        </w:r>
+      </w:ins>
       <m:oMath>
         <m:sSub>
           <m:e>
@@ -15373,15 +17067,21 @@
           </m:sub>
         </m:sSub>
       </m:oMath>
-      <w:r>
-        <w:t xml:space="preserve"> </w:t>
-      </w:r>
-      <w:r>
-        <w:t xml:space="preserve">affects later treatment</w:t>
-      </w:r>
-      <w:r>
-        <w:t xml:space="preserve"> </w:t>
-      </w:r>
+      <w:ins w:id="132" w:author="PR Preview" w:date="2024-01-01T00:00:00Z">
+        <w:r>
+          <w:t xml:space="preserve"> </w:t>
+        </w:r>
+      </w:ins>
+      <w:ins w:id="132" w:author="PR Preview" w:date="2024-01-01T00:00:00Z">
+        <w:r>
+          <w:t xml:space="preserve">affects later treatment</w:t>
+        </w:r>
+      </w:ins>
+      <w:ins w:id="132" w:author="PR Preview" w:date="2024-01-01T00:00:00Z">
+        <w:r>
+          <w:t xml:space="preserve"> </w:t>
+        </w:r>
+      </w:ins>
       <m:oMath>
         <m:sSub>
           <m:e>
@@ -15396,12 +17096,16 @@
           </m:sub>
         </m:sSub>
       </m:oMath>
-      <w:r>
-        <w:t xml:space="preserve"> </w:t>
-      </w:r>
-      <w:r>
-        <w:t xml:space="preserve">and is affected by (or shares causes with) earlier treatment.</w:t>
-      </w:r>
+      <w:ins w:id="132" w:author="PR Preview" w:date="2024-01-01T00:00:00Z">
+        <w:r>
+          <w:t xml:space="preserve"> </w:t>
+        </w:r>
+      </w:ins>
+      <w:ins w:id="132" w:author="PR Preview" w:date="2024-01-01T00:00:00Z">
+        <w:r>
+          <w:t xml:space="preserve">and is affected by (or shares causes with) earlier treatment.</w:t>
+        </w:r>
+      </w:ins>
     </w:p>
     <w:p>
       <w:pPr>
@@ -15411,39 +17115,61 @@
           <w:numId w:val="1008"/>
         </w:numPr>
       </w:pPr>
-      <w:r>
-        <w:t xml:space="preserve">In Table 20.1 the true effect of</w:t>
-      </w:r>
-      <w:r>
-        <w:t xml:space="preserve"> </w:t>
-      </w:r>
-      <w:r>
-        <w:t xml:space="preserve">“always treat”</w:t>
-      </w:r>
-      <w:r>
-        <w:t xml:space="preserve"> </w:t>
-      </w:r>
-      <w:r>
-        <w:t xml:space="preserve">vs. </w:t>
-      </w:r>
-      <w:r>
-        <w:t xml:space="preserve">“never treat”</w:t>
-      </w:r>
-      <w:r>
-        <w:t xml:space="preserve"> </w:t>
-      </w:r>
-      <w:r>
-        <w:t xml:space="preserve">is 0,</w:t>
-      </w:r>
-      <w:r>
-        <w:t xml:space="preserve"> </w:t>
-      </w:r>
-      <w:r>
-        <w:t xml:space="preserve">yet the unadjusted analysis gives</w:t>
-      </w:r>
-      <w:r>
-        <w:t xml:space="preserve"> </w:t>
-      </w:r>
+      <w:ins w:id="133" w:author="PR Preview" w:date="2024-01-01T00:00:00Z">
+        <w:r>
+          <w:t xml:space="preserve">In Table 20.1 the true effect of</w:t>
+        </w:r>
+      </w:ins>
+      <w:ins w:id="133" w:author="PR Preview" w:date="2024-01-01T00:00:00Z">
+        <w:r>
+          <w:t xml:space="preserve"> </w:t>
+        </w:r>
+      </w:ins>
+      <w:ins w:id="133" w:author="PR Preview" w:date="2024-01-01T00:00:00Z">
+        <w:r>
+          <w:t xml:space="preserve">“always treat”</w:t>
+        </w:r>
+      </w:ins>
+      <w:ins w:id="133" w:author="PR Preview" w:date="2024-01-01T00:00:00Z">
+        <w:r>
+          <w:t xml:space="preserve"> </w:t>
+        </w:r>
+      </w:ins>
+      <w:ins w:id="133" w:author="PR Preview" w:date="2024-01-01T00:00:00Z">
+        <w:r>
+          <w:t xml:space="preserve">vs. </w:t>
+        </w:r>
+      </w:ins>
+      <w:ins w:id="133" w:author="PR Preview" w:date="2024-01-01T00:00:00Z">
+        <w:r>
+          <w:t xml:space="preserve">“never treat”</w:t>
+        </w:r>
+      </w:ins>
+      <w:ins w:id="133" w:author="PR Preview" w:date="2024-01-01T00:00:00Z">
+        <w:r>
+          <w:t xml:space="preserve"> </w:t>
+        </w:r>
+      </w:ins>
+      <w:ins w:id="133" w:author="PR Preview" w:date="2024-01-01T00:00:00Z">
+        <w:r>
+          <w:t xml:space="preserve">is 0,</w:t>
+        </w:r>
+      </w:ins>
+      <w:ins w:id="133" w:author="PR Preview" w:date="2024-01-01T00:00:00Z">
+        <w:r>
+          <w:t xml:space="preserve"> </w:t>
+        </w:r>
+      </w:ins>
+      <w:ins w:id="133" w:author="PR Preview" w:date="2024-01-01T00:00:00Z">
+        <w:r>
+          <w:t xml:space="preserve">yet the unadjusted analysis gives</w:t>
+        </w:r>
+      </w:ins>
+      <w:ins w:id="133" w:author="PR Preview" w:date="2024-01-01T00:00:00Z">
+        <w:r>
+          <w:t xml:space="preserve"> </w:t>
+        </w:r>
+      </w:ins>
       <m:oMath>
         <m:r>
           <m:rPr>
@@ -15455,15 +17181,21 @@
           <m:t>13.3</m:t>
         </m:r>
       </m:oMath>
-      <w:r>
-        <w:t xml:space="preserve"> </w:t>
-      </w:r>
-      <w:r>
-        <w:t xml:space="preserve">and stratification on</w:t>
-      </w:r>
-      <w:r>
-        <w:t xml:space="preserve"> </w:t>
-      </w:r>
+      <w:ins w:id="133" w:author="PR Preview" w:date="2024-01-01T00:00:00Z">
+        <w:r>
+          <w:t xml:space="preserve"> </w:t>
+        </w:r>
+      </w:ins>
+      <w:ins w:id="133" w:author="PR Preview" w:date="2024-01-01T00:00:00Z">
+        <w:r>
+          <w:t xml:space="preserve">and stratification on</w:t>
+        </w:r>
+      </w:ins>
+      <w:ins w:id="133" w:author="PR Preview" w:date="2024-01-01T00:00:00Z">
+        <w:r>
+          <w:t xml:space="preserve"> </w:t>
+        </w:r>
+      </w:ins>
       <m:oMath>
         <m:sSub>
           <m:e>
@@ -15478,15 +17210,21 @@
           </m:sub>
         </m:sSub>
       </m:oMath>
-      <w:r>
-        <w:t xml:space="preserve"> </w:t>
-      </w:r>
-      <w:r>
-        <w:t xml:space="preserve">gives</w:t>
-      </w:r>
-      <w:r>
-        <w:t xml:space="preserve"> </w:t>
-      </w:r>
+      <w:ins w:id="133" w:author="PR Preview" w:date="2024-01-01T00:00:00Z">
+        <w:r>
+          <w:t xml:space="preserve"> </w:t>
+        </w:r>
+      </w:ins>
+      <w:ins w:id="133" w:author="PR Preview" w:date="2024-01-01T00:00:00Z">
+        <w:r>
+          <w:t xml:space="preserve">gives</w:t>
+        </w:r>
+      </w:ins>
+      <w:ins w:id="133" w:author="PR Preview" w:date="2024-01-01T00:00:00Z">
+        <w:r>
+          <w:t xml:space="preserve"> </w:t>
+        </w:r>
+      </w:ins>
       <m:oMath>
         <m:r>
           <m:rPr>
@@ -15498,9 +17236,11 @@
           <m:t>8</m:t>
         </m:r>
       </m:oMath>
-      <w:r>
-        <w:t xml:space="preserve">.</w:t>
-      </w:r>
+      <w:ins w:id="133" w:author="PR Preview" w:date="2024-01-01T00:00:00Z">
+        <w:r>
+          <w:t xml:space="preserve">.</w:t>
+        </w:r>
+      </w:ins>
     </w:p>
     <w:p>
       <w:pPr>
@@ -15659,15 +17399,21 @@
           <w:numId w:val="1008"/>
         </w:numPr>
       </w:pPr>
-      <w:r>
-        <w:t xml:space="preserve">Outcome regression and matching are stratification-based too,</w:t>
-      </w:r>
-      <w:r>
-        <w:t xml:space="preserve"> </w:t>
-      </w:r>
-      <w:r>
-        <w:t xml:space="preserve">so they are biased even when the regression model is correct.</w:t>
-      </w:r>
+      <w:ins w:id="135" w:author="PR Preview" w:date="2024-01-01T00:00:00Z">
+        <w:r>
+          <w:t xml:space="preserve">Outcome regression and matching are stratification-based too,</w:t>
+        </w:r>
+      </w:ins>
+      <w:ins w:id="135" w:author="PR Preview" w:date="2024-01-01T00:00:00Z">
+        <w:r>
+          <w:t xml:space="preserve"> </w:t>
+        </w:r>
+      </w:ins>
+      <w:ins w:id="135" w:author="PR Preview" w:date="2024-01-01T00:00:00Z">
+        <w:r>
+          <w:t xml:space="preserve">so they are biased even when the regression model is correct.</w:t>
+        </w:r>
+      </w:ins>
     </w:p>
     <w:p>
       <w:pPr>
